--- a/PYSPARK/pyspark installation.docx
+++ b/PYSPARK/pyspark installation.docx
@@ -576,6 +576,7305 @@
         </w:rPr>
       </w:r>
     </w:p>
+    <w:p>
+      <w:pPr>
+        <w:pStyle w:val="Normal"/>
+        <w:bidi w:val="0"/>
+        <w:jc w:val="start"/>
+        <w:rPr>
+          <w:rFonts w:ascii="Liberation Serif" w:hAnsi="Liberation Serif"/>
+        </w:rPr>
+      </w:pPr>
+      <w:r>
+        <w:rPr>
+          <w:rFonts w:ascii="Liberation Serif" w:hAnsi="Liberation Serif"/>
+        </w:rPr>
+      </w:r>
+    </w:p>
+    <w:p>
+      <w:pPr>
+        <w:pStyle w:val="Normal"/>
+        <w:bidi w:val="0"/>
+        <w:jc w:val="start"/>
+        <w:rPr>
+          <w:rFonts w:ascii="Liberation Serif" w:hAnsi="Liberation Serif"/>
+        </w:rPr>
+      </w:pPr>
+      <w:r>
+        <w:rPr>
+          <w:rFonts w:ascii="Liberation Serif" w:hAnsi="Liberation Serif"/>
+        </w:rPr>
+        <w:t>================================================================================</w:t>
+      </w:r>
+    </w:p>
+    <w:p>
+      <w:pPr>
+        <w:pStyle w:val="Normal"/>
+        <w:bidi w:val="0"/>
+        <w:jc w:val="start"/>
+        <w:rPr>
+          <w:rFonts w:ascii="Liberation Serif" w:hAnsi="Liberation Serif"/>
+        </w:rPr>
+      </w:pPr>
+      <w:r>
+        <w:rPr>
+          <w:rFonts w:ascii="Liberation Serif" w:hAnsi="Liberation Serif"/>
+        </w:rPr>
+        <w:t xml:space="preserve">                    </w:t>
+      </w:r>
+      <w:r>
+        <w:rPr>
+          <w:rFonts w:ascii="Liberation Serif" w:hAnsi="Liberation Serif"/>
+        </w:rPr>
+        <w:t>APACHE SPARK COMPLETE COMMAND CHEAT SHEET</w:t>
+      </w:r>
+    </w:p>
+    <w:p>
+      <w:pPr>
+        <w:pStyle w:val="Normal"/>
+        <w:bidi w:val="0"/>
+        <w:jc w:val="start"/>
+        <w:rPr>
+          <w:rFonts w:ascii="Liberation Serif" w:hAnsi="Liberation Serif"/>
+        </w:rPr>
+      </w:pPr>
+      <w:r>
+        <w:rPr>
+          <w:rFonts w:ascii="Liberation Serif" w:hAnsi="Liberation Serif"/>
+        </w:rPr>
+        <w:t>================================================================================</w:t>
+      </w:r>
+    </w:p>
+    <w:p>
+      <w:pPr>
+        <w:pStyle w:val="Normal"/>
+        <w:bidi w:val="0"/>
+        <w:jc w:val="start"/>
+        <w:rPr>
+          <w:rFonts w:ascii="Liberation Serif" w:hAnsi="Liberation Serif"/>
+        </w:rPr>
+      </w:pPr>
+      <w:r>
+        <w:rPr>
+          <w:rFonts w:ascii="Liberation Serif" w:hAnsi="Liberation Serif"/>
+        </w:rPr>
+      </w:r>
+    </w:p>
+    <w:p>
+      <w:pPr>
+        <w:pStyle w:val="Normal"/>
+        <w:bidi w:val="0"/>
+        <w:jc w:val="start"/>
+        <w:rPr>
+          <w:rFonts w:ascii="Liberation Serif" w:hAnsi="Liberation Serif"/>
+        </w:rPr>
+      </w:pPr>
+      <w:r>
+        <w:rPr>
+          <w:rFonts w:ascii="Liberation Serif" w:hAnsi="Liberation Serif"/>
+        </w:rPr>
+        <w:t>------------------------------------------------------------------------------</w:t>
+      </w:r>
+    </w:p>
+    <w:p>
+      <w:pPr>
+        <w:pStyle w:val="Normal"/>
+        <w:bidi w:val="0"/>
+        <w:jc w:val="start"/>
+        <w:rPr>
+          <w:rFonts w:ascii="Liberation Serif" w:hAnsi="Liberation Serif"/>
+        </w:rPr>
+      </w:pPr>
+      <w:r>
+        <w:rPr>
+          <w:rFonts w:ascii="Liberation Serif" w:hAnsi="Liberation Serif"/>
+        </w:rPr>
+        <w:t>1. JAVA &amp; SPARK VERIFICATION</w:t>
+      </w:r>
+    </w:p>
+    <w:p>
+      <w:pPr>
+        <w:pStyle w:val="Normal"/>
+        <w:bidi w:val="0"/>
+        <w:jc w:val="start"/>
+        <w:rPr>
+          <w:rFonts w:ascii="Liberation Serif" w:hAnsi="Liberation Serif"/>
+        </w:rPr>
+      </w:pPr>
+      <w:r>
+        <w:rPr>
+          <w:rFonts w:ascii="Liberation Serif" w:hAnsi="Liberation Serif"/>
+        </w:rPr>
+        <w:t>------------------------------------------------------------------------------</w:t>
+      </w:r>
+    </w:p>
+    <w:p>
+      <w:pPr>
+        <w:pStyle w:val="Normal"/>
+        <w:bidi w:val="0"/>
+        <w:jc w:val="start"/>
+        <w:rPr>
+          <w:rFonts w:ascii="Liberation Serif" w:hAnsi="Liberation Serif"/>
+        </w:rPr>
+      </w:pPr>
+      <w:r>
+        <w:rPr>
+          <w:rFonts w:ascii="Liberation Serif" w:hAnsi="Liberation Serif"/>
+        </w:rPr>
+      </w:r>
+    </w:p>
+    <w:p>
+      <w:pPr>
+        <w:pStyle w:val="Normal"/>
+        <w:bidi w:val="0"/>
+        <w:jc w:val="start"/>
+        <w:rPr>
+          <w:rFonts w:ascii="Liberation Serif" w:hAnsi="Liberation Serif"/>
+        </w:rPr>
+      </w:pPr>
+      <w:r>
+        <w:rPr>
+          <w:rFonts w:ascii="Liberation Serif" w:hAnsi="Liberation Serif"/>
+        </w:rPr>
+        <w:t>java -version</w:t>
+      </w:r>
+    </w:p>
+    <w:p>
+      <w:pPr>
+        <w:pStyle w:val="Normal"/>
+        <w:bidi w:val="0"/>
+        <w:jc w:val="start"/>
+        <w:rPr>
+          <w:rFonts w:ascii="Liberation Serif" w:hAnsi="Liberation Serif"/>
+        </w:rPr>
+      </w:pPr>
+      <w:r>
+        <w:rPr>
+          <w:rFonts w:ascii="Liberation Serif" w:hAnsi="Liberation Serif"/>
+        </w:rPr>
+        <w:t xml:space="preserve">    </w:t>
+      </w:r>
+      <w:r>
+        <w:rPr>
+          <w:rFonts w:ascii="Liberation Serif" w:hAnsi="Liberation Serif"/>
+        </w:rPr>
+        <w:t>Check Java version</w:t>
+      </w:r>
+    </w:p>
+    <w:p>
+      <w:pPr>
+        <w:pStyle w:val="Normal"/>
+        <w:bidi w:val="0"/>
+        <w:jc w:val="start"/>
+        <w:rPr>
+          <w:rFonts w:ascii="Liberation Serif" w:hAnsi="Liberation Serif"/>
+        </w:rPr>
+      </w:pPr>
+      <w:r>
+        <w:rPr>
+          <w:rFonts w:ascii="Liberation Serif" w:hAnsi="Liberation Serif"/>
+        </w:rPr>
+      </w:r>
+    </w:p>
+    <w:p>
+      <w:pPr>
+        <w:pStyle w:val="Normal"/>
+        <w:bidi w:val="0"/>
+        <w:jc w:val="start"/>
+        <w:rPr>
+          <w:rFonts w:ascii="Liberation Serif" w:hAnsi="Liberation Serif"/>
+        </w:rPr>
+      </w:pPr>
+      <w:r>
+        <w:rPr>
+          <w:rFonts w:ascii="Liberation Serif" w:hAnsi="Liberation Serif"/>
+        </w:rPr>
+        <w:t>javac -version</w:t>
+      </w:r>
+    </w:p>
+    <w:p>
+      <w:pPr>
+        <w:pStyle w:val="Normal"/>
+        <w:bidi w:val="0"/>
+        <w:jc w:val="start"/>
+        <w:rPr>
+          <w:rFonts w:ascii="Liberation Serif" w:hAnsi="Liberation Serif"/>
+        </w:rPr>
+      </w:pPr>
+      <w:r>
+        <w:rPr>
+          <w:rFonts w:ascii="Liberation Serif" w:hAnsi="Liberation Serif"/>
+        </w:rPr>
+        <w:t xml:space="preserve">    </w:t>
+      </w:r>
+      <w:r>
+        <w:rPr>
+          <w:rFonts w:ascii="Liberation Serif" w:hAnsi="Liberation Serif"/>
+        </w:rPr>
+        <w:t>Check Java compiler</w:t>
+      </w:r>
+    </w:p>
+    <w:p>
+      <w:pPr>
+        <w:pStyle w:val="Normal"/>
+        <w:bidi w:val="0"/>
+        <w:jc w:val="start"/>
+        <w:rPr>
+          <w:rFonts w:ascii="Liberation Serif" w:hAnsi="Liberation Serif"/>
+        </w:rPr>
+      </w:pPr>
+      <w:r>
+        <w:rPr>
+          <w:rFonts w:ascii="Liberation Serif" w:hAnsi="Liberation Serif"/>
+        </w:rPr>
+      </w:r>
+    </w:p>
+    <w:p>
+      <w:pPr>
+        <w:pStyle w:val="Normal"/>
+        <w:bidi w:val="0"/>
+        <w:jc w:val="start"/>
+        <w:rPr>
+          <w:rFonts w:ascii="Liberation Serif" w:hAnsi="Liberation Serif"/>
+        </w:rPr>
+      </w:pPr>
+      <w:r>
+        <w:rPr>
+          <w:rFonts w:ascii="Liberation Serif" w:hAnsi="Liberation Serif"/>
+        </w:rPr>
+        <w:t>echo $JAVA_HOME</w:t>
+      </w:r>
+    </w:p>
+    <w:p>
+      <w:pPr>
+        <w:pStyle w:val="Normal"/>
+        <w:bidi w:val="0"/>
+        <w:jc w:val="start"/>
+        <w:rPr>
+          <w:rFonts w:ascii="Liberation Serif" w:hAnsi="Liberation Serif"/>
+        </w:rPr>
+      </w:pPr>
+      <w:r>
+        <w:rPr>
+          <w:rFonts w:ascii="Liberation Serif" w:hAnsi="Liberation Serif"/>
+        </w:rPr>
+        <w:t xml:space="preserve">    </w:t>
+      </w:r>
+      <w:r>
+        <w:rPr>
+          <w:rFonts w:ascii="Liberation Serif" w:hAnsi="Liberation Serif"/>
+        </w:rPr>
+        <w:t>Show JAVA_HOME</w:t>
+      </w:r>
+    </w:p>
+    <w:p>
+      <w:pPr>
+        <w:pStyle w:val="Normal"/>
+        <w:bidi w:val="0"/>
+        <w:jc w:val="start"/>
+        <w:rPr>
+          <w:rFonts w:ascii="Liberation Serif" w:hAnsi="Liberation Serif"/>
+        </w:rPr>
+      </w:pPr>
+      <w:r>
+        <w:rPr>
+          <w:rFonts w:ascii="Liberation Serif" w:hAnsi="Liberation Serif"/>
+        </w:rPr>
+      </w:r>
+    </w:p>
+    <w:p>
+      <w:pPr>
+        <w:pStyle w:val="Normal"/>
+        <w:bidi w:val="0"/>
+        <w:jc w:val="start"/>
+        <w:rPr>
+          <w:rFonts w:ascii="Liberation Serif" w:hAnsi="Liberation Serif"/>
+        </w:rPr>
+      </w:pPr>
+      <w:r>
+        <w:rPr>
+          <w:rFonts w:ascii="Liberation Serif" w:hAnsi="Liberation Serif"/>
+        </w:rPr>
+        <w:t>echo $SPARK_HOME</w:t>
+      </w:r>
+    </w:p>
+    <w:p>
+      <w:pPr>
+        <w:pStyle w:val="Normal"/>
+        <w:bidi w:val="0"/>
+        <w:jc w:val="start"/>
+        <w:rPr>
+          <w:rFonts w:ascii="Liberation Serif" w:hAnsi="Liberation Serif"/>
+        </w:rPr>
+      </w:pPr>
+      <w:r>
+        <w:rPr>
+          <w:rFonts w:ascii="Liberation Serif" w:hAnsi="Liberation Serif"/>
+        </w:rPr>
+        <w:t xml:space="preserve">    </w:t>
+      </w:r>
+      <w:r>
+        <w:rPr>
+          <w:rFonts w:ascii="Liberation Serif" w:hAnsi="Liberation Serif"/>
+        </w:rPr>
+        <w:t>Show SPARK_HOME</w:t>
+      </w:r>
+    </w:p>
+    <w:p>
+      <w:pPr>
+        <w:pStyle w:val="Normal"/>
+        <w:bidi w:val="0"/>
+        <w:jc w:val="start"/>
+        <w:rPr>
+          <w:rFonts w:ascii="Liberation Serif" w:hAnsi="Liberation Serif"/>
+        </w:rPr>
+      </w:pPr>
+      <w:r>
+        <w:rPr>
+          <w:rFonts w:ascii="Liberation Serif" w:hAnsi="Liberation Serif"/>
+        </w:rPr>
+      </w:r>
+    </w:p>
+    <w:p>
+      <w:pPr>
+        <w:pStyle w:val="Normal"/>
+        <w:bidi w:val="0"/>
+        <w:jc w:val="start"/>
+        <w:rPr>
+          <w:rFonts w:ascii="Liberation Serif" w:hAnsi="Liberation Serif"/>
+        </w:rPr>
+      </w:pPr>
+      <w:r>
+        <w:rPr>
+          <w:rFonts w:ascii="Liberation Serif" w:hAnsi="Liberation Serif"/>
+        </w:rPr>
+        <w:t>spark-submit --version</w:t>
+      </w:r>
+    </w:p>
+    <w:p>
+      <w:pPr>
+        <w:pStyle w:val="Normal"/>
+        <w:bidi w:val="0"/>
+        <w:jc w:val="start"/>
+        <w:rPr>
+          <w:rFonts w:ascii="Liberation Serif" w:hAnsi="Liberation Serif"/>
+        </w:rPr>
+      </w:pPr>
+      <w:r>
+        <w:rPr>
+          <w:rFonts w:ascii="Liberation Serif" w:hAnsi="Liberation Serif"/>
+        </w:rPr>
+        <w:t xml:space="preserve">    </w:t>
+      </w:r>
+      <w:r>
+        <w:rPr>
+          <w:rFonts w:ascii="Liberation Serif" w:hAnsi="Liberation Serif"/>
+        </w:rPr>
+        <w:t>Show Spark version</w:t>
+      </w:r>
+    </w:p>
+    <w:p>
+      <w:pPr>
+        <w:pStyle w:val="Normal"/>
+        <w:bidi w:val="0"/>
+        <w:jc w:val="start"/>
+        <w:rPr>
+          <w:rFonts w:ascii="Liberation Serif" w:hAnsi="Liberation Serif"/>
+        </w:rPr>
+      </w:pPr>
+      <w:r>
+        <w:rPr>
+          <w:rFonts w:ascii="Liberation Serif" w:hAnsi="Liberation Serif"/>
+        </w:rPr>
+      </w:r>
+    </w:p>
+    <w:p>
+      <w:pPr>
+        <w:pStyle w:val="Normal"/>
+        <w:bidi w:val="0"/>
+        <w:jc w:val="start"/>
+        <w:rPr>
+          <w:rFonts w:ascii="Liberation Serif" w:hAnsi="Liberation Serif"/>
+        </w:rPr>
+      </w:pPr>
+      <w:r>
+        <w:rPr>
+          <w:rFonts w:ascii="Liberation Serif" w:hAnsi="Liberation Serif"/>
+        </w:rPr>
+        <w:t>spark-shell --version</w:t>
+      </w:r>
+    </w:p>
+    <w:p>
+      <w:pPr>
+        <w:pStyle w:val="Normal"/>
+        <w:bidi w:val="0"/>
+        <w:jc w:val="start"/>
+        <w:rPr>
+          <w:rFonts w:ascii="Liberation Serif" w:hAnsi="Liberation Serif"/>
+        </w:rPr>
+      </w:pPr>
+      <w:r>
+        <w:rPr>
+          <w:rFonts w:ascii="Liberation Serif" w:hAnsi="Liberation Serif"/>
+        </w:rPr>
+        <w:t xml:space="preserve">    </w:t>
+      </w:r>
+      <w:r>
+        <w:rPr>
+          <w:rFonts w:ascii="Liberation Serif" w:hAnsi="Liberation Serif"/>
+        </w:rPr>
+        <w:t>Show Scala Spark version</w:t>
+      </w:r>
+    </w:p>
+    <w:p>
+      <w:pPr>
+        <w:pStyle w:val="Normal"/>
+        <w:bidi w:val="0"/>
+        <w:jc w:val="start"/>
+        <w:rPr>
+          <w:rFonts w:ascii="Liberation Serif" w:hAnsi="Liberation Serif"/>
+        </w:rPr>
+      </w:pPr>
+      <w:r>
+        <w:rPr>
+          <w:rFonts w:ascii="Liberation Serif" w:hAnsi="Liberation Serif"/>
+        </w:rPr>
+      </w:r>
+    </w:p>
+    <w:p>
+      <w:pPr>
+        <w:pStyle w:val="Normal"/>
+        <w:bidi w:val="0"/>
+        <w:jc w:val="start"/>
+        <w:rPr>
+          <w:rFonts w:ascii="Liberation Serif" w:hAnsi="Liberation Serif"/>
+        </w:rPr>
+      </w:pPr>
+      <w:r>
+        <w:rPr>
+          <w:rFonts w:ascii="Liberation Serif" w:hAnsi="Liberation Serif"/>
+        </w:rPr>
+        <w:t>pyspark --version</w:t>
+      </w:r>
+    </w:p>
+    <w:p>
+      <w:pPr>
+        <w:pStyle w:val="Normal"/>
+        <w:bidi w:val="0"/>
+        <w:jc w:val="start"/>
+        <w:rPr>
+          <w:rFonts w:ascii="Liberation Serif" w:hAnsi="Liberation Serif"/>
+        </w:rPr>
+      </w:pPr>
+      <w:r>
+        <w:rPr>
+          <w:rFonts w:ascii="Liberation Serif" w:hAnsi="Liberation Serif"/>
+        </w:rPr>
+        <w:t xml:space="preserve">    </w:t>
+      </w:r>
+      <w:r>
+        <w:rPr>
+          <w:rFonts w:ascii="Liberation Serif" w:hAnsi="Liberation Serif"/>
+        </w:rPr>
+        <w:t>Show PySpark version</w:t>
+      </w:r>
+    </w:p>
+    <w:p>
+      <w:pPr>
+        <w:pStyle w:val="Normal"/>
+        <w:bidi w:val="0"/>
+        <w:jc w:val="start"/>
+        <w:rPr>
+          <w:rFonts w:ascii="Liberation Serif" w:hAnsi="Liberation Serif"/>
+        </w:rPr>
+      </w:pPr>
+      <w:r>
+        <w:rPr>
+          <w:rFonts w:ascii="Liberation Serif" w:hAnsi="Liberation Serif"/>
+        </w:rPr>
+      </w:r>
+    </w:p>
+    <w:p>
+      <w:pPr>
+        <w:pStyle w:val="Normal"/>
+        <w:bidi w:val="0"/>
+        <w:jc w:val="start"/>
+        <w:rPr>
+          <w:rFonts w:ascii="Liberation Serif" w:hAnsi="Liberation Serif"/>
+        </w:rPr>
+      </w:pPr>
+      <w:r>
+        <w:rPr>
+          <w:rFonts w:ascii="Liberation Serif" w:hAnsi="Liberation Serif"/>
+        </w:rPr>
+      </w:r>
+    </w:p>
+    <w:p>
+      <w:pPr>
+        <w:pStyle w:val="Normal"/>
+        <w:bidi w:val="0"/>
+        <w:jc w:val="start"/>
+        <w:rPr>
+          <w:rFonts w:ascii="Liberation Serif" w:hAnsi="Liberation Serif"/>
+        </w:rPr>
+      </w:pPr>
+      <w:r>
+        <w:rPr>
+          <w:rFonts w:ascii="Liberation Serif" w:hAnsi="Liberation Serif"/>
+        </w:rPr>
+        <w:t>------------------------------------------------------------------------------</w:t>
+      </w:r>
+    </w:p>
+    <w:p>
+      <w:pPr>
+        <w:pStyle w:val="Normal"/>
+        <w:bidi w:val="0"/>
+        <w:jc w:val="start"/>
+        <w:rPr>
+          <w:rFonts w:ascii="Liberation Serif" w:hAnsi="Liberation Serif"/>
+        </w:rPr>
+      </w:pPr>
+      <w:r>
+        <w:rPr>
+          <w:rFonts w:ascii="Liberation Serif" w:hAnsi="Liberation Serif"/>
+        </w:rPr>
+        <w:t>2. PYSPARK</w:t>
+      </w:r>
+    </w:p>
+    <w:p>
+      <w:pPr>
+        <w:pStyle w:val="Normal"/>
+        <w:bidi w:val="0"/>
+        <w:jc w:val="start"/>
+        <w:rPr>
+          <w:rFonts w:ascii="Liberation Serif" w:hAnsi="Liberation Serif"/>
+        </w:rPr>
+      </w:pPr>
+      <w:r>
+        <w:rPr>
+          <w:rFonts w:ascii="Liberation Serif" w:hAnsi="Liberation Serif"/>
+        </w:rPr>
+        <w:t>------------------------------------------------------------------------------</w:t>
+      </w:r>
+    </w:p>
+    <w:p>
+      <w:pPr>
+        <w:pStyle w:val="Normal"/>
+        <w:bidi w:val="0"/>
+        <w:jc w:val="start"/>
+        <w:rPr>
+          <w:rFonts w:ascii="Liberation Serif" w:hAnsi="Liberation Serif"/>
+        </w:rPr>
+      </w:pPr>
+      <w:r>
+        <w:rPr>
+          <w:rFonts w:ascii="Liberation Serif" w:hAnsi="Liberation Serif"/>
+        </w:rPr>
+      </w:r>
+    </w:p>
+    <w:p>
+      <w:pPr>
+        <w:pStyle w:val="Normal"/>
+        <w:bidi w:val="0"/>
+        <w:jc w:val="start"/>
+        <w:rPr>
+          <w:rFonts w:ascii="Liberation Serif" w:hAnsi="Liberation Serif"/>
+        </w:rPr>
+      </w:pPr>
+      <w:r>
+        <w:rPr>
+          <w:rFonts w:ascii="Liberation Serif" w:hAnsi="Liberation Serif"/>
+        </w:rPr>
+        <w:t>pyspark</w:t>
+      </w:r>
+    </w:p>
+    <w:p>
+      <w:pPr>
+        <w:pStyle w:val="Normal"/>
+        <w:bidi w:val="0"/>
+        <w:jc w:val="start"/>
+        <w:rPr>
+          <w:rFonts w:ascii="Liberation Serif" w:hAnsi="Liberation Serif"/>
+        </w:rPr>
+      </w:pPr>
+      <w:r>
+        <w:rPr>
+          <w:rFonts w:ascii="Liberation Serif" w:hAnsi="Liberation Serif"/>
+        </w:rPr>
+        <w:t xml:space="preserve">    </w:t>
+      </w:r>
+      <w:r>
+        <w:rPr>
+          <w:rFonts w:ascii="Liberation Serif" w:hAnsi="Liberation Serif"/>
+        </w:rPr>
+        <w:t>Start PySpark interactive shell</w:t>
+      </w:r>
+    </w:p>
+    <w:p>
+      <w:pPr>
+        <w:pStyle w:val="Normal"/>
+        <w:bidi w:val="0"/>
+        <w:jc w:val="start"/>
+        <w:rPr>
+          <w:rFonts w:ascii="Liberation Serif" w:hAnsi="Liberation Serif"/>
+        </w:rPr>
+      </w:pPr>
+      <w:r>
+        <w:rPr>
+          <w:rFonts w:ascii="Liberation Serif" w:hAnsi="Liberation Serif"/>
+        </w:rPr>
+      </w:r>
+    </w:p>
+    <w:p>
+      <w:pPr>
+        <w:pStyle w:val="Normal"/>
+        <w:bidi w:val="0"/>
+        <w:jc w:val="start"/>
+        <w:rPr>
+          <w:rFonts w:ascii="Liberation Serif" w:hAnsi="Liberation Serif"/>
+        </w:rPr>
+      </w:pPr>
+      <w:r>
+        <w:rPr>
+          <w:rFonts w:ascii="Liberation Serif" w:hAnsi="Liberation Serif"/>
+        </w:rPr>
+        <w:t>exit()</w:t>
+      </w:r>
+    </w:p>
+    <w:p>
+      <w:pPr>
+        <w:pStyle w:val="Normal"/>
+        <w:bidi w:val="0"/>
+        <w:jc w:val="start"/>
+        <w:rPr>
+          <w:rFonts w:ascii="Liberation Serif" w:hAnsi="Liberation Serif"/>
+        </w:rPr>
+      </w:pPr>
+      <w:r>
+        <w:rPr>
+          <w:rFonts w:ascii="Liberation Serif" w:hAnsi="Liberation Serif"/>
+        </w:rPr>
+        <w:t xml:space="preserve">    </w:t>
+      </w:r>
+      <w:r>
+        <w:rPr>
+          <w:rFonts w:ascii="Liberation Serif" w:hAnsi="Liberation Serif"/>
+        </w:rPr>
+        <w:t>Exit PySpark shell</w:t>
+      </w:r>
+    </w:p>
+    <w:p>
+      <w:pPr>
+        <w:pStyle w:val="Normal"/>
+        <w:bidi w:val="0"/>
+        <w:jc w:val="start"/>
+        <w:rPr>
+          <w:rFonts w:ascii="Liberation Serif" w:hAnsi="Liberation Serif"/>
+        </w:rPr>
+      </w:pPr>
+      <w:r>
+        <w:rPr>
+          <w:rFonts w:ascii="Liberation Serif" w:hAnsi="Liberation Serif"/>
+        </w:rPr>
+      </w:r>
+    </w:p>
+    <w:p>
+      <w:pPr>
+        <w:pStyle w:val="Normal"/>
+        <w:bidi w:val="0"/>
+        <w:jc w:val="start"/>
+        <w:rPr>
+          <w:rFonts w:ascii="Liberation Serif" w:hAnsi="Liberation Serif"/>
+        </w:rPr>
+      </w:pPr>
+      <w:r>
+        <w:rPr>
+          <w:rFonts w:ascii="Liberation Serif" w:hAnsi="Liberation Serif"/>
+        </w:rPr>
+      </w:r>
+    </w:p>
+    <w:p>
+      <w:pPr>
+        <w:pStyle w:val="Normal"/>
+        <w:bidi w:val="0"/>
+        <w:jc w:val="start"/>
+        <w:rPr>
+          <w:rFonts w:ascii="Liberation Serif" w:hAnsi="Liberation Serif"/>
+        </w:rPr>
+      </w:pPr>
+      <w:r>
+        <w:rPr>
+          <w:rFonts w:ascii="Liberation Serif" w:hAnsi="Liberation Serif"/>
+        </w:rPr>
+        <w:t>------------------------------------------------------------------------------</w:t>
+      </w:r>
+    </w:p>
+    <w:p>
+      <w:pPr>
+        <w:pStyle w:val="Normal"/>
+        <w:bidi w:val="0"/>
+        <w:jc w:val="start"/>
+        <w:rPr>
+          <w:rFonts w:ascii="Liberation Serif" w:hAnsi="Liberation Serif"/>
+        </w:rPr>
+      </w:pPr>
+      <w:r>
+        <w:rPr>
+          <w:rFonts w:ascii="Liberation Serif" w:hAnsi="Liberation Serif"/>
+        </w:rPr>
+        <w:t>3. SCALA SHELL</w:t>
+      </w:r>
+    </w:p>
+    <w:p>
+      <w:pPr>
+        <w:pStyle w:val="Normal"/>
+        <w:bidi w:val="0"/>
+        <w:jc w:val="start"/>
+        <w:rPr>
+          <w:rFonts w:ascii="Liberation Serif" w:hAnsi="Liberation Serif"/>
+        </w:rPr>
+      </w:pPr>
+      <w:r>
+        <w:rPr>
+          <w:rFonts w:ascii="Liberation Serif" w:hAnsi="Liberation Serif"/>
+        </w:rPr>
+        <w:t>------------------------------------------------------------------------------</w:t>
+      </w:r>
+    </w:p>
+    <w:p>
+      <w:pPr>
+        <w:pStyle w:val="Normal"/>
+        <w:bidi w:val="0"/>
+        <w:jc w:val="start"/>
+        <w:rPr>
+          <w:rFonts w:ascii="Liberation Serif" w:hAnsi="Liberation Serif"/>
+        </w:rPr>
+      </w:pPr>
+      <w:r>
+        <w:rPr>
+          <w:rFonts w:ascii="Liberation Serif" w:hAnsi="Liberation Serif"/>
+        </w:rPr>
+      </w:r>
+    </w:p>
+    <w:p>
+      <w:pPr>
+        <w:pStyle w:val="Normal"/>
+        <w:bidi w:val="0"/>
+        <w:jc w:val="start"/>
+        <w:rPr>
+          <w:rFonts w:ascii="Liberation Serif" w:hAnsi="Liberation Serif"/>
+        </w:rPr>
+      </w:pPr>
+      <w:r>
+        <w:rPr>
+          <w:rFonts w:ascii="Liberation Serif" w:hAnsi="Liberation Serif"/>
+        </w:rPr>
+        <w:t>spark-shell</w:t>
+      </w:r>
+    </w:p>
+    <w:p>
+      <w:pPr>
+        <w:pStyle w:val="Normal"/>
+        <w:bidi w:val="0"/>
+        <w:jc w:val="start"/>
+        <w:rPr>
+          <w:rFonts w:ascii="Liberation Serif" w:hAnsi="Liberation Serif"/>
+        </w:rPr>
+      </w:pPr>
+      <w:r>
+        <w:rPr>
+          <w:rFonts w:ascii="Liberation Serif" w:hAnsi="Liberation Serif"/>
+        </w:rPr>
+        <w:t xml:space="preserve">    </w:t>
+      </w:r>
+      <w:r>
+        <w:rPr>
+          <w:rFonts w:ascii="Liberation Serif" w:hAnsi="Liberation Serif"/>
+        </w:rPr>
+        <w:t>Start Scala Spark shell</w:t>
+      </w:r>
+    </w:p>
+    <w:p>
+      <w:pPr>
+        <w:pStyle w:val="Normal"/>
+        <w:bidi w:val="0"/>
+        <w:jc w:val="start"/>
+        <w:rPr>
+          <w:rFonts w:ascii="Liberation Serif" w:hAnsi="Liberation Serif"/>
+        </w:rPr>
+      </w:pPr>
+      <w:r>
+        <w:rPr>
+          <w:rFonts w:ascii="Liberation Serif" w:hAnsi="Liberation Serif"/>
+        </w:rPr>
+      </w:r>
+    </w:p>
+    <w:p>
+      <w:pPr>
+        <w:pStyle w:val="Normal"/>
+        <w:bidi w:val="0"/>
+        <w:jc w:val="start"/>
+        <w:rPr>
+          <w:rFonts w:ascii="Liberation Serif" w:hAnsi="Liberation Serif"/>
+        </w:rPr>
+      </w:pPr>
+      <w:r>
+        <w:rPr>
+          <w:rFonts w:ascii="Liberation Serif" w:hAnsi="Liberation Serif"/>
+        </w:rPr>
+        <w:t>:q</w:t>
+      </w:r>
+    </w:p>
+    <w:p>
+      <w:pPr>
+        <w:pStyle w:val="Normal"/>
+        <w:bidi w:val="0"/>
+        <w:jc w:val="start"/>
+        <w:rPr>
+          <w:rFonts w:ascii="Liberation Serif" w:hAnsi="Liberation Serif"/>
+        </w:rPr>
+      </w:pPr>
+      <w:r>
+        <w:rPr>
+          <w:rFonts w:ascii="Liberation Serif" w:hAnsi="Liberation Serif"/>
+        </w:rPr>
+        <w:t xml:space="preserve">    </w:t>
+      </w:r>
+      <w:r>
+        <w:rPr>
+          <w:rFonts w:ascii="Liberation Serif" w:hAnsi="Liberation Serif"/>
+        </w:rPr>
+        <w:t>Exit Scala shell</w:t>
+      </w:r>
+    </w:p>
+    <w:p>
+      <w:pPr>
+        <w:pStyle w:val="Normal"/>
+        <w:bidi w:val="0"/>
+        <w:jc w:val="start"/>
+        <w:rPr>
+          <w:rFonts w:ascii="Liberation Serif" w:hAnsi="Liberation Serif"/>
+        </w:rPr>
+      </w:pPr>
+      <w:r>
+        <w:rPr>
+          <w:rFonts w:ascii="Liberation Serif" w:hAnsi="Liberation Serif"/>
+        </w:rPr>
+      </w:r>
+    </w:p>
+    <w:p>
+      <w:pPr>
+        <w:pStyle w:val="Normal"/>
+        <w:bidi w:val="0"/>
+        <w:jc w:val="start"/>
+        <w:rPr>
+          <w:rFonts w:ascii="Liberation Serif" w:hAnsi="Liberation Serif"/>
+        </w:rPr>
+      </w:pPr>
+      <w:r>
+        <w:rPr>
+          <w:rFonts w:ascii="Liberation Serif" w:hAnsi="Liberation Serif"/>
+        </w:rPr>
+      </w:r>
+    </w:p>
+    <w:p>
+      <w:pPr>
+        <w:pStyle w:val="Normal"/>
+        <w:bidi w:val="0"/>
+        <w:jc w:val="start"/>
+        <w:rPr>
+          <w:rFonts w:ascii="Liberation Serif" w:hAnsi="Liberation Serif"/>
+        </w:rPr>
+      </w:pPr>
+      <w:r>
+        <w:rPr>
+          <w:rFonts w:ascii="Liberation Serif" w:hAnsi="Liberation Serif"/>
+        </w:rPr>
+        <w:t>------------------------------------------------------------------------------</w:t>
+      </w:r>
+    </w:p>
+    <w:p>
+      <w:pPr>
+        <w:pStyle w:val="Normal"/>
+        <w:bidi w:val="0"/>
+        <w:jc w:val="start"/>
+        <w:rPr>
+          <w:rFonts w:ascii="Liberation Serif" w:hAnsi="Liberation Serif"/>
+        </w:rPr>
+      </w:pPr>
+      <w:r>
+        <w:rPr>
+          <w:rFonts w:ascii="Liberation Serif" w:hAnsi="Liberation Serif"/>
+        </w:rPr>
+        <w:t>4. RUN SPARK APPLICATIONS</w:t>
+      </w:r>
+    </w:p>
+    <w:p>
+      <w:pPr>
+        <w:pStyle w:val="Normal"/>
+        <w:bidi w:val="0"/>
+        <w:jc w:val="start"/>
+        <w:rPr>
+          <w:rFonts w:ascii="Liberation Serif" w:hAnsi="Liberation Serif"/>
+        </w:rPr>
+      </w:pPr>
+      <w:r>
+        <w:rPr>
+          <w:rFonts w:ascii="Liberation Serif" w:hAnsi="Liberation Serif"/>
+        </w:rPr>
+        <w:t>------------------------------------------------------------------------------</w:t>
+      </w:r>
+    </w:p>
+    <w:p>
+      <w:pPr>
+        <w:pStyle w:val="Normal"/>
+        <w:bidi w:val="0"/>
+        <w:jc w:val="start"/>
+        <w:rPr>
+          <w:rFonts w:ascii="Liberation Serif" w:hAnsi="Liberation Serif"/>
+        </w:rPr>
+      </w:pPr>
+      <w:r>
+        <w:rPr>
+          <w:rFonts w:ascii="Liberation Serif" w:hAnsi="Liberation Serif"/>
+        </w:rPr>
+      </w:r>
+    </w:p>
+    <w:p>
+      <w:pPr>
+        <w:pStyle w:val="Normal"/>
+        <w:bidi w:val="0"/>
+        <w:jc w:val="start"/>
+        <w:rPr>
+          <w:rFonts w:ascii="Liberation Serif" w:hAnsi="Liberation Serif"/>
+        </w:rPr>
+      </w:pPr>
+      <w:r>
+        <w:rPr>
+          <w:rFonts w:ascii="Liberation Serif" w:hAnsi="Liberation Serif"/>
+        </w:rPr>
+        <w:t>spark-submit app.py</w:t>
+      </w:r>
+    </w:p>
+    <w:p>
+      <w:pPr>
+        <w:pStyle w:val="Normal"/>
+        <w:bidi w:val="0"/>
+        <w:jc w:val="start"/>
+        <w:rPr>
+          <w:rFonts w:ascii="Liberation Serif" w:hAnsi="Liberation Serif"/>
+        </w:rPr>
+      </w:pPr>
+      <w:r>
+        <w:rPr>
+          <w:rFonts w:ascii="Liberation Serif" w:hAnsi="Liberation Serif"/>
+        </w:rPr>
+        <w:t xml:space="preserve">    </w:t>
+      </w:r>
+      <w:r>
+        <w:rPr>
+          <w:rFonts w:ascii="Liberation Serif" w:hAnsi="Liberation Serif"/>
+        </w:rPr>
+        <w:t>Run Python Spark application</w:t>
+      </w:r>
+    </w:p>
+    <w:p>
+      <w:pPr>
+        <w:pStyle w:val="Normal"/>
+        <w:bidi w:val="0"/>
+        <w:jc w:val="start"/>
+        <w:rPr>
+          <w:rFonts w:ascii="Liberation Serif" w:hAnsi="Liberation Serif"/>
+        </w:rPr>
+      </w:pPr>
+      <w:r>
+        <w:rPr>
+          <w:rFonts w:ascii="Liberation Serif" w:hAnsi="Liberation Serif"/>
+        </w:rPr>
+      </w:r>
+    </w:p>
+    <w:p>
+      <w:pPr>
+        <w:pStyle w:val="Normal"/>
+        <w:bidi w:val="0"/>
+        <w:jc w:val="start"/>
+        <w:rPr>
+          <w:rFonts w:ascii="Liberation Serif" w:hAnsi="Liberation Serif"/>
+        </w:rPr>
+      </w:pPr>
+      <w:r>
+        <w:rPr>
+          <w:rFonts w:ascii="Liberation Serif" w:hAnsi="Liberation Serif"/>
+        </w:rPr>
+        <w:t>spark-submit app.jar</w:t>
+      </w:r>
+    </w:p>
+    <w:p>
+      <w:pPr>
+        <w:pStyle w:val="Normal"/>
+        <w:bidi w:val="0"/>
+        <w:jc w:val="start"/>
+        <w:rPr>
+          <w:rFonts w:ascii="Liberation Serif" w:hAnsi="Liberation Serif"/>
+        </w:rPr>
+      </w:pPr>
+      <w:r>
+        <w:rPr>
+          <w:rFonts w:ascii="Liberation Serif" w:hAnsi="Liberation Serif"/>
+        </w:rPr>
+        <w:t xml:space="preserve">    </w:t>
+      </w:r>
+      <w:r>
+        <w:rPr>
+          <w:rFonts w:ascii="Liberation Serif" w:hAnsi="Liberation Serif"/>
+        </w:rPr>
+        <w:t>Run Java/Scala Spark application</w:t>
+      </w:r>
+    </w:p>
+    <w:p>
+      <w:pPr>
+        <w:pStyle w:val="Normal"/>
+        <w:bidi w:val="0"/>
+        <w:jc w:val="start"/>
+        <w:rPr>
+          <w:rFonts w:ascii="Liberation Serif" w:hAnsi="Liberation Serif"/>
+        </w:rPr>
+      </w:pPr>
+      <w:r>
+        <w:rPr>
+          <w:rFonts w:ascii="Liberation Serif" w:hAnsi="Liberation Serif"/>
+        </w:rPr>
+      </w:r>
+    </w:p>
+    <w:p>
+      <w:pPr>
+        <w:pStyle w:val="Normal"/>
+        <w:bidi w:val="0"/>
+        <w:jc w:val="start"/>
+        <w:rPr>
+          <w:rFonts w:ascii="Liberation Serif" w:hAnsi="Liberation Serif"/>
+        </w:rPr>
+      </w:pPr>
+      <w:r>
+        <w:rPr>
+          <w:rFonts w:ascii="Liberation Serif" w:hAnsi="Liberation Serif"/>
+        </w:rPr>
+        <w:t>spark-submit --master local[*] app.py</w:t>
+      </w:r>
+    </w:p>
+    <w:p>
+      <w:pPr>
+        <w:pStyle w:val="Normal"/>
+        <w:bidi w:val="0"/>
+        <w:jc w:val="start"/>
+        <w:rPr>
+          <w:rFonts w:ascii="Liberation Serif" w:hAnsi="Liberation Serif"/>
+        </w:rPr>
+      </w:pPr>
+      <w:r>
+        <w:rPr>
+          <w:rFonts w:ascii="Liberation Serif" w:hAnsi="Liberation Serif"/>
+        </w:rPr>
+        <w:t xml:space="preserve">    </w:t>
+      </w:r>
+      <w:r>
+        <w:rPr>
+          <w:rFonts w:ascii="Liberation Serif" w:hAnsi="Liberation Serif"/>
+        </w:rPr>
+        <w:t>Run locally using all CPU cores</w:t>
+      </w:r>
+    </w:p>
+    <w:p>
+      <w:pPr>
+        <w:pStyle w:val="Normal"/>
+        <w:bidi w:val="0"/>
+        <w:jc w:val="start"/>
+        <w:rPr>
+          <w:rFonts w:ascii="Liberation Serif" w:hAnsi="Liberation Serif"/>
+        </w:rPr>
+      </w:pPr>
+      <w:r>
+        <w:rPr>
+          <w:rFonts w:ascii="Liberation Serif" w:hAnsi="Liberation Serif"/>
+        </w:rPr>
+      </w:r>
+    </w:p>
+    <w:p>
+      <w:pPr>
+        <w:pStyle w:val="Normal"/>
+        <w:bidi w:val="0"/>
+        <w:jc w:val="start"/>
+        <w:rPr>
+          <w:rFonts w:ascii="Liberation Serif" w:hAnsi="Liberation Serif"/>
+        </w:rPr>
+      </w:pPr>
+      <w:r>
+        <w:rPr>
+          <w:rFonts w:ascii="Liberation Serif" w:hAnsi="Liberation Serif"/>
+        </w:rPr>
+        <w:t>spark-submit --master spark://localhost:7077 app.py</w:t>
+      </w:r>
+    </w:p>
+    <w:p>
+      <w:pPr>
+        <w:pStyle w:val="Normal"/>
+        <w:bidi w:val="0"/>
+        <w:jc w:val="start"/>
+        <w:rPr>
+          <w:rFonts w:ascii="Liberation Serif" w:hAnsi="Liberation Serif"/>
+        </w:rPr>
+      </w:pPr>
+      <w:r>
+        <w:rPr>
+          <w:rFonts w:ascii="Liberation Serif" w:hAnsi="Liberation Serif"/>
+        </w:rPr>
+        <w:t xml:space="preserve">    </w:t>
+      </w:r>
+      <w:r>
+        <w:rPr>
+          <w:rFonts w:ascii="Liberation Serif" w:hAnsi="Liberation Serif"/>
+        </w:rPr>
+        <w:t>Run on Spark Standalone Cluster</w:t>
+      </w:r>
+    </w:p>
+    <w:p>
+      <w:pPr>
+        <w:pStyle w:val="Normal"/>
+        <w:bidi w:val="0"/>
+        <w:jc w:val="start"/>
+        <w:rPr>
+          <w:rFonts w:ascii="Liberation Serif" w:hAnsi="Liberation Serif"/>
+        </w:rPr>
+      </w:pPr>
+      <w:r>
+        <w:rPr>
+          <w:rFonts w:ascii="Liberation Serif" w:hAnsi="Liberation Serif"/>
+        </w:rPr>
+      </w:r>
+    </w:p>
+    <w:p>
+      <w:pPr>
+        <w:pStyle w:val="Normal"/>
+        <w:bidi w:val="0"/>
+        <w:jc w:val="start"/>
+        <w:rPr>
+          <w:rFonts w:ascii="Liberation Serif" w:hAnsi="Liberation Serif"/>
+        </w:rPr>
+      </w:pPr>
+      <w:r>
+        <w:rPr>
+          <w:rFonts w:ascii="Liberation Serif" w:hAnsi="Liberation Serif"/>
+        </w:rPr>
+      </w:r>
+    </w:p>
+    <w:p>
+      <w:pPr>
+        <w:pStyle w:val="Normal"/>
+        <w:bidi w:val="0"/>
+        <w:jc w:val="start"/>
+        <w:rPr>
+          <w:rFonts w:ascii="Liberation Serif" w:hAnsi="Liberation Serif"/>
+        </w:rPr>
+      </w:pPr>
+      <w:r>
+        <w:rPr>
+          <w:rFonts w:ascii="Liberation Serif" w:hAnsi="Liberation Serif"/>
+        </w:rPr>
+        <w:t>------------------------------------------------------------------------------</w:t>
+      </w:r>
+    </w:p>
+    <w:p>
+      <w:pPr>
+        <w:pStyle w:val="Normal"/>
+        <w:bidi w:val="0"/>
+        <w:jc w:val="start"/>
+        <w:rPr>
+          <w:rFonts w:ascii="Liberation Serif" w:hAnsi="Liberation Serif"/>
+        </w:rPr>
+      </w:pPr>
+      <w:r>
+        <w:rPr>
+          <w:rFonts w:ascii="Liberation Serif" w:hAnsi="Liberation Serif"/>
+        </w:rPr>
+        <w:t>5. STANDALONE CLUSTER</w:t>
+      </w:r>
+    </w:p>
+    <w:p>
+      <w:pPr>
+        <w:pStyle w:val="Normal"/>
+        <w:bidi w:val="0"/>
+        <w:jc w:val="start"/>
+        <w:rPr>
+          <w:rFonts w:ascii="Liberation Serif" w:hAnsi="Liberation Serif"/>
+        </w:rPr>
+      </w:pPr>
+      <w:r>
+        <w:rPr>
+          <w:rFonts w:ascii="Liberation Serif" w:hAnsi="Liberation Serif"/>
+        </w:rPr>
+        <w:t>------------------------------------------------------------------------------</w:t>
+      </w:r>
+    </w:p>
+    <w:p>
+      <w:pPr>
+        <w:pStyle w:val="Normal"/>
+        <w:bidi w:val="0"/>
+        <w:jc w:val="start"/>
+        <w:rPr>
+          <w:rFonts w:ascii="Liberation Serif" w:hAnsi="Liberation Serif"/>
+        </w:rPr>
+      </w:pPr>
+      <w:r>
+        <w:rPr>
+          <w:rFonts w:ascii="Liberation Serif" w:hAnsi="Liberation Serif"/>
+        </w:rPr>
+      </w:r>
+    </w:p>
+    <w:p>
+      <w:pPr>
+        <w:pStyle w:val="Normal"/>
+        <w:bidi w:val="0"/>
+        <w:jc w:val="start"/>
+        <w:rPr>
+          <w:rFonts w:ascii="Liberation Serif" w:hAnsi="Liberation Serif"/>
+        </w:rPr>
+      </w:pPr>
+      <w:r>
+        <w:rPr>
+          <w:rFonts w:ascii="Liberation Serif" w:hAnsi="Liberation Serif"/>
+        </w:rPr>
+        <w:t>start-master.sh</w:t>
+      </w:r>
+    </w:p>
+    <w:p>
+      <w:pPr>
+        <w:pStyle w:val="Normal"/>
+        <w:bidi w:val="0"/>
+        <w:jc w:val="start"/>
+        <w:rPr>
+          <w:rFonts w:ascii="Liberation Serif" w:hAnsi="Liberation Serif"/>
+        </w:rPr>
+      </w:pPr>
+      <w:r>
+        <w:rPr>
+          <w:rFonts w:ascii="Liberation Serif" w:hAnsi="Liberation Serif"/>
+        </w:rPr>
+        <w:t xml:space="preserve">    </w:t>
+      </w:r>
+      <w:r>
+        <w:rPr>
+          <w:rFonts w:ascii="Liberation Serif" w:hAnsi="Liberation Serif"/>
+        </w:rPr>
+        <w:t>Start Spark Master</w:t>
+      </w:r>
+    </w:p>
+    <w:p>
+      <w:pPr>
+        <w:pStyle w:val="Normal"/>
+        <w:bidi w:val="0"/>
+        <w:jc w:val="start"/>
+        <w:rPr>
+          <w:rFonts w:ascii="Liberation Serif" w:hAnsi="Liberation Serif"/>
+        </w:rPr>
+      </w:pPr>
+      <w:r>
+        <w:rPr>
+          <w:rFonts w:ascii="Liberation Serif" w:hAnsi="Liberation Serif"/>
+        </w:rPr>
+      </w:r>
+    </w:p>
+    <w:p>
+      <w:pPr>
+        <w:pStyle w:val="Normal"/>
+        <w:bidi w:val="0"/>
+        <w:jc w:val="start"/>
+        <w:rPr>
+          <w:rFonts w:ascii="Liberation Serif" w:hAnsi="Liberation Serif"/>
+        </w:rPr>
+      </w:pPr>
+      <w:r>
+        <w:rPr>
+          <w:rFonts w:ascii="Liberation Serif" w:hAnsi="Liberation Serif"/>
+        </w:rPr>
+        <w:t>stop-master.sh</w:t>
+      </w:r>
+    </w:p>
+    <w:p>
+      <w:pPr>
+        <w:pStyle w:val="Normal"/>
+        <w:bidi w:val="0"/>
+        <w:jc w:val="start"/>
+        <w:rPr>
+          <w:rFonts w:ascii="Liberation Serif" w:hAnsi="Liberation Serif"/>
+        </w:rPr>
+      </w:pPr>
+      <w:r>
+        <w:rPr>
+          <w:rFonts w:ascii="Liberation Serif" w:hAnsi="Liberation Serif"/>
+        </w:rPr>
+        <w:t xml:space="preserve">    </w:t>
+      </w:r>
+      <w:r>
+        <w:rPr>
+          <w:rFonts w:ascii="Liberation Serif" w:hAnsi="Liberation Serif"/>
+        </w:rPr>
+        <w:t>Stop Spark Master</w:t>
+      </w:r>
+    </w:p>
+    <w:p>
+      <w:pPr>
+        <w:pStyle w:val="Normal"/>
+        <w:bidi w:val="0"/>
+        <w:jc w:val="start"/>
+        <w:rPr>
+          <w:rFonts w:ascii="Liberation Serif" w:hAnsi="Liberation Serif"/>
+        </w:rPr>
+      </w:pPr>
+      <w:r>
+        <w:rPr>
+          <w:rFonts w:ascii="Liberation Serif" w:hAnsi="Liberation Serif"/>
+        </w:rPr>
+      </w:r>
+    </w:p>
+    <w:p>
+      <w:pPr>
+        <w:pStyle w:val="Normal"/>
+        <w:bidi w:val="0"/>
+        <w:jc w:val="start"/>
+        <w:rPr>
+          <w:rFonts w:ascii="Liberation Serif" w:hAnsi="Liberation Serif"/>
+        </w:rPr>
+      </w:pPr>
+      <w:r>
+        <w:rPr>
+          <w:rFonts w:ascii="Liberation Serif" w:hAnsi="Liberation Serif"/>
+        </w:rPr>
+        <w:t>start-worker.sh spark://localhost:7077</w:t>
+      </w:r>
+    </w:p>
+    <w:p>
+      <w:pPr>
+        <w:pStyle w:val="Normal"/>
+        <w:bidi w:val="0"/>
+        <w:jc w:val="start"/>
+        <w:rPr>
+          <w:rFonts w:ascii="Liberation Serif" w:hAnsi="Liberation Serif"/>
+        </w:rPr>
+      </w:pPr>
+      <w:r>
+        <w:rPr>
+          <w:rFonts w:ascii="Liberation Serif" w:hAnsi="Liberation Serif"/>
+        </w:rPr>
+        <w:t xml:space="preserve">    </w:t>
+      </w:r>
+      <w:r>
+        <w:rPr>
+          <w:rFonts w:ascii="Liberation Serif" w:hAnsi="Liberation Serif"/>
+        </w:rPr>
+        <w:t>Start Worker and connect it to Master</w:t>
+      </w:r>
+    </w:p>
+    <w:p>
+      <w:pPr>
+        <w:pStyle w:val="Normal"/>
+        <w:bidi w:val="0"/>
+        <w:jc w:val="start"/>
+        <w:rPr>
+          <w:rFonts w:ascii="Liberation Serif" w:hAnsi="Liberation Serif"/>
+        </w:rPr>
+      </w:pPr>
+      <w:r>
+        <w:rPr>
+          <w:rFonts w:ascii="Liberation Serif" w:hAnsi="Liberation Serif"/>
+        </w:rPr>
+      </w:r>
+    </w:p>
+    <w:p>
+      <w:pPr>
+        <w:pStyle w:val="Normal"/>
+        <w:bidi w:val="0"/>
+        <w:jc w:val="start"/>
+        <w:rPr>
+          <w:rFonts w:ascii="Liberation Serif" w:hAnsi="Liberation Serif"/>
+        </w:rPr>
+      </w:pPr>
+      <w:r>
+        <w:rPr>
+          <w:rFonts w:ascii="Liberation Serif" w:hAnsi="Liberation Serif"/>
+        </w:rPr>
+        <w:t>stop-worker.sh</w:t>
+      </w:r>
+    </w:p>
+    <w:p>
+      <w:pPr>
+        <w:pStyle w:val="Normal"/>
+        <w:bidi w:val="0"/>
+        <w:jc w:val="start"/>
+        <w:rPr>
+          <w:rFonts w:ascii="Liberation Serif" w:hAnsi="Liberation Serif"/>
+        </w:rPr>
+      </w:pPr>
+      <w:r>
+        <w:rPr>
+          <w:rFonts w:ascii="Liberation Serif" w:hAnsi="Liberation Serif"/>
+        </w:rPr>
+        <w:t xml:space="preserve">    </w:t>
+      </w:r>
+      <w:r>
+        <w:rPr>
+          <w:rFonts w:ascii="Liberation Serif" w:hAnsi="Liberation Serif"/>
+        </w:rPr>
+        <w:t>Stop Worker</w:t>
+      </w:r>
+    </w:p>
+    <w:p>
+      <w:pPr>
+        <w:pStyle w:val="Normal"/>
+        <w:bidi w:val="0"/>
+        <w:jc w:val="start"/>
+        <w:rPr>
+          <w:rFonts w:ascii="Liberation Serif" w:hAnsi="Liberation Serif"/>
+        </w:rPr>
+      </w:pPr>
+      <w:r>
+        <w:rPr>
+          <w:rFonts w:ascii="Liberation Serif" w:hAnsi="Liberation Serif"/>
+        </w:rPr>
+      </w:r>
+    </w:p>
+    <w:p>
+      <w:pPr>
+        <w:pStyle w:val="Normal"/>
+        <w:bidi w:val="0"/>
+        <w:jc w:val="start"/>
+        <w:rPr>
+          <w:rFonts w:ascii="Liberation Serif" w:hAnsi="Liberation Serif"/>
+        </w:rPr>
+      </w:pPr>
+      <w:r>
+        <w:rPr>
+          <w:rFonts w:ascii="Liberation Serif" w:hAnsi="Liberation Serif"/>
+        </w:rPr>
+        <w:t>start-all.sh</w:t>
+      </w:r>
+    </w:p>
+    <w:p>
+      <w:pPr>
+        <w:pStyle w:val="Normal"/>
+        <w:bidi w:val="0"/>
+        <w:jc w:val="start"/>
+        <w:rPr>
+          <w:rFonts w:ascii="Liberation Serif" w:hAnsi="Liberation Serif"/>
+        </w:rPr>
+      </w:pPr>
+      <w:r>
+        <w:rPr>
+          <w:rFonts w:ascii="Liberation Serif" w:hAnsi="Liberation Serif"/>
+        </w:rPr>
+        <w:t xml:space="preserve">    </w:t>
+      </w:r>
+      <w:r>
+        <w:rPr>
+          <w:rFonts w:ascii="Liberation Serif" w:hAnsi="Liberation Serif"/>
+        </w:rPr>
+        <w:t>Start Master + Worker</w:t>
+      </w:r>
+    </w:p>
+    <w:p>
+      <w:pPr>
+        <w:pStyle w:val="Normal"/>
+        <w:bidi w:val="0"/>
+        <w:jc w:val="start"/>
+        <w:rPr>
+          <w:rFonts w:ascii="Liberation Serif" w:hAnsi="Liberation Serif"/>
+        </w:rPr>
+      </w:pPr>
+      <w:r>
+        <w:rPr>
+          <w:rFonts w:ascii="Liberation Serif" w:hAnsi="Liberation Serif"/>
+        </w:rPr>
+      </w:r>
+    </w:p>
+    <w:p>
+      <w:pPr>
+        <w:pStyle w:val="Normal"/>
+        <w:bidi w:val="0"/>
+        <w:jc w:val="start"/>
+        <w:rPr>
+          <w:rFonts w:ascii="Liberation Serif" w:hAnsi="Liberation Serif"/>
+        </w:rPr>
+      </w:pPr>
+      <w:r>
+        <w:rPr>
+          <w:rFonts w:ascii="Liberation Serif" w:hAnsi="Liberation Serif"/>
+        </w:rPr>
+        <w:t>stop-all.sh</w:t>
+      </w:r>
+    </w:p>
+    <w:p>
+      <w:pPr>
+        <w:pStyle w:val="Normal"/>
+        <w:bidi w:val="0"/>
+        <w:jc w:val="start"/>
+        <w:rPr>
+          <w:rFonts w:ascii="Liberation Serif" w:hAnsi="Liberation Serif"/>
+        </w:rPr>
+      </w:pPr>
+      <w:r>
+        <w:rPr>
+          <w:rFonts w:ascii="Liberation Serif" w:hAnsi="Liberation Serif"/>
+        </w:rPr>
+        <w:t xml:space="preserve">    </w:t>
+      </w:r>
+      <w:r>
+        <w:rPr>
+          <w:rFonts w:ascii="Liberation Serif" w:hAnsi="Liberation Serif"/>
+        </w:rPr>
+        <w:t>Stop Master + Worker</w:t>
+      </w:r>
+    </w:p>
+    <w:p>
+      <w:pPr>
+        <w:pStyle w:val="Normal"/>
+        <w:bidi w:val="0"/>
+        <w:jc w:val="start"/>
+        <w:rPr>
+          <w:rFonts w:ascii="Liberation Serif" w:hAnsi="Liberation Serif"/>
+        </w:rPr>
+      </w:pPr>
+      <w:r>
+        <w:rPr>
+          <w:rFonts w:ascii="Liberation Serif" w:hAnsi="Liberation Serif"/>
+        </w:rPr>
+      </w:r>
+    </w:p>
+    <w:p>
+      <w:pPr>
+        <w:pStyle w:val="Normal"/>
+        <w:bidi w:val="0"/>
+        <w:jc w:val="start"/>
+        <w:rPr>
+          <w:rFonts w:ascii="Liberation Serif" w:hAnsi="Liberation Serif"/>
+        </w:rPr>
+      </w:pPr>
+      <w:r>
+        <w:rPr>
+          <w:rFonts w:ascii="Liberation Serif" w:hAnsi="Liberation Serif"/>
+        </w:rPr>
+      </w:r>
+    </w:p>
+    <w:p>
+      <w:pPr>
+        <w:pStyle w:val="Normal"/>
+        <w:bidi w:val="0"/>
+        <w:jc w:val="start"/>
+        <w:rPr>
+          <w:rFonts w:ascii="Liberation Serif" w:hAnsi="Liberation Serif"/>
+        </w:rPr>
+      </w:pPr>
+      <w:r>
+        <w:rPr>
+          <w:rFonts w:ascii="Liberation Serif" w:hAnsi="Liberation Serif"/>
+        </w:rPr>
+        <w:t>------------------------------------------------------------------------------</w:t>
+      </w:r>
+    </w:p>
+    <w:p>
+      <w:pPr>
+        <w:pStyle w:val="Normal"/>
+        <w:bidi w:val="0"/>
+        <w:jc w:val="start"/>
+        <w:rPr>
+          <w:rFonts w:ascii="Liberation Serif" w:hAnsi="Liberation Serif"/>
+        </w:rPr>
+      </w:pPr>
+      <w:r>
+        <w:rPr>
+          <w:rFonts w:ascii="Liberation Serif" w:hAnsi="Liberation Serif"/>
+        </w:rPr>
+        <w:t>6. HISTORY SERVER</w:t>
+      </w:r>
+    </w:p>
+    <w:p>
+      <w:pPr>
+        <w:pStyle w:val="Normal"/>
+        <w:bidi w:val="0"/>
+        <w:jc w:val="start"/>
+        <w:rPr>
+          <w:rFonts w:ascii="Liberation Serif" w:hAnsi="Liberation Serif"/>
+        </w:rPr>
+      </w:pPr>
+      <w:r>
+        <w:rPr>
+          <w:rFonts w:ascii="Liberation Serif" w:hAnsi="Liberation Serif"/>
+        </w:rPr>
+        <w:t>------------------------------------------------------------------------------</w:t>
+      </w:r>
+    </w:p>
+    <w:p>
+      <w:pPr>
+        <w:pStyle w:val="Normal"/>
+        <w:bidi w:val="0"/>
+        <w:jc w:val="start"/>
+        <w:rPr>
+          <w:rFonts w:ascii="Liberation Serif" w:hAnsi="Liberation Serif"/>
+        </w:rPr>
+      </w:pPr>
+      <w:r>
+        <w:rPr>
+          <w:rFonts w:ascii="Liberation Serif" w:hAnsi="Liberation Serif"/>
+        </w:rPr>
+      </w:r>
+    </w:p>
+    <w:p>
+      <w:pPr>
+        <w:pStyle w:val="Normal"/>
+        <w:bidi w:val="0"/>
+        <w:jc w:val="start"/>
+        <w:rPr>
+          <w:rFonts w:ascii="Liberation Serif" w:hAnsi="Liberation Serif"/>
+        </w:rPr>
+      </w:pPr>
+      <w:r>
+        <w:rPr>
+          <w:rFonts w:ascii="Liberation Serif" w:hAnsi="Liberation Serif"/>
+        </w:rPr>
+        <w:t>start-history-server.sh</w:t>
+      </w:r>
+    </w:p>
+    <w:p>
+      <w:pPr>
+        <w:pStyle w:val="Normal"/>
+        <w:bidi w:val="0"/>
+        <w:jc w:val="start"/>
+        <w:rPr>
+          <w:rFonts w:ascii="Liberation Serif" w:hAnsi="Liberation Serif"/>
+        </w:rPr>
+      </w:pPr>
+      <w:r>
+        <w:rPr>
+          <w:rFonts w:ascii="Liberation Serif" w:hAnsi="Liberation Serif"/>
+        </w:rPr>
+        <w:t xml:space="preserve">    </w:t>
+      </w:r>
+      <w:r>
+        <w:rPr>
+          <w:rFonts w:ascii="Liberation Serif" w:hAnsi="Liberation Serif"/>
+        </w:rPr>
+        <w:t>Start History Server</w:t>
+      </w:r>
+    </w:p>
+    <w:p>
+      <w:pPr>
+        <w:pStyle w:val="Normal"/>
+        <w:bidi w:val="0"/>
+        <w:jc w:val="start"/>
+        <w:rPr>
+          <w:rFonts w:ascii="Liberation Serif" w:hAnsi="Liberation Serif"/>
+        </w:rPr>
+      </w:pPr>
+      <w:r>
+        <w:rPr>
+          <w:rFonts w:ascii="Liberation Serif" w:hAnsi="Liberation Serif"/>
+        </w:rPr>
+      </w:r>
+    </w:p>
+    <w:p>
+      <w:pPr>
+        <w:pStyle w:val="Normal"/>
+        <w:bidi w:val="0"/>
+        <w:jc w:val="start"/>
+        <w:rPr>
+          <w:rFonts w:ascii="Liberation Serif" w:hAnsi="Liberation Serif"/>
+        </w:rPr>
+      </w:pPr>
+      <w:r>
+        <w:rPr>
+          <w:rFonts w:ascii="Liberation Serif" w:hAnsi="Liberation Serif"/>
+        </w:rPr>
+        <w:t>stop-history-server.sh</w:t>
+      </w:r>
+    </w:p>
+    <w:p>
+      <w:pPr>
+        <w:pStyle w:val="Normal"/>
+        <w:bidi w:val="0"/>
+        <w:jc w:val="start"/>
+        <w:rPr>
+          <w:rFonts w:ascii="Liberation Serif" w:hAnsi="Liberation Serif"/>
+        </w:rPr>
+      </w:pPr>
+      <w:r>
+        <w:rPr>
+          <w:rFonts w:ascii="Liberation Serif" w:hAnsi="Liberation Serif"/>
+        </w:rPr>
+        <w:t xml:space="preserve">    </w:t>
+      </w:r>
+      <w:r>
+        <w:rPr>
+          <w:rFonts w:ascii="Liberation Serif" w:hAnsi="Liberation Serif"/>
+        </w:rPr>
+        <w:t>Stop History Server</w:t>
+      </w:r>
+    </w:p>
+    <w:p>
+      <w:pPr>
+        <w:pStyle w:val="Normal"/>
+        <w:bidi w:val="0"/>
+        <w:jc w:val="start"/>
+        <w:rPr>
+          <w:rFonts w:ascii="Liberation Serif" w:hAnsi="Liberation Serif"/>
+        </w:rPr>
+      </w:pPr>
+      <w:r>
+        <w:rPr>
+          <w:rFonts w:ascii="Liberation Serif" w:hAnsi="Liberation Serif"/>
+        </w:rPr>
+      </w:r>
+    </w:p>
+    <w:p>
+      <w:pPr>
+        <w:pStyle w:val="Normal"/>
+        <w:bidi w:val="0"/>
+        <w:jc w:val="start"/>
+        <w:rPr>
+          <w:rFonts w:ascii="Liberation Serif" w:hAnsi="Liberation Serif"/>
+        </w:rPr>
+      </w:pPr>
+      <w:r>
+        <w:rPr>
+          <w:rFonts w:ascii="Liberation Serif" w:hAnsi="Liberation Serif"/>
+        </w:rPr>
+      </w:r>
+    </w:p>
+    <w:p>
+      <w:pPr>
+        <w:pStyle w:val="Normal"/>
+        <w:bidi w:val="0"/>
+        <w:jc w:val="start"/>
+        <w:rPr>
+          <w:rFonts w:ascii="Liberation Serif" w:hAnsi="Liberation Serif"/>
+        </w:rPr>
+      </w:pPr>
+      <w:r>
+        <w:rPr>
+          <w:rFonts w:ascii="Liberation Serif" w:hAnsi="Liberation Serif"/>
+        </w:rPr>
+        <w:t>------------------------------------------------------------------------------</w:t>
+      </w:r>
+    </w:p>
+    <w:p>
+      <w:pPr>
+        <w:pStyle w:val="Normal"/>
+        <w:bidi w:val="0"/>
+        <w:jc w:val="start"/>
+        <w:rPr>
+          <w:rFonts w:ascii="Liberation Serif" w:hAnsi="Liberation Serif"/>
+        </w:rPr>
+      </w:pPr>
+      <w:r>
+        <w:rPr>
+          <w:rFonts w:ascii="Liberation Serif" w:hAnsi="Liberation Serif"/>
+        </w:rPr>
+        <w:t>7. JUPYTER</w:t>
+      </w:r>
+    </w:p>
+    <w:p>
+      <w:pPr>
+        <w:pStyle w:val="Normal"/>
+        <w:bidi w:val="0"/>
+        <w:jc w:val="start"/>
+        <w:rPr>
+          <w:rFonts w:ascii="Liberation Serif" w:hAnsi="Liberation Serif"/>
+        </w:rPr>
+      </w:pPr>
+      <w:r>
+        <w:rPr>
+          <w:rFonts w:ascii="Liberation Serif" w:hAnsi="Liberation Serif"/>
+        </w:rPr>
+        <w:t>------------------------------------------------------------------------------</w:t>
+      </w:r>
+    </w:p>
+    <w:p>
+      <w:pPr>
+        <w:pStyle w:val="Normal"/>
+        <w:bidi w:val="0"/>
+        <w:jc w:val="start"/>
+        <w:rPr>
+          <w:rFonts w:ascii="Liberation Serif" w:hAnsi="Liberation Serif"/>
+        </w:rPr>
+      </w:pPr>
+      <w:r>
+        <w:rPr>
+          <w:rFonts w:ascii="Liberation Serif" w:hAnsi="Liberation Serif"/>
+        </w:rPr>
+      </w:r>
+    </w:p>
+    <w:p>
+      <w:pPr>
+        <w:pStyle w:val="Normal"/>
+        <w:bidi w:val="0"/>
+        <w:jc w:val="start"/>
+        <w:rPr>
+          <w:rFonts w:ascii="Liberation Serif" w:hAnsi="Liberation Serif"/>
+        </w:rPr>
+      </w:pPr>
+      <w:r>
+        <w:rPr>
+          <w:rFonts w:ascii="Liberation Serif" w:hAnsi="Liberation Serif"/>
+        </w:rPr>
+        <w:t>jupyter notebook</w:t>
+      </w:r>
+    </w:p>
+    <w:p>
+      <w:pPr>
+        <w:pStyle w:val="Normal"/>
+        <w:bidi w:val="0"/>
+        <w:jc w:val="start"/>
+        <w:rPr>
+          <w:rFonts w:ascii="Liberation Serif" w:hAnsi="Liberation Serif"/>
+        </w:rPr>
+      </w:pPr>
+      <w:r>
+        <w:rPr>
+          <w:rFonts w:ascii="Liberation Serif" w:hAnsi="Liberation Serif"/>
+        </w:rPr>
+        <w:t xml:space="preserve">    </w:t>
+      </w:r>
+      <w:r>
+        <w:rPr>
+          <w:rFonts w:ascii="Liberation Serif" w:hAnsi="Liberation Serif"/>
+        </w:rPr>
+        <w:t>Start Jupyter Notebook</w:t>
+      </w:r>
+    </w:p>
+    <w:p>
+      <w:pPr>
+        <w:pStyle w:val="Normal"/>
+        <w:bidi w:val="0"/>
+        <w:jc w:val="start"/>
+        <w:rPr>
+          <w:rFonts w:ascii="Liberation Serif" w:hAnsi="Liberation Serif"/>
+        </w:rPr>
+      </w:pPr>
+      <w:r>
+        <w:rPr>
+          <w:rFonts w:ascii="Liberation Serif" w:hAnsi="Liberation Serif"/>
+        </w:rPr>
+      </w:r>
+    </w:p>
+    <w:p>
+      <w:pPr>
+        <w:pStyle w:val="Normal"/>
+        <w:bidi w:val="0"/>
+        <w:jc w:val="start"/>
+        <w:rPr>
+          <w:rFonts w:ascii="Liberation Serif" w:hAnsi="Liberation Serif"/>
+        </w:rPr>
+      </w:pPr>
+      <w:r>
+        <w:rPr>
+          <w:rFonts w:ascii="Liberation Serif" w:hAnsi="Liberation Serif"/>
+        </w:rPr>
+        <w:t>jupyter lab</w:t>
+      </w:r>
+    </w:p>
+    <w:p>
+      <w:pPr>
+        <w:pStyle w:val="Normal"/>
+        <w:bidi w:val="0"/>
+        <w:jc w:val="start"/>
+        <w:rPr>
+          <w:rFonts w:ascii="Liberation Serif" w:hAnsi="Liberation Serif"/>
+        </w:rPr>
+      </w:pPr>
+      <w:r>
+        <w:rPr>
+          <w:rFonts w:ascii="Liberation Serif" w:hAnsi="Liberation Serif"/>
+        </w:rPr>
+        <w:t xml:space="preserve">    </w:t>
+      </w:r>
+      <w:r>
+        <w:rPr>
+          <w:rFonts w:ascii="Liberation Serif" w:hAnsi="Liberation Serif"/>
+        </w:rPr>
+        <w:t>Start Jupyter Lab</w:t>
+      </w:r>
+    </w:p>
+    <w:p>
+      <w:pPr>
+        <w:pStyle w:val="Normal"/>
+        <w:bidi w:val="0"/>
+        <w:jc w:val="start"/>
+        <w:rPr>
+          <w:rFonts w:ascii="Liberation Serif" w:hAnsi="Liberation Serif"/>
+        </w:rPr>
+      </w:pPr>
+      <w:r>
+        <w:rPr>
+          <w:rFonts w:ascii="Liberation Serif" w:hAnsi="Liberation Serif"/>
+        </w:rPr>
+      </w:r>
+    </w:p>
+    <w:p>
+      <w:pPr>
+        <w:pStyle w:val="Normal"/>
+        <w:bidi w:val="0"/>
+        <w:jc w:val="start"/>
+        <w:rPr>
+          <w:rFonts w:ascii="Liberation Serif" w:hAnsi="Liberation Serif"/>
+        </w:rPr>
+      </w:pPr>
+      <w:r>
+        <w:rPr>
+          <w:rFonts w:ascii="Liberation Serif" w:hAnsi="Liberation Serif"/>
+        </w:rPr>
+        <w:t>Ctrl+C</w:t>
+      </w:r>
+    </w:p>
+    <w:p>
+      <w:pPr>
+        <w:pStyle w:val="Normal"/>
+        <w:bidi w:val="0"/>
+        <w:jc w:val="start"/>
+        <w:rPr>
+          <w:rFonts w:ascii="Liberation Serif" w:hAnsi="Liberation Serif"/>
+        </w:rPr>
+      </w:pPr>
+      <w:r>
+        <w:rPr>
+          <w:rFonts w:ascii="Liberation Serif" w:hAnsi="Liberation Serif"/>
+        </w:rPr>
+        <w:t xml:space="preserve">    </w:t>
+      </w:r>
+      <w:r>
+        <w:rPr>
+          <w:rFonts w:ascii="Liberation Serif" w:hAnsi="Liberation Serif"/>
+        </w:rPr>
+        <w:t>Stop Jupyter Server</w:t>
+      </w:r>
+    </w:p>
+    <w:p>
+      <w:pPr>
+        <w:pStyle w:val="Normal"/>
+        <w:bidi w:val="0"/>
+        <w:jc w:val="start"/>
+        <w:rPr>
+          <w:rFonts w:ascii="Liberation Serif" w:hAnsi="Liberation Serif"/>
+        </w:rPr>
+      </w:pPr>
+      <w:r>
+        <w:rPr>
+          <w:rFonts w:ascii="Liberation Serif" w:hAnsi="Liberation Serif"/>
+        </w:rPr>
+      </w:r>
+    </w:p>
+    <w:p>
+      <w:pPr>
+        <w:pStyle w:val="Normal"/>
+        <w:bidi w:val="0"/>
+        <w:jc w:val="start"/>
+        <w:rPr>
+          <w:rFonts w:ascii="Liberation Serif" w:hAnsi="Liberation Serif"/>
+        </w:rPr>
+      </w:pPr>
+      <w:r>
+        <w:rPr>
+          <w:rFonts w:ascii="Liberation Serif" w:hAnsi="Liberation Serif"/>
+        </w:rPr>
+      </w:r>
+    </w:p>
+    <w:p>
+      <w:pPr>
+        <w:pStyle w:val="Normal"/>
+        <w:bidi w:val="0"/>
+        <w:jc w:val="start"/>
+        <w:rPr>
+          <w:rFonts w:ascii="Liberation Serif" w:hAnsi="Liberation Serif"/>
+        </w:rPr>
+      </w:pPr>
+      <w:r>
+        <w:rPr>
+          <w:rFonts w:ascii="Liberation Serif" w:hAnsi="Liberation Serif"/>
+        </w:rPr>
+        <w:t>------------------------------------------------------------------------------</w:t>
+      </w:r>
+    </w:p>
+    <w:p>
+      <w:pPr>
+        <w:pStyle w:val="Normal"/>
+        <w:bidi w:val="0"/>
+        <w:jc w:val="start"/>
+        <w:rPr>
+          <w:rFonts w:ascii="Liberation Serif" w:hAnsi="Liberation Serif"/>
+        </w:rPr>
+      </w:pPr>
+      <w:r>
+        <w:rPr>
+          <w:rFonts w:ascii="Liberation Serif" w:hAnsi="Liberation Serif"/>
+        </w:rPr>
+        <w:t>8. SPARK SESSION</w:t>
+      </w:r>
+    </w:p>
+    <w:p>
+      <w:pPr>
+        <w:pStyle w:val="Normal"/>
+        <w:bidi w:val="0"/>
+        <w:jc w:val="start"/>
+        <w:rPr>
+          <w:rFonts w:ascii="Liberation Serif" w:hAnsi="Liberation Serif"/>
+        </w:rPr>
+      </w:pPr>
+      <w:r>
+        <w:rPr>
+          <w:rFonts w:ascii="Liberation Serif" w:hAnsi="Liberation Serif"/>
+        </w:rPr>
+        <w:t>------------------------------------------------------------------------------</w:t>
+      </w:r>
+    </w:p>
+    <w:p>
+      <w:pPr>
+        <w:pStyle w:val="Normal"/>
+        <w:bidi w:val="0"/>
+        <w:jc w:val="start"/>
+        <w:rPr>
+          <w:rFonts w:ascii="Liberation Serif" w:hAnsi="Liberation Serif"/>
+        </w:rPr>
+      </w:pPr>
+      <w:r>
+        <w:rPr>
+          <w:rFonts w:ascii="Liberation Serif" w:hAnsi="Liberation Serif"/>
+        </w:rPr>
+      </w:r>
+    </w:p>
+    <w:p>
+      <w:pPr>
+        <w:pStyle w:val="Normal"/>
+        <w:bidi w:val="0"/>
+        <w:jc w:val="start"/>
+        <w:rPr>
+          <w:rFonts w:ascii="Liberation Serif" w:hAnsi="Liberation Serif"/>
+        </w:rPr>
+      </w:pPr>
+      <w:r>
+        <w:rPr>
+          <w:rFonts w:ascii="Liberation Serif" w:hAnsi="Liberation Serif"/>
+        </w:rPr>
+        <w:t>from pyspark.sql import SparkSession</w:t>
+      </w:r>
+    </w:p>
+    <w:p>
+      <w:pPr>
+        <w:pStyle w:val="Normal"/>
+        <w:bidi w:val="0"/>
+        <w:jc w:val="start"/>
+        <w:rPr>
+          <w:rFonts w:ascii="Liberation Serif" w:hAnsi="Liberation Serif"/>
+        </w:rPr>
+      </w:pPr>
+      <w:r>
+        <w:rPr>
+          <w:rFonts w:ascii="Liberation Serif" w:hAnsi="Liberation Serif"/>
+        </w:rPr>
+      </w:r>
+    </w:p>
+    <w:p>
+      <w:pPr>
+        <w:pStyle w:val="Normal"/>
+        <w:bidi w:val="0"/>
+        <w:jc w:val="start"/>
+        <w:rPr>
+          <w:rFonts w:ascii="Liberation Serif" w:hAnsi="Liberation Serif"/>
+        </w:rPr>
+      </w:pPr>
+      <w:r>
+        <w:rPr>
+          <w:rFonts w:ascii="Liberation Serif" w:hAnsi="Liberation Serif"/>
+        </w:rPr>
+        <w:t>spark = SparkSession.builder \</w:t>
+      </w:r>
+    </w:p>
+    <w:p>
+      <w:pPr>
+        <w:pStyle w:val="Normal"/>
+        <w:bidi w:val="0"/>
+        <w:jc w:val="start"/>
+        <w:rPr>
+          <w:rFonts w:ascii="Liberation Serif" w:hAnsi="Liberation Serif"/>
+        </w:rPr>
+      </w:pPr>
+      <w:r>
+        <w:rPr>
+          <w:rFonts w:ascii="Liberation Serif" w:hAnsi="Liberation Serif"/>
+        </w:rPr>
+        <w:t xml:space="preserve">    </w:t>
+      </w:r>
+      <w:r>
+        <w:rPr>
+          <w:rFonts w:ascii="Liberation Serif" w:hAnsi="Liberation Serif"/>
+        </w:rPr>
+        <w:t>.appName("Learning") \</w:t>
+      </w:r>
+    </w:p>
+    <w:p>
+      <w:pPr>
+        <w:pStyle w:val="Normal"/>
+        <w:bidi w:val="0"/>
+        <w:jc w:val="start"/>
+        <w:rPr>
+          <w:rFonts w:ascii="Liberation Serif" w:hAnsi="Liberation Serif"/>
+        </w:rPr>
+      </w:pPr>
+      <w:r>
+        <w:rPr>
+          <w:rFonts w:ascii="Liberation Serif" w:hAnsi="Liberation Serif"/>
+        </w:rPr>
+        <w:t xml:space="preserve">    </w:t>
+      </w:r>
+      <w:r>
+        <w:rPr>
+          <w:rFonts w:ascii="Liberation Serif" w:hAnsi="Liberation Serif"/>
+        </w:rPr>
+        <w:t>.master("local[*]") \</w:t>
+      </w:r>
+    </w:p>
+    <w:p>
+      <w:pPr>
+        <w:pStyle w:val="Normal"/>
+        <w:bidi w:val="0"/>
+        <w:jc w:val="start"/>
+        <w:rPr>
+          <w:rFonts w:ascii="Liberation Serif" w:hAnsi="Liberation Serif"/>
+        </w:rPr>
+      </w:pPr>
+      <w:r>
+        <w:rPr>
+          <w:rFonts w:ascii="Liberation Serif" w:hAnsi="Liberation Serif"/>
+        </w:rPr>
+        <w:t xml:space="preserve">    </w:t>
+      </w:r>
+      <w:r>
+        <w:rPr>
+          <w:rFonts w:ascii="Liberation Serif" w:hAnsi="Liberation Serif"/>
+        </w:rPr>
+        <w:t>.getOrCreate()</w:t>
+      </w:r>
+    </w:p>
+    <w:p>
+      <w:pPr>
+        <w:pStyle w:val="Normal"/>
+        <w:bidi w:val="0"/>
+        <w:jc w:val="start"/>
+        <w:rPr>
+          <w:rFonts w:ascii="Liberation Serif" w:hAnsi="Liberation Serif"/>
+        </w:rPr>
+      </w:pPr>
+      <w:r>
+        <w:rPr>
+          <w:rFonts w:ascii="Liberation Serif" w:hAnsi="Liberation Serif"/>
+        </w:rPr>
+      </w:r>
+    </w:p>
+    <w:p>
+      <w:pPr>
+        <w:pStyle w:val="Normal"/>
+        <w:bidi w:val="0"/>
+        <w:jc w:val="start"/>
+        <w:rPr>
+          <w:rFonts w:ascii="Liberation Serif" w:hAnsi="Liberation Serif"/>
+        </w:rPr>
+      </w:pPr>
+      <w:r>
+        <w:rPr>
+          <w:rFonts w:ascii="Liberation Serif" w:hAnsi="Liberation Serif"/>
+        </w:rPr>
+        <w:t xml:space="preserve">    </w:t>
+      </w:r>
+      <w:r>
+        <w:rPr>
+          <w:rFonts w:ascii="Liberation Serif" w:hAnsi="Liberation Serif"/>
+        </w:rPr>
+        <w:t>Create Spark Session</w:t>
+      </w:r>
+    </w:p>
+    <w:p>
+      <w:pPr>
+        <w:pStyle w:val="Normal"/>
+        <w:bidi w:val="0"/>
+        <w:jc w:val="start"/>
+        <w:rPr>
+          <w:rFonts w:ascii="Liberation Serif" w:hAnsi="Liberation Serif"/>
+        </w:rPr>
+      </w:pPr>
+      <w:r>
+        <w:rPr>
+          <w:rFonts w:ascii="Liberation Serif" w:hAnsi="Liberation Serif"/>
+        </w:rPr>
+      </w:r>
+    </w:p>
+    <w:p>
+      <w:pPr>
+        <w:pStyle w:val="Normal"/>
+        <w:bidi w:val="0"/>
+        <w:jc w:val="start"/>
+        <w:rPr>
+          <w:rFonts w:ascii="Liberation Serif" w:hAnsi="Liberation Serif"/>
+        </w:rPr>
+      </w:pPr>
+      <w:r>
+        <w:rPr>
+          <w:rFonts w:ascii="Liberation Serif" w:hAnsi="Liberation Serif"/>
+        </w:rPr>
+        <w:t>spark.stop()</w:t>
+      </w:r>
+    </w:p>
+    <w:p>
+      <w:pPr>
+        <w:pStyle w:val="Normal"/>
+        <w:bidi w:val="0"/>
+        <w:jc w:val="start"/>
+        <w:rPr>
+          <w:rFonts w:ascii="Liberation Serif" w:hAnsi="Liberation Serif"/>
+        </w:rPr>
+      </w:pPr>
+      <w:r>
+        <w:rPr>
+          <w:rFonts w:ascii="Liberation Serif" w:hAnsi="Liberation Serif"/>
+        </w:rPr>
+      </w:r>
+    </w:p>
+    <w:p>
+      <w:pPr>
+        <w:pStyle w:val="Normal"/>
+        <w:bidi w:val="0"/>
+        <w:jc w:val="start"/>
+        <w:rPr>
+          <w:rFonts w:ascii="Liberation Serif" w:hAnsi="Liberation Serif"/>
+        </w:rPr>
+      </w:pPr>
+      <w:r>
+        <w:rPr>
+          <w:rFonts w:ascii="Liberation Serif" w:hAnsi="Liberation Serif"/>
+        </w:rPr>
+        <w:t xml:space="preserve">    </w:t>
+      </w:r>
+      <w:r>
+        <w:rPr>
+          <w:rFonts w:ascii="Liberation Serif" w:hAnsi="Liberation Serif"/>
+        </w:rPr>
+        <w:t>Stop Spark Session</w:t>
+      </w:r>
+    </w:p>
+    <w:p>
+      <w:pPr>
+        <w:pStyle w:val="Normal"/>
+        <w:bidi w:val="0"/>
+        <w:jc w:val="start"/>
+        <w:rPr>
+          <w:rFonts w:ascii="Liberation Serif" w:hAnsi="Liberation Serif"/>
+        </w:rPr>
+      </w:pPr>
+      <w:r>
+        <w:rPr>
+          <w:rFonts w:ascii="Liberation Serif" w:hAnsi="Liberation Serif"/>
+        </w:rPr>
+      </w:r>
+    </w:p>
+    <w:p>
+      <w:pPr>
+        <w:pStyle w:val="Normal"/>
+        <w:bidi w:val="0"/>
+        <w:jc w:val="start"/>
+        <w:rPr>
+          <w:rFonts w:ascii="Liberation Serif" w:hAnsi="Liberation Serif"/>
+        </w:rPr>
+      </w:pPr>
+      <w:r>
+        <w:rPr>
+          <w:rFonts w:ascii="Liberation Serif" w:hAnsi="Liberation Serif"/>
+        </w:rPr>
+        <w:t>spark.version</w:t>
+      </w:r>
+    </w:p>
+    <w:p>
+      <w:pPr>
+        <w:pStyle w:val="Normal"/>
+        <w:bidi w:val="0"/>
+        <w:jc w:val="start"/>
+        <w:rPr>
+          <w:rFonts w:ascii="Liberation Serif" w:hAnsi="Liberation Serif"/>
+        </w:rPr>
+      </w:pPr>
+      <w:r>
+        <w:rPr>
+          <w:rFonts w:ascii="Liberation Serif" w:hAnsi="Liberation Serif"/>
+        </w:rPr>
+      </w:r>
+    </w:p>
+    <w:p>
+      <w:pPr>
+        <w:pStyle w:val="Normal"/>
+        <w:bidi w:val="0"/>
+        <w:jc w:val="start"/>
+        <w:rPr>
+          <w:rFonts w:ascii="Liberation Serif" w:hAnsi="Liberation Serif"/>
+        </w:rPr>
+      </w:pPr>
+      <w:r>
+        <w:rPr>
+          <w:rFonts w:ascii="Liberation Serif" w:hAnsi="Liberation Serif"/>
+        </w:rPr>
+        <w:t xml:space="preserve">    </w:t>
+      </w:r>
+      <w:r>
+        <w:rPr>
+          <w:rFonts w:ascii="Liberation Serif" w:hAnsi="Liberation Serif"/>
+        </w:rPr>
+        <w:t>Spark Version</w:t>
+      </w:r>
+    </w:p>
+    <w:p>
+      <w:pPr>
+        <w:pStyle w:val="Normal"/>
+        <w:bidi w:val="0"/>
+        <w:jc w:val="start"/>
+        <w:rPr>
+          <w:rFonts w:ascii="Liberation Serif" w:hAnsi="Liberation Serif"/>
+        </w:rPr>
+      </w:pPr>
+      <w:r>
+        <w:rPr>
+          <w:rFonts w:ascii="Liberation Serif" w:hAnsi="Liberation Serif"/>
+        </w:rPr>
+      </w:r>
+    </w:p>
+    <w:p>
+      <w:pPr>
+        <w:pStyle w:val="Normal"/>
+        <w:bidi w:val="0"/>
+        <w:jc w:val="start"/>
+        <w:rPr>
+          <w:rFonts w:ascii="Liberation Serif" w:hAnsi="Liberation Serif"/>
+        </w:rPr>
+      </w:pPr>
+      <w:r>
+        <w:rPr>
+          <w:rFonts w:ascii="Liberation Serif" w:hAnsi="Liberation Serif"/>
+        </w:rPr>
+        <w:t>spark.sparkContext</w:t>
+      </w:r>
+    </w:p>
+    <w:p>
+      <w:pPr>
+        <w:pStyle w:val="Normal"/>
+        <w:bidi w:val="0"/>
+        <w:jc w:val="start"/>
+        <w:rPr>
+          <w:rFonts w:ascii="Liberation Serif" w:hAnsi="Liberation Serif"/>
+        </w:rPr>
+      </w:pPr>
+      <w:r>
+        <w:rPr>
+          <w:rFonts w:ascii="Liberation Serif" w:hAnsi="Liberation Serif"/>
+        </w:rPr>
+      </w:r>
+    </w:p>
+    <w:p>
+      <w:pPr>
+        <w:pStyle w:val="Normal"/>
+        <w:bidi w:val="0"/>
+        <w:jc w:val="start"/>
+        <w:rPr>
+          <w:rFonts w:ascii="Liberation Serif" w:hAnsi="Liberation Serif"/>
+        </w:rPr>
+      </w:pPr>
+      <w:r>
+        <w:rPr>
+          <w:rFonts w:ascii="Liberation Serif" w:hAnsi="Liberation Serif"/>
+        </w:rPr>
+        <w:t xml:space="preserve">    </w:t>
+      </w:r>
+      <w:r>
+        <w:rPr>
+          <w:rFonts w:ascii="Liberation Serif" w:hAnsi="Liberation Serif"/>
+        </w:rPr>
+        <w:t>Spark Context</w:t>
+      </w:r>
+    </w:p>
+    <w:p>
+      <w:pPr>
+        <w:pStyle w:val="Normal"/>
+        <w:bidi w:val="0"/>
+        <w:jc w:val="start"/>
+        <w:rPr>
+          <w:rFonts w:ascii="Liberation Serif" w:hAnsi="Liberation Serif"/>
+        </w:rPr>
+      </w:pPr>
+      <w:r>
+        <w:rPr>
+          <w:rFonts w:ascii="Liberation Serif" w:hAnsi="Liberation Serif"/>
+        </w:rPr>
+      </w:r>
+    </w:p>
+    <w:p>
+      <w:pPr>
+        <w:pStyle w:val="Normal"/>
+        <w:bidi w:val="0"/>
+        <w:jc w:val="start"/>
+        <w:rPr>
+          <w:rFonts w:ascii="Liberation Serif" w:hAnsi="Liberation Serif"/>
+        </w:rPr>
+      </w:pPr>
+      <w:r>
+        <w:rPr>
+          <w:rFonts w:ascii="Liberation Serif" w:hAnsi="Liberation Serif"/>
+        </w:rPr>
+        <w:t>spark.sparkContext.master</w:t>
+      </w:r>
+    </w:p>
+    <w:p>
+      <w:pPr>
+        <w:pStyle w:val="Normal"/>
+        <w:bidi w:val="0"/>
+        <w:jc w:val="start"/>
+        <w:rPr>
+          <w:rFonts w:ascii="Liberation Serif" w:hAnsi="Liberation Serif"/>
+        </w:rPr>
+      </w:pPr>
+      <w:r>
+        <w:rPr>
+          <w:rFonts w:ascii="Liberation Serif" w:hAnsi="Liberation Serif"/>
+        </w:rPr>
+      </w:r>
+    </w:p>
+    <w:p>
+      <w:pPr>
+        <w:pStyle w:val="Normal"/>
+        <w:bidi w:val="0"/>
+        <w:jc w:val="start"/>
+        <w:rPr>
+          <w:rFonts w:ascii="Liberation Serif" w:hAnsi="Liberation Serif"/>
+        </w:rPr>
+      </w:pPr>
+      <w:r>
+        <w:rPr>
+          <w:rFonts w:ascii="Liberation Serif" w:hAnsi="Liberation Serif"/>
+        </w:rPr>
+        <w:t xml:space="preserve">    </w:t>
+      </w:r>
+      <w:r>
+        <w:rPr>
+          <w:rFonts w:ascii="Liberation Serif" w:hAnsi="Liberation Serif"/>
+        </w:rPr>
+        <w:t>Master URL</w:t>
+      </w:r>
+    </w:p>
+    <w:p>
+      <w:pPr>
+        <w:pStyle w:val="Normal"/>
+        <w:bidi w:val="0"/>
+        <w:jc w:val="start"/>
+        <w:rPr>
+          <w:rFonts w:ascii="Liberation Serif" w:hAnsi="Liberation Serif"/>
+        </w:rPr>
+      </w:pPr>
+      <w:r>
+        <w:rPr>
+          <w:rFonts w:ascii="Liberation Serif" w:hAnsi="Liberation Serif"/>
+        </w:rPr>
+      </w:r>
+    </w:p>
+    <w:p>
+      <w:pPr>
+        <w:pStyle w:val="Normal"/>
+        <w:bidi w:val="0"/>
+        <w:jc w:val="start"/>
+        <w:rPr>
+          <w:rFonts w:ascii="Liberation Serif" w:hAnsi="Liberation Serif"/>
+        </w:rPr>
+      </w:pPr>
+      <w:r>
+        <w:rPr>
+          <w:rFonts w:ascii="Liberation Serif" w:hAnsi="Liberation Serif"/>
+        </w:rPr>
+        <w:t>spark.sparkContext.appName</w:t>
+      </w:r>
+    </w:p>
+    <w:p>
+      <w:pPr>
+        <w:pStyle w:val="Normal"/>
+        <w:bidi w:val="0"/>
+        <w:jc w:val="start"/>
+        <w:rPr>
+          <w:rFonts w:ascii="Liberation Serif" w:hAnsi="Liberation Serif"/>
+        </w:rPr>
+      </w:pPr>
+      <w:r>
+        <w:rPr>
+          <w:rFonts w:ascii="Liberation Serif" w:hAnsi="Liberation Serif"/>
+        </w:rPr>
+      </w:r>
+    </w:p>
+    <w:p>
+      <w:pPr>
+        <w:pStyle w:val="Normal"/>
+        <w:bidi w:val="0"/>
+        <w:jc w:val="start"/>
+        <w:rPr>
+          <w:rFonts w:ascii="Liberation Serif" w:hAnsi="Liberation Serif"/>
+        </w:rPr>
+      </w:pPr>
+      <w:r>
+        <w:rPr>
+          <w:rFonts w:ascii="Liberation Serif" w:hAnsi="Liberation Serif"/>
+        </w:rPr>
+        <w:t xml:space="preserve">    </w:t>
+      </w:r>
+      <w:r>
+        <w:rPr>
+          <w:rFonts w:ascii="Liberation Serif" w:hAnsi="Liberation Serif"/>
+        </w:rPr>
+        <w:t>Application Name</w:t>
+      </w:r>
+    </w:p>
+    <w:p>
+      <w:pPr>
+        <w:pStyle w:val="Normal"/>
+        <w:bidi w:val="0"/>
+        <w:jc w:val="start"/>
+        <w:rPr>
+          <w:rFonts w:ascii="Liberation Serif" w:hAnsi="Liberation Serif"/>
+        </w:rPr>
+      </w:pPr>
+      <w:r>
+        <w:rPr>
+          <w:rFonts w:ascii="Liberation Serif" w:hAnsi="Liberation Serif"/>
+        </w:rPr>
+      </w:r>
+    </w:p>
+    <w:p>
+      <w:pPr>
+        <w:pStyle w:val="Normal"/>
+        <w:bidi w:val="0"/>
+        <w:jc w:val="start"/>
+        <w:rPr>
+          <w:rFonts w:ascii="Liberation Serif" w:hAnsi="Liberation Serif"/>
+        </w:rPr>
+      </w:pPr>
+      <w:r>
+        <w:rPr>
+          <w:rFonts w:ascii="Liberation Serif" w:hAnsi="Liberation Serif"/>
+        </w:rPr>
+      </w:r>
+    </w:p>
+    <w:p>
+      <w:pPr>
+        <w:pStyle w:val="Normal"/>
+        <w:bidi w:val="0"/>
+        <w:jc w:val="start"/>
+        <w:rPr>
+          <w:rFonts w:ascii="Liberation Serif" w:hAnsi="Liberation Serif"/>
+        </w:rPr>
+      </w:pPr>
+      <w:r>
+        <w:rPr>
+          <w:rFonts w:ascii="Liberation Serif" w:hAnsi="Liberation Serif"/>
+        </w:rPr>
+        <w:t>------------------------------------------------------------------------------</w:t>
+      </w:r>
+    </w:p>
+    <w:p>
+      <w:pPr>
+        <w:pStyle w:val="Normal"/>
+        <w:bidi w:val="0"/>
+        <w:jc w:val="start"/>
+        <w:rPr>
+          <w:rFonts w:ascii="Liberation Serif" w:hAnsi="Liberation Serif"/>
+        </w:rPr>
+      </w:pPr>
+      <w:r>
+        <w:rPr>
+          <w:rFonts w:ascii="Liberation Serif" w:hAnsi="Liberation Serif"/>
+        </w:rPr>
+        <w:t>9. DATAFRAME</w:t>
+      </w:r>
+    </w:p>
+    <w:p>
+      <w:pPr>
+        <w:pStyle w:val="Normal"/>
+        <w:bidi w:val="0"/>
+        <w:jc w:val="start"/>
+        <w:rPr>
+          <w:rFonts w:ascii="Liberation Serif" w:hAnsi="Liberation Serif"/>
+        </w:rPr>
+      </w:pPr>
+      <w:r>
+        <w:rPr>
+          <w:rFonts w:ascii="Liberation Serif" w:hAnsi="Liberation Serif"/>
+        </w:rPr>
+        <w:t>------------------------------------------------------------------------------</w:t>
+      </w:r>
+    </w:p>
+    <w:p>
+      <w:pPr>
+        <w:pStyle w:val="Normal"/>
+        <w:bidi w:val="0"/>
+        <w:jc w:val="start"/>
+        <w:rPr>
+          <w:rFonts w:ascii="Liberation Serif" w:hAnsi="Liberation Serif"/>
+        </w:rPr>
+      </w:pPr>
+      <w:r>
+        <w:rPr>
+          <w:rFonts w:ascii="Liberation Serif" w:hAnsi="Liberation Serif"/>
+        </w:rPr>
+      </w:r>
+    </w:p>
+    <w:p>
+      <w:pPr>
+        <w:pStyle w:val="Normal"/>
+        <w:bidi w:val="0"/>
+        <w:jc w:val="start"/>
+        <w:rPr>
+          <w:rFonts w:ascii="Liberation Serif" w:hAnsi="Liberation Serif"/>
+        </w:rPr>
+      </w:pPr>
+      <w:r>
+        <w:rPr>
+          <w:rFonts w:ascii="Liberation Serif" w:hAnsi="Liberation Serif"/>
+        </w:rPr>
+        <w:t>df = spark.range(10)</w:t>
+      </w:r>
+    </w:p>
+    <w:p>
+      <w:pPr>
+        <w:pStyle w:val="Normal"/>
+        <w:bidi w:val="0"/>
+        <w:jc w:val="start"/>
+        <w:rPr>
+          <w:rFonts w:ascii="Liberation Serif" w:hAnsi="Liberation Serif"/>
+        </w:rPr>
+      </w:pPr>
+      <w:r>
+        <w:rPr>
+          <w:rFonts w:ascii="Liberation Serif" w:hAnsi="Liberation Serif"/>
+        </w:rPr>
+      </w:r>
+    </w:p>
+    <w:p>
+      <w:pPr>
+        <w:pStyle w:val="Normal"/>
+        <w:bidi w:val="0"/>
+        <w:jc w:val="start"/>
+        <w:rPr>
+          <w:rFonts w:ascii="Liberation Serif" w:hAnsi="Liberation Serif"/>
+        </w:rPr>
+      </w:pPr>
+      <w:r>
+        <w:rPr>
+          <w:rFonts w:ascii="Liberation Serif" w:hAnsi="Liberation Serif"/>
+        </w:rPr>
+        <w:t xml:space="preserve">    </w:t>
+      </w:r>
+      <w:r>
+        <w:rPr>
+          <w:rFonts w:ascii="Liberation Serif" w:hAnsi="Liberation Serif"/>
+        </w:rPr>
+        <w:t>Create DataFrame</w:t>
+      </w:r>
+    </w:p>
+    <w:p>
+      <w:pPr>
+        <w:pStyle w:val="Normal"/>
+        <w:bidi w:val="0"/>
+        <w:jc w:val="start"/>
+        <w:rPr>
+          <w:rFonts w:ascii="Liberation Serif" w:hAnsi="Liberation Serif"/>
+        </w:rPr>
+      </w:pPr>
+      <w:r>
+        <w:rPr>
+          <w:rFonts w:ascii="Liberation Serif" w:hAnsi="Liberation Serif"/>
+        </w:rPr>
+      </w:r>
+    </w:p>
+    <w:p>
+      <w:pPr>
+        <w:pStyle w:val="Normal"/>
+        <w:bidi w:val="0"/>
+        <w:jc w:val="start"/>
+        <w:rPr>
+          <w:rFonts w:ascii="Liberation Serif" w:hAnsi="Liberation Serif"/>
+        </w:rPr>
+      </w:pPr>
+      <w:r>
+        <w:rPr>
+          <w:rFonts w:ascii="Liberation Serif" w:hAnsi="Liberation Serif"/>
+        </w:rPr>
+        <w:t>df.show()</w:t>
+      </w:r>
+    </w:p>
+    <w:p>
+      <w:pPr>
+        <w:pStyle w:val="Normal"/>
+        <w:bidi w:val="0"/>
+        <w:jc w:val="start"/>
+        <w:rPr>
+          <w:rFonts w:ascii="Liberation Serif" w:hAnsi="Liberation Serif"/>
+        </w:rPr>
+      </w:pPr>
+      <w:r>
+        <w:rPr>
+          <w:rFonts w:ascii="Liberation Serif" w:hAnsi="Liberation Serif"/>
+        </w:rPr>
+      </w:r>
+    </w:p>
+    <w:p>
+      <w:pPr>
+        <w:pStyle w:val="Normal"/>
+        <w:bidi w:val="0"/>
+        <w:jc w:val="start"/>
+        <w:rPr>
+          <w:rFonts w:ascii="Liberation Serif" w:hAnsi="Liberation Serif"/>
+        </w:rPr>
+      </w:pPr>
+      <w:r>
+        <w:rPr>
+          <w:rFonts w:ascii="Liberation Serif" w:hAnsi="Liberation Serif"/>
+        </w:rPr>
+        <w:t xml:space="preserve">    </w:t>
+      </w:r>
+      <w:r>
+        <w:rPr>
+          <w:rFonts w:ascii="Liberation Serif" w:hAnsi="Liberation Serif"/>
+        </w:rPr>
+        <w:t>Display rows</w:t>
+      </w:r>
+    </w:p>
+    <w:p>
+      <w:pPr>
+        <w:pStyle w:val="Normal"/>
+        <w:bidi w:val="0"/>
+        <w:jc w:val="start"/>
+        <w:rPr>
+          <w:rFonts w:ascii="Liberation Serif" w:hAnsi="Liberation Serif"/>
+        </w:rPr>
+      </w:pPr>
+      <w:r>
+        <w:rPr>
+          <w:rFonts w:ascii="Liberation Serif" w:hAnsi="Liberation Serif"/>
+        </w:rPr>
+      </w:r>
+    </w:p>
+    <w:p>
+      <w:pPr>
+        <w:pStyle w:val="Normal"/>
+        <w:bidi w:val="0"/>
+        <w:jc w:val="start"/>
+        <w:rPr>
+          <w:rFonts w:ascii="Liberation Serif" w:hAnsi="Liberation Serif"/>
+        </w:rPr>
+      </w:pPr>
+      <w:r>
+        <w:rPr>
+          <w:rFonts w:ascii="Liberation Serif" w:hAnsi="Liberation Serif"/>
+        </w:rPr>
+        <w:t>df.printSchema()</w:t>
+      </w:r>
+    </w:p>
+    <w:p>
+      <w:pPr>
+        <w:pStyle w:val="Normal"/>
+        <w:bidi w:val="0"/>
+        <w:jc w:val="start"/>
+        <w:rPr>
+          <w:rFonts w:ascii="Liberation Serif" w:hAnsi="Liberation Serif"/>
+        </w:rPr>
+      </w:pPr>
+      <w:r>
+        <w:rPr>
+          <w:rFonts w:ascii="Liberation Serif" w:hAnsi="Liberation Serif"/>
+        </w:rPr>
+      </w:r>
+    </w:p>
+    <w:p>
+      <w:pPr>
+        <w:pStyle w:val="Normal"/>
+        <w:bidi w:val="0"/>
+        <w:jc w:val="start"/>
+        <w:rPr>
+          <w:rFonts w:ascii="Liberation Serif" w:hAnsi="Liberation Serif"/>
+        </w:rPr>
+      </w:pPr>
+      <w:r>
+        <w:rPr>
+          <w:rFonts w:ascii="Liberation Serif" w:hAnsi="Liberation Serif"/>
+        </w:rPr>
+        <w:t xml:space="preserve">    </w:t>
+      </w:r>
+      <w:r>
+        <w:rPr>
+          <w:rFonts w:ascii="Liberation Serif" w:hAnsi="Liberation Serif"/>
+        </w:rPr>
+        <w:t>Print Schema</w:t>
+      </w:r>
+    </w:p>
+    <w:p>
+      <w:pPr>
+        <w:pStyle w:val="Normal"/>
+        <w:bidi w:val="0"/>
+        <w:jc w:val="start"/>
+        <w:rPr>
+          <w:rFonts w:ascii="Liberation Serif" w:hAnsi="Liberation Serif"/>
+        </w:rPr>
+      </w:pPr>
+      <w:r>
+        <w:rPr>
+          <w:rFonts w:ascii="Liberation Serif" w:hAnsi="Liberation Serif"/>
+        </w:rPr>
+      </w:r>
+    </w:p>
+    <w:p>
+      <w:pPr>
+        <w:pStyle w:val="Normal"/>
+        <w:bidi w:val="0"/>
+        <w:jc w:val="start"/>
+        <w:rPr>
+          <w:rFonts w:ascii="Liberation Serif" w:hAnsi="Liberation Serif"/>
+        </w:rPr>
+      </w:pPr>
+      <w:r>
+        <w:rPr>
+          <w:rFonts w:ascii="Liberation Serif" w:hAnsi="Liberation Serif"/>
+        </w:rPr>
+        <w:t>df.columns</w:t>
+      </w:r>
+    </w:p>
+    <w:p>
+      <w:pPr>
+        <w:pStyle w:val="Normal"/>
+        <w:bidi w:val="0"/>
+        <w:jc w:val="start"/>
+        <w:rPr>
+          <w:rFonts w:ascii="Liberation Serif" w:hAnsi="Liberation Serif"/>
+        </w:rPr>
+      </w:pPr>
+      <w:r>
+        <w:rPr>
+          <w:rFonts w:ascii="Liberation Serif" w:hAnsi="Liberation Serif"/>
+        </w:rPr>
+      </w:r>
+    </w:p>
+    <w:p>
+      <w:pPr>
+        <w:pStyle w:val="Normal"/>
+        <w:bidi w:val="0"/>
+        <w:jc w:val="start"/>
+        <w:rPr>
+          <w:rFonts w:ascii="Liberation Serif" w:hAnsi="Liberation Serif"/>
+        </w:rPr>
+      </w:pPr>
+      <w:r>
+        <w:rPr>
+          <w:rFonts w:ascii="Liberation Serif" w:hAnsi="Liberation Serif"/>
+        </w:rPr>
+        <w:t xml:space="preserve">    </w:t>
+      </w:r>
+      <w:r>
+        <w:rPr>
+          <w:rFonts w:ascii="Liberation Serif" w:hAnsi="Liberation Serif"/>
+        </w:rPr>
+        <w:t>Show Columns</w:t>
+      </w:r>
+    </w:p>
+    <w:p>
+      <w:pPr>
+        <w:pStyle w:val="Normal"/>
+        <w:bidi w:val="0"/>
+        <w:jc w:val="start"/>
+        <w:rPr>
+          <w:rFonts w:ascii="Liberation Serif" w:hAnsi="Liberation Serif"/>
+        </w:rPr>
+      </w:pPr>
+      <w:r>
+        <w:rPr>
+          <w:rFonts w:ascii="Liberation Serif" w:hAnsi="Liberation Serif"/>
+        </w:rPr>
+      </w:r>
+    </w:p>
+    <w:p>
+      <w:pPr>
+        <w:pStyle w:val="Normal"/>
+        <w:bidi w:val="0"/>
+        <w:jc w:val="start"/>
+        <w:rPr>
+          <w:rFonts w:ascii="Liberation Serif" w:hAnsi="Liberation Serif"/>
+        </w:rPr>
+      </w:pPr>
+      <w:r>
+        <w:rPr>
+          <w:rFonts w:ascii="Liberation Serif" w:hAnsi="Liberation Serif"/>
+        </w:rPr>
+        <w:t>df.count()</w:t>
+      </w:r>
+    </w:p>
+    <w:p>
+      <w:pPr>
+        <w:pStyle w:val="Normal"/>
+        <w:bidi w:val="0"/>
+        <w:jc w:val="start"/>
+        <w:rPr>
+          <w:rFonts w:ascii="Liberation Serif" w:hAnsi="Liberation Serif"/>
+        </w:rPr>
+      </w:pPr>
+      <w:r>
+        <w:rPr>
+          <w:rFonts w:ascii="Liberation Serif" w:hAnsi="Liberation Serif"/>
+        </w:rPr>
+      </w:r>
+    </w:p>
+    <w:p>
+      <w:pPr>
+        <w:pStyle w:val="Normal"/>
+        <w:bidi w:val="0"/>
+        <w:jc w:val="start"/>
+        <w:rPr>
+          <w:rFonts w:ascii="Liberation Serif" w:hAnsi="Liberation Serif"/>
+        </w:rPr>
+      </w:pPr>
+      <w:r>
+        <w:rPr>
+          <w:rFonts w:ascii="Liberation Serif" w:hAnsi="Liberation Serif"/>
+        </w:rPr>
+        <w:t xml:space="preserve">    </w:t>
+      </w:r>
+      <w:r>
+        <w:rPr>
+          <w:rFonts w:ascii="Liberation Serif" w:hAnsi="Liberation Serif"/>
+        </w:rPr>
+        <w:t>Count Rows</w:t>
+      </w:r>
+    </w:p>
+    <w:p>
+      <w:pPr>
+        <w:pStyle w:val="Normal"/>
+        <w:bidi w:val="0"/>
+        <w:jc w:val="start"/>
+        <w:rPr>
+          <w:rFonts w:ascii="Liberation Serif" w:hAnsi="Liberation Serif"/>
+        </w:rPr>
+      </w:pPr>
+      <w:r>
+        <w:rPr>
+          <w:rFonts w:ascii="Liberation Serif" w:hAnsi="Liberation Serif"/>
+        </w:rPr>
+      </w:r>
+    </w:p>
+    <w:p>
+      <w:pPr>
+        <w:pStyle w:val="Normal"/>
+        <w:bidi w:val="0"/>
+        <w:jc w:val="start"/>
+        <w:rPr>
+          <w:rFonts w:ascii="Liberation Serif" w:hAnsi="Liberation Serif"/>
+        </w:rPr>
+      </w:pPr>
+      <w:r>
+        <w:rPr>
+          <w:rFonts w:ascii="Liberation Serif" w:hAnsi="Liberation Serif"/>
+        </w:rPr>
+        <w:t>df.describe().show()</w:t>
+      </w:r>
+    </w:p>
+    <w:p>
+      <w:pPr>
+        <w:pStyle w:val="Normal"/>
+        <w:bidi w:val="0"/>
+        <w:jc w:val="start"/>
+        <w:rPr>
+          <w:rFonts w:ascii="Liberation Serif" w:hAnsi="Liberation Serif"/>
+        </w:rPr>
+      </w:pPr>
+      <w:r>
+        <w:rPr>
+          <w:rFonts w:ascii="Liberation Serif" w:hAnsi="Liberation Serif"/>
+        </w:rPr>
+      </w:r>
+    </w:p>
+    <w:p>
+      <w:pPr>
+        <w:pStyle w:val="Normal"/>
+        <w:bidi w:val="0"/>
+        <w:jc w:val="start"/>
+        <w:rPr>
+          <w:rFonts w:ascii="Liberation Serif" w:hAnsi="Liberation Serif"/>
+        </w:rPr>
+      </w:pPr>
+      <w:r>
+        <w:rPr>
+          <w:rFonts w:ascii="Liberation Serif" w:hAnsi="Liberation Serif"/>
+        </w:rPr>
+        <w:t xml:space="preserve">    </w:t>
+      </w:r>
+      <w:r>
+        <w:rPr>
+          <w:rFonts w:ascii="Liberation Serif" w:hAnsi="Liberation Serif"/>
+        </w:rPr>
+        <w:t>Statistics</w:t>
+      </w:r>
+    </w:p>
+    <w:p>
+      <w:pPr>
+        <w:pStyle w:val="Normal"/>
+        <w:bidi w:val="0"/>
+        <w:jc w:val="start"/>
+        <w:rPr>
+          <w:rFonts w:ascii="Liberation Serif" w:hAnsi="Liberation Serif"/>
+        </w:rPr>
+      </w:pPr>
+      <w:r>
+        <w:rPr>
+          <w:rFonts w:ascii="Liberation Serif" w:hAnsi="Liberation Serif"/>
+        </w:rPr>
+      </w:r>
+    </w:p>
+    <w:p>
+      <w:pPr>
+        <w:pStyle w:val="Normal"/>
+        <w:bidi w:val="0"/>
+        <w:jc w:val="start"/>
+        <w:rPr>
+          <w:rFonts w:ascii="Liberation Serif" w:hAnsi="Liberation Serif"/>
+        </w:rPr>
+      </w:pPr>
+      <w:r>
+        <w:rPr>
+          <w:rFonts w:ascii="Liberation Serif" w:hAnsi="Liberation Serif"/>
+        </w:rPr>
+        <w:t>df.head()</w:t>
+      </w:r>
+    </w:p>
+    <w:p>
+      <w:pPr>
+        <w:pStyle w:val="Normal"/>
+        <w:bidi w:val="0"/>
+        <w:jc w:val="start"/>
+        <w:rPr>
+          <w:rFonts w:ascii="Liberation Serif" w:hAnsi="Liberation Serif"/>
+        </w:rPr>
+      </w:pPr>
+      <w:r>
+        <w:rPr>
+          <w:rFonts w:ascii="Liberation Serif" w:hAnsi="Liberation Serif"/>
+        </w:rPr>
+      </w:r>
+    </w:p>
+    <w:p>
+      <w:pPr>
+        <w:pStyle w:val="Normal"/>
+        <w:bidi w:val="0"/>
+        <w:jc w:val="start"/>
+        <w:rPr>
+          <w:rFonts w:ascii="Liberation Serif" w:hAnsi="Liberation Serif"/>
+        </w:rPr>
+      </w:pPr>
+      <w:r>
+        <w:rPr>
+          <w:rFonts w:ascii="Liberation Serif" w:hAnsi="Liberation Serif"/>
+        </w:rPr>
+        <w:t xml:space="preserve">    </w:t>
+      </w:r>
+      <w:r>
+        <w:rPr>
+          <w:rFonts w:ascii="Liberation Serif" w:hAnsi="Liberation Serif"/>
+        </w:rPr>
+        <w:t>First Row</w:t>
+      </w:r>
+    </w:p>
+    <w:p>
+      <w:pPr>
+        <w:pStyle w:val="Normal"/>
+        <w:bidi w:val="0"/>
+        <w:jc w:val="start"/>
+        <w:rPr>
+          <w:rFonts w:ascii="Liberation Serif" w:hAnsi="Liberation Serif"/>
+        </w:rPr>
+      </w:pPr>
+      <w:r>
+        <w:rPr>
+          <w:rFonts w:ascii="Liberation Serif" w:hAnsi="Liberation Serif"/>
+        </w:rPr>
+      </w:r>
+    </w:p>
+    <w:p>
+      <w:pPr>
+        <w:pStyle w:val="Normal"/>
+        <w:bidi w:val="0"/>
+        <w:jc w:val="start"/>
+        <w:rPr>
+          <w:rFonts w:ascii="Liberation Serif" w:hAnsi="Liberation Serif"/>
+        </w:rPr>
+      </w:pPr>
+      <w:r>
+        <w:rPr>
+          <w:rFonts w:ascii="Liberation Serif" w:hAnsi="Liberation Serif"/>
+        </w:rPr>
+        <w:t>df.take(5)</w:t>
+      </w:r>
+    </w:p>
+    <w:p>
+      <w:pPr>
+        <w:pStyle w:val="Normal"/>
+        <w:bidi w:val="0"/>
+        <w:jc w:val="start"/>
+        <w:rPr>
+          <w:rFonts w:ascii="Liberation Serif" w:hAnsi="Liberation Serif"/>
+        </w:rPr>
+      </w:pPr>
+      <w:r>
+        <w:rPr>
+          <w:rFonts w:ascii="Liberation Serif" w:hAnsi="Liberation Serif"/>
+        </w:rPr>
+      </w:r>
+    </w:p>
+    <w:p>
+      <w:pPr>
+        <w:pStyle w:val="Normal"/>
+        <w:bidi w:val="0"/>
+        <w:jc w:val="start"/>
+        <w:rPr>
+          <w:rFonts w:ascii="Liberation Serif" w:hAnsi="Liberation Serif"/>
+        </w:rPr>
+      </w:pPr>
+      <w:r>
+        <w:rPr>
+          <w:rFonts w:ascii="Liberation Serif" w:hAnsi="Liberation Serif"/>
+        </w:rPr>
+        <w:t xml:space="preserve">    </w:t>
+      </w:r>
+      <w:r>
+        <w:rPr>
+          <w:rFonts w:ascii="Liberation Serif" w:hAnsi="Liberation Serif"/>
+        </w:rPr>
+        <w:t>First 5 Rows</w:t>
+      </w:r>
+    </w:p>
+    <w:p>
+      <w:pPr>
+        <w:pStyle w:val="Normal"/>
+        <w:bidi w:val="0"/>
+        <w:jc w:val="start"/>
+        <w:rPr>
+          <w:rFonts w:ascii="Liberation Serif" w:hAnsi="Liberation Serif"/>
+        </w:rPr>
+      </w:pPr>
+      <w:r>
+        <w:rPr>
+          <w:rFonts w:ascii="Liberation Serif" w:hAnsi="Liberation Serif"/>
+        </w:rPr>
+      </w:r>
+    </w:p>
+    <w:p>
+      <w:pPr>
+        <w:pStyle w:val="Normal"/>
+        <w:bidi w:val="0"/>
+        <w:jc w:val="start"/>
+        <w:rPr>
+          <w:rFonts w:ascii="Liberation Serif" w:hAnsi="Liberation Serif"/>
+        </w:rPr>
+      </w:pPr>
+      <w:r>
+        <w:rPr>
+          <w:rFonts w:ascii="Liberation Serif" w:hAnsi="Liberation Serif"/>
+        </w:rPr>
+      </w:r>
+    </w:p>
+    <w:p>
+      <w:pPr>
+        <w:pStyle w:val="Normal"/>
+        <w:bidi w:val="0"/>
+        <w:jc w:val="start"/>
+        <w:rPr>
+          <w:rFonts w:ascii="Liberation Serif" w:hAnsi="Liberation Serif"/>
+        </w:rPr>
+      </w:pPr>
+      <w:r>
+        <w:rPr>
+          <w:rFonts w:ascii="Liberation Serif" w:hAnsi="Liberation Serif"/>
+        </w:rPr>
+        <w:t>------------------------------------------------------------------------------</w:t>
+      </w:r>
+    </w:p>
+    <w:p>
+      <w:pPr>
+        <w:pStyle w:val="Normal"/>
+        <w:bidi w:val="0"/>
+        <w:jc w:val="start"/>
+        <w:rPr>
+          <w:rFonts w:ascii="Liberation Serif" w:hAnsi="Liberation Serif"/>
+        </w:rPr>
+      </w:pPr>
+      <w:r>
+        <w:rPr>
+          <w:rFonts w:ascii="Liberation Serif" w:hAnsi="Liberation Serif"/>
+        </w:rPr>
+        <w:t>10. READ FILES</w:t>
+      </w:r>
+    </w:p>
+    <w:p>
+      <w:pPr>
+        <w:pStyle w:val="Normal"/>
+        <w:bidi w:val="0"/>
+        <w:jc w:val="start"/>
+        <w:rPr>
+          <w:rFonts w:ascii="Liberation Serif" w:hAnsi="Liberation Serif"/>
+        </w:rPr>
+      </w:pPr>
+      <w:r>
+        <w:rPr>
+          <w:rFonts w:ascii="Liberation Serif" w:hAnsi="Liberation Serif"/>
+        </w:rPr>
+        <w:t>------------------------------------------------------------------------------</w:t>
+      </w:r>
+    </w:p>
+    <w:p>
+      <w:pPr>
+        <w:pStyle w:val="Normal"/>
+        <w:bidi w:val="0"/>
+        <w:jc w:val="start"/>
+        <w:rPr>
+          <w:rFonts w:ascii="Liberation Serif" w:hAnsi="Liberation Serif"/>
+        </w:rPr>
+      </w:pPr>
+      <w:r>
+        <w:rPr>
+          <w:rFonts w:ascii="Liberation Serif" w:hAnsi="Liberation Serif"/>
+        </w:rPr>
+      </w:r>
+    </w:p>
+    <w:p>
+      <w:pPr>
+        <w:pStyle w:val="Normal"/>
+        <w:bidi w:val="0"/>
+        <w:jc w:val="start"/>
+        <w:rPr>
+          <w:rFonts w:ascii="Liberation Serif" w:hAnsi="Liberation Serif"/>
+        </w:rPr>
+      </w:pPr>
+      <w:r>
+        <w:rPr>
+          <w:rFonts w:ascii="Liberation Serif" w:hAnsi="Liberation Serif"/>
+        </w:rPr>
+        <w:t>spark.read.csv("file.csv", header=True)</w:t>
+      </w:r>
+    </w:p>
+    <w:p>
+      <w:pPr>
+        <w:pStyle w:val="Normal"/>
+        <w:bidi w:val="0"/>
+        <w:jc w:val="start"/>
+        <w:rPr>
+          <w:rFonts w:ascii="Liberation Serif" w:hAnsi="Liberation Serif"/>
+        </w:rPr>
+      </w:pPr>
+      <w:r>
+        <w:rPr>
+          <w:rFonts w:ascii="Liberation Serif" w:hAnsi="Liberation Serif"/>
+        </w:rPr>
+      </w:r>
+    </w:p>
+    <w:p>
+      <w:pPr>
+        <w:pStyle w:val="Normal"/>
+        <w:bidi w:val="0"/>
+        <w:jc w:val="start"/>
+        <w:rPr>
+          <w:rFonts w:ascii="Liberation Serif" w:hAnsi="Liberation Serif"/>
+        </w:rPr>
+      </w:pPr>
+      <w:r>
+        <w:rPr>
+          <w:rFonts w:ascii="Liberation Serif" w:hAnsi="Liberation Serif"/>
+        </w:rPr>
+        <w:t>spark.read.json("file.json")</w:t>
+      </w:r>
+    </w:p>
+    <w:p>
+      <w:pPr>
+        <w:pStyle w:val="Normal"/>
+        <w:bidi w:val="0"/>
+        <w:jc w:val="start"/>
+        <w:rPr>
+          <w:rFonts w:ascii="Liberation Serif" w:hAnsi="Liberation Serif"/>
+        </w:rPr>
+      </w:pPr>
+      <w:r>
+        <w:rPr>
+          <w:rFonts w:ascii="Liberation Serif" w:hAnsi="Liberation Serif"/>
+        </w:rPr>
+      </w:r>
+    </w:p>
+    <w:p>
+      <w:pPr>
+        <w:pStyle w:val="Normal"/>
+        <w:bidi w:val="0"/>
+        <w:jc w:val="start"/>
+        <w:rPr>
+          <w:rFonts w:ascii="Liberation Serif" w:hAnsi="Liberation Serif"/>
+        </w:rPr>
+      </w:pPr>
+      <w:r>
+        <w:rPr>
+          <w:rFonts w:ascii="Liberation Serif" w:hAnsi="Liberation Serif"/>
+        </w:rPr>
+        <w:t>spark.read.parquet("file.parquet")</w:t>
+      </w:r>
+    </w:p>
+    <w:p>
+      <w:pPr>
+        <w:pStyle w:val="Normal"/>
+        <w:bidi w:val="0"/>
+        <w:jc w:val="start"/>
+        <w:rPr>
+          <w:rFonts w:ascii="Liberation Serif" w:hAnsi="Liberation Serif"/>
+        </w:rPr>
+      </w:pPr>
+      <w:r>
+        <w:rPr>
+          <w:rFonts w:ascii="Liberation Serif" w:hAnsi="Liberation Serif"/>
+        </w:rPr>
+      </w:r>
+    </w:p>
+    <w:p>
+      <w:pPr>
+        <w:pStyle w:val="Normal"/>
+        <w:bidi w:val="0"/>
+        <w:jc w:val="start"/>
+        <w:rPr>
+          <w:rFonts w:ascii="Liberation Serif" w:hAnsi="Liberation Serif"/>
+        </w:rPr>
+      </w:pPr>
+      <w:r>
+        <w:rPr>
+          <w:rFonts w:ascii="Liberation Serif" w:hAnsi="Liberation Serif"/>
+        </w:rPr>
+        <w:t>spark.read.text("file.txt")</w:t>
+      </w:r>
+    </w:p>
+    <w:p>
+      <w:pPr>
+        <w:pStyle w:val="Normal"/>
+        <w:bidi w:val="0"/>
+        <w:jc w:val="start"/>
+        <w:rPr>
+          <w:rFonts w:ascii="Liberation Serif" w:hAnsi="Liberation Serif"/>
+        </w:rPr>
+      </w:pPr>
+      <w:r>
+        <w:rPr>
+          <w:rFonts w:ascii="Liberation Serif" w:hAnsi="Liberation Serif"/>
+        </w:rPr>
+      </w:r>
+    </w:p>
+    <w:p>
+      <w:pPr>
+        <w:pStyle w:val="Normal"/>
+        <w:bidi w:val="0"/>
+        <w:jc w:val="start"/>
+        <w:rPr>
+          <w:rFonts w:ascii="Liberation Serif" w:hAnsi="Liberation Serif"/>
+        </w:rPr>
+      </w:pPr>
+      <w:r>
+        <w:rPr>
+          <w:rFonts w:ascii="Liberation Serif" w:hAnsi="Liberation Serif"/>
+        </w:rPr>
+      </w:r>
+    </w:p>
+    <w:p>
+      <w:pPr>
+        <w:pStyle w:val="Normal"/>
+        <w:bidi w:val="0"/>
+        <w:jc w:val="start"/>
+        <w:rPr>
+          <w:rFonts w:ascii="Liberation Serif" w:hAnsi="Liberation Serif"/>
+        </w:rPr>
+      </w:pPr>
+      <w:r>
+        <w:rPr>
+          <w:rFonts w:ascii="Liberation Serif" w:hAnsi="Liberation Serif"/>
+        </w:rPr>
+        <w:t>------------------------------------------------------------------------------</w:t>
+      </w:r>
+    </w:p>
+    <w:p>
+      <w:pPr>
+        <w:pStyle w:val="Normal"/>
+        <w:bidi w:val="0"/>
+        <w:jc w:val="start"/>
+        <w:rPr>
+          <w:rFonts w:ascii="Liberation Serif" w:hAnsi="Liberation Serif"/>
+        </w:rPr>
+      </w:pPr>
+      <w:r>
+        <w:rPr>
+          <w:rFonts w:ascii="Liberation Serif" w:hAnsi="Liberation Serif"/>
+        </w:rPr>
+        <w:t>11. WRITE FILES</w:t>
+      </w:r>
+    </w:p>
+    <w:p>
+      <w:pPr>
+        <w:pStyle w:val="Normal"/>
+        <w:bidi w:val="0"/>
+        <w:jc w:val="start"/>
+        <w:rPr>
+          <w:rFonts w:ascii="Liberation Serif" w:hAnsi="Liberation Serif"/>
+        </w:rPr>
+      </w:pPr>
+      <w:r>
+        <w:rPr>
+          <w:rFonts w:ascii="Liberation Serif" w:hAnsi="Liberation Serif"/>
+        </w:rPr>
+        <w:t>------------------------------------------------------------------------------</w:t>
+      </w:r>
+    </w:p>
+    <w:p>
+      <w:pPr>
+        <w:pStyle w:val="Normal"/>
+        <w:bidi w:val="0"/>
+        <w:jc w:val="start"/>
+        <w:rPr>
+          <w:rFonts w:ascii="Liberation Serif" w:hAnsi="Liberation Serif"/>
+        </w:rPr>
+      </w:pPr>
+      <w:r>
+        <w:rPr>
+          <w:rFonts w:ascii="Liberation Serif" w:hAnsi="Liberation Serif"/>
+        </w:rPr>
+      </w:r>
+    </w:p>
+    <w:p>
+      <w:pPr>
+        <w:pStyle w:val="Normal"/>
+        <w:bidi w:val="0"/>
+        <w:jc w:val="start"/>
+        <w:rPr>
+          <w:rFonts w:ascii="Liberation Serif" w:hAnsi="Liberation Serif"/>
+        </w:rPr>
+      </w:pPr>
+      <w:r>
+        <w:rPr>
+          <w:rFonts w:ascii="Liberation Serif" w:hAnsi="Liberation Serif"/>
+        </w:rPr>
+        <w:t>df.write.csv("output")</w:t>
+      </w:r>
+    </w:p>
+    <w:p>
+      <w:pPr>
+        <w:pStyle w:val="Normal"/>
+        <w:bidi w:val="0"/>
+        <w:jc w:val="start"/>
+        <w:rPr>
+          <w:rFonts w:ascii="Liberation Serif" w:hAnsi="Liberation Serif"/>
+        </w:rPr>
+      </w:pPr>
+      <w:r>
+        <w:rPr>
+          <w:rFonts w:ascii="Liberation Serif" w:hAnsi="Liberation Serif"/>
+        </w:rPr>
+      </w:r>
+    </w:p>
+    <w:p>
+      <w:pPr>
+        <w:pStyle w:val="Normal"/>
+        <w:bidi w:val="0"/>
+        <w:jc w:val="start"/>
+        <w:rPr>
+          <w:rFonts w:ascii="Liberation Serif" w:hAnsi="Liberation Serif"/>
+        </w:rPr>
+      </w:pPr>
+      <w:r>
+        <w:rPr>
+          <w:rFonts w:ascii="Liberation Serif" w:hAnsi="Liberation Serif"/>
+        </w:rPr>
+        <w:t>df.write.json("output")</w:t>
+      </w:r>
+    </w:p>
+    <w:p>
+      <w:pPr>
+        <w:pStyle w:val="Normal"/>
+        <w:bidi w:val="0"/>
+        <w:jc w:val="start"/>
+        <w:rPr>
+          <w:rFonts w:ascii="Liberation Serif" w:hAnsi="Liberation Serif"/>
+        </w:rPr>
+      </w:pPr>
+      <w:r>
+        <w:rPr>
+          <w:rFonts w:ascii="Liberation Serif" w:hAnsi="Liberation Serif"/>
+        </w:rPr>
+      </w:r>
+    </w:p>
+    <w:p>
+      <w:pPr>
+        <w:pStyle w:val="Normal"/>
+        <w:bidi w:val="0"/>
+        <w:jc w:val="start"/>
+        <w:rPr>
+          <w:rFonts w:ascii="Liberation Serif" w:hAnsi="Liberation Serif"/>
+        </w:rPr>
+      </w:pPr>
+      <w:r>
+        <w:rPr>
+          <w:rFonts w:ascii="Liberation Serif" w:hAnsi="Liberation Serif"/>
+        </w:rPr>
+        <w:t>df.write.parquet("output")</w:t>
+      </w:r>
+    </w:p>
+    <w:p>
+      <w:pPr>
+        <w:pStyle w:val="Normal"/>
+        <w:bidi w:val="0"/>
+        <w:jc w:val="start"/>
+        <w:rPr>
+          <w:rFonts w:ascii="Liberation Serif" w:hAnsi="Liberation Serif"/>
+        </w:rPr>
+      </w:pPr>
+      <w:r>
+        <w:rPr>
+          <w:rFonts w:ascii="Liberation Serif" w:hAnsi="Liberation Serif"/>
+        </w:rPr>
+      </w:r>
+    </w:p>
+    <w:p>
+      <w:pPr>
+        <w:pStyle w:val="Normal"/>
+        <w:bidi w:val="0"/>
+        <w:jc w:val="start"/>
+        <w:rPr>
+          <w:rFonts w:ascii="Liberation Serif" w:hAnsi="Liberation Serif"/>
+        </w:rPr>
+      </w:pPr>
+      <w:r>
+        <w:rPr>
+          <w:rFonts w:ascii="Liberation Serif" w:hAnsi="Liberation Serif"/>
+        </w:rPr>
+      </w:r>
+    </w:p>
+    <w:p>
+      <w:pPr>
+        <w:pStyle w:val="Normal"/>
+        <w:bidi w:val="0"/>
+        <w:jc w:val="start"/>
+        <w:rPr>
+          <w:rFonts w:ascii="Liberation Serif" w:hAnsi="Liberation Serif"/>
+        </w:rPr>
+      </w:pPr>
+      <w:r>
+        <w:rPr>
+          <w:rFonts w:ascii="Liberation Serif" w:hAnsi="Liberation Serif"/>
+        </w:rPr>
+        <w:t>------------------------------------------------------------------------------</w:t>
+      </w:r>
+    </w:p>
+    <w:p>
+      <w:pPr>
+        <w:pStyle w:val="Normal"/>
+        <w:bidi w:val="0"/>
+        <w:jc w:val="start"/>
+        <w:rPr>
+          <w:rFonts w:ascii="Liberation Serif" w:hAnsi="Liberation Serif"/>
+        </w:rPr>
+      </w:pPr>
+      <w:r>
+        <w:rPr>
+          <w:rFonts w:ascii="Liberation Serif" w:hAnsi="Liberation Serif"/>
+        </w:rPr>
+        <w:t>12. DATAFRAME OPERATIONS</w:t>
+      </w:r>
+    </w:p>
+    <w:p>
+      <w:pPr>
+        <w:pStyle w:val="Normal"/>
+        <w:bidi w:val="0"/>
+        <w:jc w:val="start"/>
+        <w:rPr>
+          <w:rFonts w:ascii="Liberation Serif" w:hAnsi="Liberation Serif"/>
+        </w:rPr>
+      </w:pPr>
+      <w:r>
+        <w:rPr>
+          <w:rFonts w:ascii="Liberation Serif" w:hAnsi="Liberation Serif"/>
+        </w:rPr>
+        <w:t>------------------------------------------------------------------------------</w:t>
+      </w:r>
+    </w:p>
+    <w:p>
+      <w:pPr>
+        <w:pStyle w:val="Normal"/>
+        <w:bidi w:val="0"/>
+        <w:jc w:val="start"/>
+        <w:rPr>
+          <w:rFonts w:ascii="Liberation Serif" w:hAnsi="Liberation Serif"/>
+        </w:rPr>
+      </w:pPr>
+      <w:r>
+        <w:rPr>
+          <w:rFonts w:ascii="Liberation Serif" w:hAnsi="Liberation Serif"/>
+        </w:rPr>
+      </w:r>
+    </w:p>
+    <w:p>
+      <w:pPr>
+        <w:pStyle w:val="Normal"/>
+        <w:bidi w:val="0"/>
+        <w:jc w:val="start"/>
+        <w:rPr>
+          <w:rFonts w:ascii="Liberation Serif" w:hAnsi="Liberation Serif"/>
+        </w:rPr>
+      </w:pPr>
+      <w:r>
+        <w:rPr>
+          <w:rFonts w:ascii="Liberation Serif" w:hAnsi="Liberation Serif"/>
+        </w:rPr>
+        <w:t>df.select("name")</w:t>
+      </w:r>
+    </w:p>
+    <w:p>
+      <w:pPr>
+        <w:pStyle w:val="Normal"/>
+        <w:bidi w:val="0"/>
+        <w:jc w:val="start"/>
+        <w:rPr>
+          <w:rFonts w:ascii="Liberation Serif" w:hAnsi="Liberation Serif"/>
+        </w:rPr>
+      </w:pPr>
+      <w:r>
+        <w:rPr>
+          <w:rFonts w:ascii="Liberation Serif" w:hAnsi="Liberation Serif"/>
+        </w:rPr>
+      </w:r>
+    </w:p>
+    <w:p>
+      <w:pPr>
+        <w:pStyle w:val="Normal"/>
+        <w:bidi w:val="0"/>
+        <w:jc w:val="start"/>
+        <w:rPr>
+          <w:rFonts w:ascii="Liberation Serif" w:hAnsi="Liberation Serif"/>
+        </w:rPr>
+      </w:pPr>
+      <w:r>
+        <w:rPr>
+          <w:rFonts w:ascii="Liberation Serif" w:hAnsi="Liberation Serif"/>
+        </w:rPr>
+        <w:t xml:space="preserve">    </w:t>
+      </w:r>
+      <w:r>
+        <w:rPr>
+          <w:rFonts w:ascii="Liberation Serif" w:hAnsi="Liberation Serif"/>
+        </w:rPr>
+        <w:t>Select Column</w:t>
+      </w:r>
+    </w:p>
+    <w:p>
+      <w:pPr>
+        <w:pStyle w:val="Normal"/>
+        <w:bidi w:val="0"/>
+        <w:jc w:val="start"/>
+        <w:rPr>
+          <w:rFonts w:ascii="Liberation Serif" w:hAnsi="Liberation Serif"/>
+        </w:rPr>
+      </w:pPr>
+      <w:r>
+        <w:rPr>
+          <w:rFonts w:ascii="Liberation Serif" w:hAnsi="Liberation Serif"/>
+        </w:rPr>
+      </w:r>
+    </w:p>
+    <w:p>
+      <w:pPr>
+        <w:pStyle w:val="Normal"/>
+        <w:bidi w:val="0"/>
+        <w:jc w:val="start"/>
+        <w:rPr>
+          <w:rFonts w:ascii="Liberation Serif" w:hAnsi="Liberation Serif"/>
+        </w:rPr>
+      </w:pPr>
+      <w:r>
+        <w:rPr>
+          <w:rFonts w:ascii="Liberation Serif" w:hAnsi="Liberation Serif"/>
+        </w:rPr>
+        <w:t>df.filter(df.age &gt; 20)</w:t>
+      </w:r>
+    </w:p>
+    <w:p>
+      <w:pPr>
+        <w:pStyle w:val="Normal"/>
+        <w:bidi w:val="0"/>
+        <w:jc w:val="start"/>
+        <w:rPr>
+          <w:rFonts w:ascii="Liberation Serif" w:hAnsi="Liberation Serif"/>
+        </w:rPr>
+      </w:pPr>
+      <w:r>
+        <w:rPr>
+          <w:rFonts w:ascii="Liberation Serif" w:hAnsi="Liberation Serif"/>
+        </w:rPr>
+      </w:r>
+    </w:p>
+    <w:p>
+      <w:pPr>
+        <w:pStyle w:val="Normal"/>
+        <w:bidi w:val="0"/>
+        <w:jc w:val="start"/>
+        <w:rPr>
+          <w:rFonts w:ascii="Liberation Serif" w:hAnsi="Liberation Serif"/>
+        </w:rPr>
+      </w:pPr>
+      <w:r>
+        <w:rPr>
+          <w:rFonts w:ascii="Liberation Serif" w:hAnsi="Liberation Serif"/>
+        </w:rPr>
+        <w:t xml:space="preserve">    </w:t>
+      </w:r>
+      <w:r>
+        <w:rPr>
+          <w:rFonts w:ascii="Liberation Serif" w:hAnsi="Liberation Serif"/>
+        </w:rPr>
+        <w:t>Filter Rows</w:t>
+      </w:r>
+    </w:p>
+    <w:p>
+      <w:pPr>
+        <w:pStyle w:val="Normal"/>
+        <w:bidi w:val="0"/>
+        <w:jc w:val="start"/>
+        <w:rPr>
+          <w:rFonts w:ascii="Liberation Serif" w:hAnsi="Liberation Serif"/>
+        </w:rPr>
+      </w:pPr>
+      <w:r>
+        <w:rPr>
+          <w:rFonts w:ascii="Liberation Serif" w:hAnsi="Liberation Serif"/>
+        </w:rPr>
+      </w:r>
+    </w:p>
+    <w:p>
+      <w:pPr>
+        <w:pStyle w:val="Normal"/>
+        <w:bidi w:val="0"/>
+        <w:jc w:val="start"/>
+        <w:rPr>
+          <w:rFonts w:ascii="Liberation Serif" w:hAnsi="Liberation Serif"/>
+        </w:rPr>
+      </w:pPr>
+      <w:r>
+        <w:rPr>
+          <w:rFonts w:ascii="Liberation Serif" w:hAnsi="Liberation Serif"/>
+        </w:rPr>
+        <w:t>df.orderBy("salary")</w:t>
+      </w:r>
+    </w:p>
+    <w:p>
+      <w:pPr>
+        <w:pStyle w:val="Normal"/>
+        <w:bidi w:val="0"/>
+        <w:jc w:val="start"/>
+        <w:rPr>
+          <w:rFonts w:ascii="Liberation Serif" w:hAnsi="Liberation Serif"/>
+        </w:rPr>
+      </w:pPr>
+      <w:r>
+        <w:rPr>
+          <w:rFonts w:ascii="Liberation Serif" w:hAnsi="Liberation Serif"/>
+        </w:rPr>
+      </w:r>
+    </w:p>
+    <w:p>
+      <w:pPr>
+        <w:pStyle w:val="Normal"/>
+        <w:bidi w:val="0"/>
+        <w:jc w:val="start"/>
+        <w:rPr>
+          <w:rFonts w:ascii="Liberation Serif" w:hAnsi="Liberation Serif"/>
+        </w:rPr>
+      </w:pPr>
+      <w:r>
+        <w:rPr>
+          <w:rFonts w:ascii="Liberation Serif" w:hAnsi="Liberation Serif"/>
+        </w:rPr>
+        <w:t xml:space="preserve">    </w:t>
+      </w:r>
+      <w:r>
+        <w:rPr>
+          <w:rFonts w:ascii="Liberation Serif" w:hAnsi="Liberation Serif"/>
+        </w:rPr>
+        <w:t>Sort</w:t>
+      </w:r>
+    </w:p>
+    <w:p>
+      <w:pPr>
+        <w:pStyle w:val="Normal"/>
+        <w:bidi w:val="0"/>
+        <w:jc w:val="start"/>
+        <w:rPr>
+          <w:rFonts w:ascii="Liberation Serif" w:hAnsi="Liberation Serif"/>
+        </w:rPr>
+      </w:pPr>
+      <w:r>
+        <w:rPr>
+          <w:rFonts w:ascii="Liberation Serif" w:hAnsi="Liberation Serif"/>
+        </w:rPr>
+      </w:r>
+    </w:p>
+    <w:p>
+      <w:pPr>
+        <w:pStyle w:val="Normal"/>
+        <w:bidi w:val="0"/>
+        <w:jc w:val="start"/>
+        <w:rPr>
+          <w:rFonts w:ascii="Liberation Serif" w:hAnsi="Liberation Serif"/>
+        </w:rPr>
+      </w:pPr>
+      <w:r>
+        <w:rPr>
+          <w:rFonts w:ascii="Liberation Serif" w:hAnsi="Liberation Serif"/>
+        </w:rPr>
+        <w:t>df.groupBy("dept").count()</w:t>
+      </w:r>
+    </w:p>
+    <w:p>
+      <w:pPr>
+        <w:pStyle w:val="Normal"/>
+        <w:bidi w:val="0"/>
+        <w:jc w:val="start"/>
+        <w:rPr>
+          <w:rFonts w:ascii="Liberation Serif" w:hAnsi="Liberation Serif"/>
+        </w:rPr>
+      </w:pPr>
+      <w:r>
+        <w:rPr>
+          <w:rFonts w:ascii="Liberation Serif" w:hAnsi="Liberation Serif"/>
+        </w:rPr>
+      </w:r>
+    </w:p>
+    <w:p>
+      <w:pPr>
+        <w:pStyle w:val="Normal"/>
+        <w:bidi w:val="0"/>
+        <w:jc w:val="start"/>
+        <w:rPr>
+          <w:rFonts w:ascii="Liberation Serif" w:hAnsi="Liberation Serif"/>
+        </w:rPr>
+      </w:pPr>
+      <w:r>
+        <w:rPr>
+          <w:rFonts w:ascii="Liberation Serif" w:hAnsi="Liberation Serif"/>
+        </w:rPr>
+        <w:t xml:space="preserve">    </w:t>
+      </w:r>
+      <w:r>
+        <w:rPr>
+          <w:rFonts w:ascii="Liberation Serif" w:hAnsi="Liberation Serif"/>
+        </w:rPr>
+        <w:t>Group By</w:t>
+      </w:r>
+    </w:p>
+    <w:p>
+      <w:pPr>
+        <w:pStyle w:val="Normal"/>
+        <w:bidi w:val="0"/>
+        <w:jc w:val="start"/>
+        <w:rPr>
+          <w:rFonts w:ascii="Liberation Serif" w:hAnsi="Liberation Serif"/>
+        </w:rPr>
+      </w:pPr>
+      <w:r>
+        <w:rPr>
+          <w:rFonts w:ascii="Liberation Serif" w:hAnsi="Liberation Serif"/>
+        </w:rPr>
+      </w:r>
+    </w:p>
+    <w:p>
+      <w:pPr>
+        <w:pStyle w:val="Normal"/>
+        <w:bidi w:val="0"/>
+        <w:jc w:val="start"/>
+        <w:rPr>
+          <w:rFonts w:ascii="Liberation Serif" w:hAnsi="Liberation Serif"/>
+        </w:rPr>
+      </w:pPr>
+      <w:r>
+        <w:rPr>
+          <w:rFonts w:ascii="Liberation Serif" w:hAnsi="Liberation Serif"/>
+        </w:rPr>
+        <w:t>df.drop("age")</w:t>
+      </w:r>
+    </w:p>
+    <w:p>
+      <w:pPr>
+        <w:pStyle w:val="Normal"/>
+        <w:bidi w:val="0"/>
+        <w:jc w:val="start"/>
+        <w:rPr>
+          <w:rFonts w:ascii="Liberation Serif" w:hAnsi="Liberation Serif"/>
+        </w:rPr>
+      </w:pPr>
+      <w:r>
+        <w:rPr>
+          <w:rFonts w:ascii="Liberation Serif" w:hAnsi="Liberation Serif"/>
+        </w:rPr>
+      </w:r>
+    </w:p>
+    <w:p>
+      <w:pPr>
+        <w:pStyle w:val="Normal"/>
+        <w:bidi w:val="0"/>
+        <w:jc w:val="start"/>
+        <w:rPr>
+          <w:rFonts w:ascii="Liberation Serif" w:hAnsi="Liberation Serif"/>
+        </w:rPr>
+      </w:pPr>
+      <w:r>
+        <w:rPr>
+          <w:rFonts w:ascii="Liberation Serif" w:hAnsi="Liberation Serif"/>
+        </w:rPr>
+        <w:t xml:space="preserve">    </w:t>
+      </w:r>
+      <w:r>
+        <w:rPr>
+          <w:rFonts w:ascii="Liberation Serif" w:hAnsi="Liberation Serif"/>
+        </w:rPr>
+        <w:t>Drop Column</w:t>
+      </w:r>
+    </w:p>
+    <w:p>
+      <w:pPr>
+        <w:pStyle w:val="Normal"/>
+        <w:bidi w:val="0"/>
+        <w:jc w:val="start"/>
+        <w:rPr>
+          <w:rFonts w:ascii="Liberation Serif" w:hAnsi="Liberation Serif"/>
+        </w:rPr>
+      </w:pPr>
+      <w:r>
+        <w:rPr>
+          <w:rFonts w:ascii="Liberation Serif" w:hAnsi="Liberation Serif"/>
+        </w:rPr>
+      </w:r>
+    </w:p>
+    <w:p>
+      <w:pPr>
+        <w:pStyle w:val="Normal"/>
+        <w:bidi w:val="0"/>
+        <w:jc w:val="start"/>
+        <w:rPr>
+          <w:rFonts w:ascii="Liberation Serif" w:hAnsi="Liberation Serif"/>
+        </w:rPr>
+      </w:pPr>
+      <w:r>
+        <w:rPr>
+          <w:rFonts w:ascii="Liberation Serif" w:hAnsi="Liberation Serif"/>
+        </w:rPr>
+        <w:t>df.withColumnRenamed("old","new")</w:t>
+      </w:r>
+    </w:p>
+    <w:p>
+      <w:pPr>
+        <w:pStyle w:val="Normal"/>
+        <w:bidi w:val="0"/>
+        <w:jc w:val="start"/>
+        <w:rPr>
+          <w:rFonts w:ascii="Liberation Serif" w:hAnsi="Liberation Serif"/>
+        </w:rPr>
+      </w:pPr>
+      <w:r>
+        <w:rPr>
+          <w:rFonts w:ascii="Liberation Serif" w:hAnsi="Liberation Serif"/>
+        </w:rPr>
+      </w:r>
+    </w:p>
+    <w:p>
+      <w:pPr>
+        <w:pStyle w:val="Normal"/>
+        <w:bidi w:val="0"/>
+        <w:jc w:val="start"/>
+        <w:rPr>
+          <w:rFonts w:ascii="Liberation Serif" w:hAnsi="Liberation Serif"/>
+        </w:rPr>
+      </w:pPr>
+      <w:r>
+        <w:rPr>
+          <w:rFonts w:ascii="Liberation Serif" w:hAnsi="Liberation Serif"/>
+        </w:rPr>
+        <w:t xml:space="preserve">    </w:t>
+      </w:r>
+      <w:r>
+        <w:rPr>
+          <w:rFonts w:ascii="Liberation Serif" w:hAnsi="Liberation Serif"/>
+        </w:rPr>
+        <w:t>Rename Column</w:t>
+      </w:r>
+    </w:p>
+    <w:p>
+      <w:pPr>
+        <w:pStyle w:val="Normal"/>
+        <w:bidi w:val="0"/>
+        <w:jc w:val="start"/>
+        <w:rPr>
+          <w:rFonts w:ascii="Liberation Serif" w:hAnsi="Liberation Serif"/>
+        </w:rPr>
+      </w:pPr>
+      <w:r>
+        <w:rPr>
+          <w:rFonts w:ascii="Liberation Serif" w:hAnsi="Liberation Serif"/>
+        </w:rPr>
+      </w:r>
+    </w:p>
+    <w:p>
+      <w:pPr>
+        <w:pStyle w:val="Normal"/>
+        <w:bidi w:val="0"/>
+        <w:jc w:val="start"/>
+        <w:rPr>
+          <w:rFonts w:ascii="Liberation Serif" w:hAnsi="Liberation Serif"/>
+        </w:rPr>
+      </w:pPr>
+      <w:r>
+        <w:rPr>
+          <w:rFonts w:ascii="Liberation Serif" w:hAnsi="Liberation Serif"/>
+        </w:rPr>
+        <w:t>df.withColumn("Country", lit("India"))</w:t>
+      </w:r>
+    </w:p>
+    <w:p>
+      <w:pPr>
+        <w:pStyle w:val="Normal"/>
+        <w:bidi w:val="0"/>
+        <w:jc w:val="start"/>
+        <w:rPr>
+          <w:rFonts w:ascii="Liberation Serif" w:hAnsi="Liberation Serif"/>
+        </w:rPr>
+      </w:pPr>
+      <w:r>
+        <w:rPr>
+          <w:rFonts w:ascii="Liberation Serif" w:hAnsi="Liberation Serif"/>
+        </w:rPr>
+      </w:r>
+    </w:p>
+    <w:p>
+      <w:pPr>
+        <w:pStyle w:val="Normal"/>
+        <w:bidi w:val="0"/>
+        <w:jc w:val="start"/>
+        <w:rPr>
+          <w:rFonts w:ascii="Liberation Serif" w:hAnsi="Liberation Serif"/>
+        </w:rPr>
+      </w:pPr>
+      <w:r>
+        <w:rPr>
+          <w:rFonts w:ascii="Liberation Serif" w:hAnsi="Liberation Serif"/>
+        </w:rPr>
+        <w:t xml:space="preserve">    </w:t>
+      </w:r>
+      <w:r>
+        <w:rPr>
+          <w:rFonts w:ascii="Liberation Serif" w:hAnsi="Liberation Serif"/>
+        </w:rPr>
+        <w:t>Add Column</w:t>
+      </w:r>
+    </w:p>
+    <w:p>
+      <w:pPr>
+        <w:pStyle w:val="Normal"/>
+        <w:bidi w:val="0"/>
+        <w:jc w:val="start"/>
+        <w:rPr>
+          <w:rFonts w:ascii="Liberation Serif" w:hAnsi="Liberation Serif"/>
+        </w:rPr>
+      </w:pPr>
+      <w:r>
+        <w:rPr>
+          <w:rFonts w:ascii="Liberation Serif" w:hAnsi="Liberation Serif"/>
+        </w:rPr>
+      </w:r>
+    </w:p>
+    <w:p>
+      <w:pPr>
+        <w:pStyle w:val="Normal"/>
+        <w:bidi w:val="0"/>
+        <w:jc w:val="start"/>
+        <w:rPr>
+          <w:rFonts w:ascii="Liberation Serif" w:hAnsi="Liberation Serif"/>
+        </w:rPr>
+      </w:pPr>
+      <w:r>
+        <w:rPr>
+          <w:rFonts w:ascii="Liberation Serif" w:hAnsi="Liberation Serif"/>
+        </w:rPr>
+      </w:r>
+    </w:p>
+    <w:p>
+      <w:pPr>
+        <w:pStyle w:val="Normal"/>
+        <w:bidi w:val="0"/>
+        <w:jc w:val="start"/>
+        <w:rPr>
+          <w:rFonts w:ascii="Liberation Serif" w:hAnsi="Liberation Serif"/>
+        </w:rPr>
+      </w:pPr>
+      <w:r>
+        <w:rPr>
+          <w:rFonts w:ascii="Liberation Serif" w:hAnsi="Liberation Serif"/>
+        </w:rPr>
+        <w:t>------------------------------------------------------------------------------</w:t>
+      </w:r>
+    </w:p>
+    <w:p>
+      <w:pPr>
+        <w:pStyle w:val="Normal"/>
+        <w:bidi w:val="0"/>
+        <w:jc w:val="start"/>
+        <w:rPr>
+          <w:rFonts w:ascii="Liberation Serif" w:hAnsi="Liberation Serif"/>
+        </w:rPr>
+      </w:pPr>
+      <w:r>
+        <w:rPr>
+          <w:rFonts w:ascii="Liberation Serif" w:hAnsi="Liberation Serif"/>
+        </w:rPr>
+        <w:t>13. SQL</w:t>
+      </w:r>
+    </w:p>
+    <w:p>
+      <w:pPr>
+        <w:pStyle w:val="Normal"/>
+        <w:bidi w:val="0"/>
+        <w:jc w:val="start"/>
+        <w:rPr>
+          <w:rFonts w:ascii="Liberation Serif" w:hAnsi="Liberation Serif"/>
+        </w:rPr>
+      </w:pPr>
+      <w:r>
+        <w:rPr>
+          <w:rFonts w:ascii="Liberation Serif" w:hAnsi="Liberation Serif"/>
+        </w:rPr>
+        <w:t>------------------------------------------------------------------------------</w:t>
+      </w:r>
+    </w:p>
+    <w:p>
+      <w:pPr>
+        <w:pStyle w:val="Normal"/>
+        <w:bidi w:val="0"/>
+        <w:jc w:val="start"/>
+        <w:rPr>
+          <w:rFonts w:ascii="Liberation Serif" w:hAnsi="Liberation Serif"/>
+        </w:rPr>
+      </w:pPr>
+      <w:r>
+        <w:rPr>
+          <w:rFonts w:ascii="Liberation Serif" w:hAnsi="Liberation Serif"/>
+        </w:rPr>
+      </w:r>
+    </w:p>
+    <w:p>
+      <w:pPr>
+        <w:pStyle w:val="Normal"/>
+        <w:bidi w:val="0"/>
+        <w:jc w:val="start"/>
+        <w:rPr>
+          <w:rFonts w:ascii="Liberation Serif" w:hAnsi="Liberation Serif"/>
+        </w:rPr>
+      </w:pPr>
+      <w:r>
+        <w:rPr>
+          <w:rFonts w:ascii="Liberation Serif" w:hAnsi="Liberation Serif"/>
+        </w:rPr>
+        <w:t>df.createOrReplaceTempView("employee")</w:t>
+      </w:r>
+    </w:p>
+    <w:p>
+      <w:pPr>
+        <w:pStyle w:val="Normal"/>
+        <w:bidi w:val="0"/>
+        <w:jc w:val="start"/>
+        <w:rPr>
+          <w:rFonts w:ascii="Liberation Serif" w:hAnsi="Liberation Serif"/>
+        </w:rPr>
+      </w:pPr>
+      <w:r>
+        <w:rPr>
+          <w:rFonts w:ascii="Liberation Serif" w:hAnsi="Liberation Serif"/>
+        </w:rPr>
+      </w:r>
+    </w:p>
+    <w:p>
+      <w:pPr>
+        <w:pStyle w:val="Normal"/>
+        <w:bidi w:val="0"/>
+        <w:jc w:val="start"/>
+        <w:rPr>
+          <w:rFonts w:ascii="Liberation Serif" w:hAnsi="Liberation Serif"/>
+        </w:rPr>
+      </w:pPr>
+      <w:r>
+        <w:rPr>
+          <w:rFonts w:ascii="Liberation Serif" w:hAnsi="Liberation Serif"/>
+        </w:rPr>
+        <w:t xml:space="preserve">    </w:t>
+      </w:r>
+      <w:r>
+        <w:rPr>
+          <w:rFonts w:ascii="Liberation Serif" w:hAnsi="Liberation Serif"/>
+        </w:rPr>
+        <w:t>Create SQL View</w:t>
+      </w:r>
+    </w:p>
+    <w:p>
+      <w:pPr>
+        <w:pStyle w:val="Normal"/>
+        <w:bidi w:val="0"/>
+        <w:jc w:val="start"/>
+        <w:rPr>
+          <w:rFonts w:ascii="Liberation Serif" w:hAnsi="Liberation Serif"/>
+        </w:rPr>
+      </w:pPr>
+      <w:r>
+        <w:rPr>
+          <w:rFonts w:ascii="Liberation Serif" w:hAnsi="Liberation Serif"/>
+        </w:rPr>
+      </w:r>
+    </w:p>
+    <w:p>
+      <w:pPr>
+        <w:pStyle w:val="Normal"/>
+        <w:bidi w:val="0"/>
+        <w:jc w:val="start"/>
+        <w:rPr>
+          <w:rFonts w:ascii="Liberation Serif" w:hAnsi="Liberation Serif"/>
+        </w:rPr>
+      </w:pPr>
+      <w:r>
+        <w:rPr>
+          <w:rFonts w:ascii="Liberation Serif" w:hAnsi="Liberation Serif"/>
+        </w:rPr>
+        <w:t>spark.sql("SELECT * FROM employee").show()</w:t>
+      </w:r>
+    </w:p>
+    <w:p>
+      <w:pPr>
+        <w:pStyle w:val="Normal"/>
+        <w:bidi w:val="0"/>
+        <w:jc w:val="start"/>
+        <w:rPr>
+          <w:rFonts w:ascii="Liberation Serif" w:hAnsi="Liberation Serif"/>
+        </w:rPr>
+      </w:pPr>
+      <w:r>
+        <w:rPr>
+          <w:rFonts w:ascii="Liberation Serif" w:hAnsi="Liberation Serif"/>
+        </w:rPr>
+      </w:r>
+    </w:p>
+    <w:p>
+      <w:pPr>
+        <w:pStyle w:val="Normal"/>
+        <w:bidi w:val="0"/>
+        <w:jc w:val="start"/>
+        <w:rPr>
+          <w:rFonts w:ascii="Liberation Serif" w:hAnsi="Liberation Serif"/>
+        </w:rPr>
+      </w:pPr>
+      <w:r>
+        <w:rPr>
+          <w:rFonts w:ascii="Liberation Serif" w:hAnsi="Liberation Serif"/>
+        </w:rPr>
+        <w:t xml:space="preserve">    </w:t>
+      </w:r>
+      <w:r>
+        <w:rPr>
+          <w:rFonts w:ascii="Liberation Serif" w:hAnsi="Liberation Serif"/>
+        </w:rPr>
+        <w:t>Execute SQL</w:t>
+      </w:r>
+    </w:p>
+    <w:p>
+      <w:pPr>
+        <w:pStyle w:val="Normal"/>
+        <w:bidi w:val="0"/>
+        <w:jc w:val="start"/>
+        <w:rPr>
+          <w:rFonts w:ascii="Liberation Serif" w:hAnsi="Liberation Serif"/>
+        </w:rPr>
+      </w:pPr>
+      <w:r>
+        <w:rPr>
+          <w:rFonts w:ascii="Liberation Serif" w:hAnsi="Liberation Serif"/>
+        </w:rPr>
+      </w:r>
+    </w:p>
+    <w:p>
+      <w:pPr>
+        <w:pStyle w:val="Normal"/>
+        <w:bidi w:val="0"/>
+        <w:jc w:val="start"/>
+        <w:rPr>
+          <w:rFonts w:ascii="Liberation Serif" w:hAnsi="Liberation Serif"/>
+        </w:rPr>
+      </w:pPr>
+      <w:r>
+        <w:rPr>
+          <w:rFonts w:ascii="Liberation Serif" w:hAnsi="Liberation Serif"/>
+        </w:rPr>
+      </w:r>
+    </w:p>
+    <w:p>
+      <w:pPr>
+        <w:pStyle w:val="Normal"/>
+        <w:bidi w:val="0"/>
+        <w:jc w:val="start"/>
+        <w:rPr>
+          <w:rFonts w:ascii="Liberation Serif" w:hAnsi="Liberation Serif"/>
+        </w:rPr>
+      </w:pPr>
+      <w:r>
+        <w:rPr>
+          <w:rFonts w:ascii="Liberation Serif" w:hAnsi="Liberation Serif"/>
+        </w:rPr>
+        <w:t>------------------------------------------------------------------------------</w:t>
+      </w:r>
+    </w:p>
+    <w:p>
+      <w:pPr>
+        <w:pStyle w:val="Normal"/>
+        <w:bidi w:val="0"/>
+        <w:jc w:val="start"/>
+        <w:rPr>
+          <w:rFonts w:ascii="Liberation Serif" w:hAnsi="Liberation Serif"/>
+        </w:rPr>
+      </w:pPr>
+      <w:r>
+        <w:rPr>
+          <w:rFonts w:ascii="Liberation Serif" w:hAnsi="Liberation Serif"/>
+        </w:rPr>
+        <w:t>14. RDD</w:t>
+      </w:r>
+    </w:p>
+    <w:p>
+      <w:pPr>
+        <w:pStyle w:val="Normal"/>
+        <w:bidi w:val="0"/>
+        <w:jc w:val="start"/>
+        <w:rPr>
+          <w:rFonts w:ascii="Liberation Serif" w:hAnsi="Liberation Serif"/>
+        </w:rPr>
+      </w:pPr>
+      <w:r>
+        <w:rPr>
+          <w:rFonts w:ascii="Liberation Serif" w:hAnsi="Liberation Serif"/>
+        </w:rPr>
+        <w:t>------------------------------------------------------------------------------</w:t>
+      </w:r>
+    </w:p>
+    <w:p>
+      <w:pPr>
+        <w:pStyle w:val="Normal"/>
+        <w:bidi w:val="0"/>
+        <w:jc w:val="start"/>
+        <w:rPr>
+          <w:rFonts w:ascii="Liberation Serif" w:hAnsi="Liberation Serif"/>
+        </w:rPr>
+      </w:pPr>
+      <w:r>
+        <w:rPr>
+          <w:rFonts w:ascii="Liberation Serif" w:hAnsi="Liberation Serif"/>
+        </w:rPr>
+      </w:r>
+    </w:p>
+    <w:p>
+      <w:pPr>
+        <w:pStyle w:val="Normal"/>
+        <w:bidi w:val="0"/>
+        <w:jc w:val="start"/>
+        <w:rPr>
+          <w:rFonts w:ascii="Liberation Serif" w:hAnsi="Liberation Serif"/>
+        </w:rPr>
+      </w:pPr>
+      <w:r>
+        <w:rPr>
+          <w:rFonts w:ascii="Liberation Serif" w:hAnsi="Liberation Serif"/>
+        </w:rPr>
+        <w:t>spark.sparkContext.parallelize([1,2,3])</w:t>
+      </w:r>
+    </w:p>
+    <w:p>
+      <w:pPr>
+        <w:pStyle w:val="Normal"/>
+        <w:bidi w:val="0"/>
+        <w:jc w:val="start"/>
+        <w:rPr>
+          <w:rFonts w:ascii="Liberation Serif" w:hAnsi="Liberation Serif"/>
+        </w:rPr>
+      </w:pPr>
+      <w:r>
+        <w:rPr>
+          <w:rFonts w:ascii="Liberation Serif" w:hAnsi="Liberation Serif"/>
+        </w:rPr>
+      </w:r>
+    </w:p>
+    <w:p>
+      <w:pPr>
+        <w:pStyle w:val="Normal"/>
+        <w:bidi w:val="0"/>
+        <w:jc w:val="start"/>
+        <w:rPr>
+          <w:rFonts w:ascii="Liberation Serif" w:hAnsi="Liberation Serif"/>
+        </w:rPr>
+      </w:pPr>
+      <w:r>
+        <w:rPr>
+          <w:rFonts w:ascii="Liberation Serif" w:hAnsi="Liberation Serif"/>
+        </w:rPr>
+        <w:t xml:space="preserve">    </w:t>
+      </w:r>
+      <w:r>
+        <w:rPr>
+          <w:rFonts w:ascii="Liberation Serif" w:hAnsi="Liberation Serif"/>
+        </w:rPr>
+        <w:t>Create RDD</w:t>
+      </w:r>
+    </w:p>
+    <w:p>
+      <w:pPr>
+        <w:pStyle w:val="Normal"/>
+        <w:bidi w:val="0"/>
+        <w:jc w:val="start"/>
+        <w:rPr>
+          <w:rFonts w:ascii="Liberation Serif" w:hAnsi="Liberation Serif"/>
+        </w:rPr>
+      </w:pPr>
+      <w:r>
+        <w:rPr>
+          <w:rFonts w:ascii="Liberation Serif" w:hAnsi="Liberation Serif"/>
+        </w:rPr>
+      </w:r>
+    </w:p>
+    <w:p>
+      <w:pPr>
+        <w:pStyle w:val="Normal"/>
+        <w:bidi w:val="0"/>
+        <w:jc w:val="start"/>
+        <w:rPr>
+          <w:rFonts w:ascii="Liberation Serif" w:hAnsi="Liberation Serif"/>
+        </w:rPr>
+      </w:pPr>
+      <w:r>
+        <w:rPr>
+          <w:rFonts w:ascii="Liberation Serif" w:hAnsi="Liberation Serif"/>
+        </w:rPr>
+        <w:t>spark.sparkContext.textFile("data.txt")</w:t>
+      </w:r>
+    </w:p>
+    <w:p>
+      <w:pPr>
+        <w:pStyle w:val="Normal"/>
+        <w:bidi w:val="0"/>
+        <w:jc w:val="start"/>
+        <w:rPr>
+          <w:rFonts w:ascii="Liberation Serif" w:hAnsi="Liberation Serif"/>
+        </w:rPr>
+      </w:pPr>
+      <w:r>
+        <w:rPr>
+          <w:rFonts w:ascii="Liberation Serif" w:hAnsi="Liberation Serif"/>
+        </w:rPr>
+      </w:r>
+    </w:p>
+    <w:p>
+      <w:pPr>
+        <w:pStyle w:val="Normal"/>
+        <w:bidi w:val="0"/>
+        <w:jc w:val="start"/>
+        <w:rPr>
+          <w:rFonts w:ascii="Liberation Serif" w:hAnsi="Liberation Serif"/>
+        </w:rPr>
+      </w:pPr>
+      <w:r>
+        <w:rPr>
+          <w:rFonts w:ascii="Liberation Serif" w:hAnsi="Liberation Serif"/>
+        </w:rPr>
+        <w:t xml:space="preserve">    </w:t>
+      </w:r>
+      <w:r>
+        <w:rPr>
+          <w:rFonts w:ascii="Liberation Serif" w:hAnsi="Liberation Serif"/>
+        </w:rPr>
+        <w:t>Read Text File</w:t>
+      </w:r>
+    </w:p>
+    <w:p>
+      <w:pPr>
+        <w:pStyle w:val="Normal"/>
+        <w:bidi w:val="0"/>
+        <w:jc w:val="start"/>
+        <w:rPr>
+          <w:rFonts w:ascii="Liberation Serif" w:hAnsi="Liberation Serif"/>
+        </w:rPr>
+      </w:pPr>
+      <w:r>
+        <w:rPr>
+          <w:rFonts w:ascii="Liberation Serif" w:hAnsi="Liberation Serif"/>
+        </w:rPr>
+      </w:r>
+    </w:p>
+    <w:p>
+      <w:pPr>
+        <w:pStyle w:val="Normal"/>
+        <w:bidi w:val="0"/>
+        <w:jc w:val="start"/>
+        <w:rPr>
+          <w:rFonts w:ascii="Liberation Serif" w:hAnsi="Liberation Serif"/>
+        </w:rPr>
+      </w:pPr>
+      <w:r>
+        <w:rPr>
+          <w:rFonts w:ascii="Liberation Serif" w:hAnsi="Liberation Serif"/>
+        </w:rPr>
+        <w:t>rdd.collect()</w:t>
+      </w:r>
+    </w:p>
+    <w:p>
+      <w:pPr>
+        <w:pStyle w:val="Normal"/>
+        <w:bidi w:val="0"/>
+        <w:jc w:val="start"/>
+        <w:rPr>
+          <w:rFonts w:ascii="Liberation Serif" w:hAnsi="Liberation Serif"/>
+        </w:rPr>
+      </w:pPr>
+      <w:r>
+        <w:rPr>
+          <w:rFonts w:ascii="Liberation Serif" w:hAnsi="Liberation Serif"/>
+        </w:rPr>
+      </w:r>
+    </w:p>
+    <w:p>
+      <w:pPr>
+        <w:pStyle w:val="Normal"/>
+        <w:bidi w:val="0"/>
+        <w:jc w:val="start"/>
+        <w:rPr>
+          <w:rFonts w:ascii="Liberation Serif" w:hAnsi="Liberation Serif"/>
+        </w:rPr>
+      </w:pPr>
+      <w:r>
+        <w:rPr>
+          <w:rFonts w:ascii="Liberation Serif" w:hAnsi="Liberation Serif"/>
+        </w:rPr>
+        <w:t xml:space="preserve">    </w:t>
+      </w:r>
+      <w:r>
+        <w:rPr>
+          <w:rFonts w:ascii="Liberation Serif" w:hAnsi="Liberation Serif"/>
+        </w:rPr>
+        <w:t>Return Data</w:t>
+      </w:r>
+    </w:p>
+    <w:p>
+      <w:pPr>
+        <w:pStyle w:val="Normal"/>
+        <w:bidi w:val="0"/>
+        <w:jc w:val="start"/>
+        <w:rPr>
+          <w:rFonts w:ascii="Liberation Serif" w:hAnsi="Liberation Serif"/>
+        </w:rPr>
+      </w:pPr>
+      <w:r>
+        <w:rPr>
+          <w:rFonts w:ascii="Liberation Serif" w:hAnsi="Liberation Serif"/>
+        </w:rPr>
+      </w:r>
+    </w:p>
+    <w:p>
+      <w:pPr>
+        <w:pStyle w:val="Normal"/>
+        <w:bidi w:val="0"/>
+        <w:jc w:val="start"/>
+        <w:rPr>
+          <w:rFonts w:ascii="Liberation Serif" w:hAnsi="Liberation Serif"/>
+        </w:rPr>
+      </w:pPr>
+      <w:r>
+        <w:rPr>
+          <w:rFonts w:ascii="Liberation Serif" w:hAnsi="Liberation Serif"/>
+        </w:rPr>
+        <w:t>rdd.count()</w:t>
+      </w:r>
+    </w:p>
+    <w:p>
+      <w:pPr>
+        <w:pStyle w:val="Normal"/>
+        <w:bidi w:val="0"/>
+        <w:jc w:val="start"/>
+        <w:rPr>
+          <w:rFonts w:ascii="Liberation Serif" w:hAnsi="Liberation Serif"/>
+        </w:rPr>
+      </w:pPr>
+      <w:r>
+        <w:rPr>
+          <w:rFonts w:ascii="Liberation Serif" w:hAnsi="Liberation Serif"/>
+        </w:rPr>
+      </w:r>
+    </w:p>
+    <w:p>
+      <w:pPr>
+        <w:pStyle w:val="Normal"/>
+        <w:bidi w:val="0"/>
+        <w:jc w:val="start"/>
+        <w:rPr>
+          <w:rFonts w:ascii="Liberation Serif" w:hAnsi="Liberation Serif"/>
+        </w:rPr>
+      </w:pPr>
+      <w:r>
+        <w:rPr>
+          <w:rFonts w:ascii="Liberation Serif" w:hAnsi="Liberation Serif"/>
+        </w:rPr>
+        <w:t xml:space="preserve">    </w:t>
+      </w:r>
+      <w:r>
+        <w:rPr>
+          <w:rFonts w:ascii="Liberation Serif" w:hAnsi="Liberation Serif"/>
+        </w:rPr>
+        <w:t>Count Elements</w:t>
+      </w:r>
+    </w:p>
+    <w:p>
+      <w:pPr>
+        <w:pStyle w:val="Normal"/>
+        <w:bidi w:val="0"/>
+        <w:jc w:val="start"/>
+        <w:rPr>
+          <w:rFonts w:ascii="Liberation Serif" w:hAnsi="Liberation Serif"/>
+        </w:rPr>
+      </w:pPr>
+      <w:r>
+        <w:rPr>
+          <w:rFonts w:ascii="Liberation Serif" w:hAnsi="Liberation Serif"/>
+        </w:rPr>
+      </w:r>
+    </w:p>
+    <w:p>
+      <w:pPr>
+        <w:pStyle w:val="Normal"/>
+        <w:bidi w:val="0"/>
+        <w:jc w:val="start"/>
+        <w:rPr>
+          <w:rFonts w:ascii="Liberation Serif" w:hAnsi="Liberation Serif"/>
+        </w:rPr>
+      </w:pPr>
+      <w:r>
+        <w:rPr>
+          <w:rFonts w:ascii="Liberation Serif" w:hAnsi="Liberation Serif"/>
+        </w:rPr>
+        <w:t>rdd.map(lambda x:x*2)</w:t>
+      </w:r>
+    </w:p>
+    <w:p>
+      <w:pPr>
+        <w:pStyle w:val="Normal"/>
+        <w:bidi w:val="0"/>
+        <w:jc w:val="start"/>
+        <w:rPr>
+          <w:rFonts w:ascii="Liberation Serif" w:hAnsi="Liberation Serif"/>
+        </w:rPr>
+      </w:pPr>
+      <w:r>
+        <w:rPr>
+          <w:rFonts w:ascii="Liberation Serif" w:hAnsi="Liberation Serif"/>
+        </w:rPr>
+      </w:r>
+    </w:p>
+    <w:p>
+      <w:pPr>
+        <w:pStyle w:val="Normal"/>
+        <w:bidi w:val="0"/>
+        <w:jc w:val="start"/>
+        <w:rPr>
+          <w:rFonts w:ascii="Liberation Serif" w:hAnsi="Liberation Serif"/>
+        </w:rPr>
+      </w:pPr>
+      <w:r>
+        <w:rPr>
+          <w:rFonts w:ascii="Liberation Serif" w:hAnsi="Liberation Serif"/>
+        </w:rPr>
+        <w:t xml:space="preserve">    </w:t>
+      </w:r>
+      <w:r>
+        <w:rPr>
+          <w:rFonts w:ascii="Liberation Serif" w:hAnsi="Liberation Serif"/>
+        </w:rPr>
+        <w:t>Map Transformation</w:t>
+      </w:r>
+    </w:p>
+    <w:p>
+      <w:pPr>
+        <w:pStyle w:val="Normal"/>
+        <w:bidi w:val="0"/>
+        <w:jc w:val="start"/>
+        <w:rPr>
+          <w:rFonts w:ascii="Liberation Serif" w:hAnsi="Liberation Serif"/>
+        </w:rPr>
+      </w:pPr>
+      <w:r>
+        <w:rPr>
+          <w:rFonts w:ascii="Liberation Serif" w:hAnsi="Liberation Serif"/>
+        </w:rPr>
+      </w:r>
+    </w:p>
+    <w:p>
+      <w:pPr>
+        <w:pStyle w:val="Normal"/>
+        <w:bidi w:val="0"/>
+        <w:jc w:val="start"/>
+        <w:rPr>
+          <w:rFonts w:ascii="Liberation Serif" w:hAnsi="Liberation Serif"/>
+        </w:rPr>
+      </w:pPr>
+      <w:r>
+        <w:rPr>
+          <w:rFonts w:ascii="Liberation Serif" w:hAnsi="Liberation Serif"/>
+        </w:rPr>
+        <w:t>rdd.filter(lambda x:x&gt;5)</w:t>
+      </w:r>
+    </w:p>
+    <w:p>
+      <w:pPr>
+        <w:pStyle w:val="Normal"/>
+        <w:bidi w:val="0"/>
+        <w:jc w:val="start"/>
+        <w:rPr>
+          <w:rFonts w:ascii="Liberation Serif" w:hAnsi="Liberation Serif"/>
+        </w:rPr>
+      </w:pPr>
+      <w:r>
+        <w:rPr>
+          <w:rFonts w:ascii="Liberation Serif" w:hAnsi="Liberation Serif"/>
+        </w:rPr>
+      </w:r>
+    </w:p>
+    <w:p>
+      <w:pPr>
+        <w:pStyle w:val="Normal"/>
+        <w:bidi w:val="0"/>
+        <w:jc w:val="start"/>
+        <w:rPr>
+          <w:rFonts w:ascii="Liberation Serif" w:hAnsi="Liberation Serif"/>
+        </w:rPr>
+      </w:pPr>
+      <w:r>
+        <w:rPr>
+          <w:rFonts w:ascii="Liberation Serif" w:hAnsi="Liberation Serif"/>
+        </w:rPr>
+        <w:t xml:space="preserve">    </w:t>
+      </w:r>
+      <w:r>
+        <w:rPr>
+          <w:rFonts w:ascii="Liberation Serif" w:hAnsi="Liberation Serif"/>
+        </w:rPr>
+        <w:t>Filter Transformation</w:t>
+      </w:r>
+    </w:p>
+    <w:p>
+      <w:pPr>
+        <w:pStyle w:val="Normal"/>
+        <w:bidi w:val="0"/>
+        <w:jc w:val="start"/>
+        <w:rPr>
+          <w:rFonts w:ascii="Liberation Serif" w:hAnsi="Liberation Serif"/>
+        </w:rPr>
+      </w:pPr>
+      <w:r>
+        <w:rPr>
+          <w:rFonts w:ascii="Liberation Serif" w:hAnsi="Liberation Serif"/>
+        </w:rPr>
+      </w:r>
+    </w:p>
+    <w:p>
+      <w:pPr>
+        <w:pStyle w:val="Normal"/>
+        <w:bidi w:val="0"/>
+        <w:jc w:val="start"/>
+        <w:rPr>
+          <w:rFonts w:ascii="Liberation Serif" w:hAnsi="Liberation Serif"/>
+        </w:rPr>
+      </w:pPr>
+      <w:r>
+        <w:rPr>
+          <w:rFonts w:ascii="Liberation Serif" w:hAnsi="Liberation Serif"/>
+        </w:rPr>
+        <w:t>rdd.reduce(lambda x,y:x+y)</w:t>
+      </w:r>
+    </w:p>
+    <w:p>
+      <w:pPr>
+        <w:pStyle w:val="Normal"/>
+        <w:bidi w:val="0"/>
+        <w:jc w:val="start"/>
+        <w:rPr>
+          <w:rFonts w:ascii="Liberation Serif" w:hAnsi="Liberation Serif"/>
+        </w:rPr>
+      </w:pPr>
+      <w:r>
+        <w:rPr>
+          <w:rFonts w:ascii="Liberation Serif" w:hAnsi="Liberation Serif"/>
+        </w:rPr>
+      </w:r>
+    </w:p>
+    <w:p>
+      <w:pPr>
+        <w:pStyle w:val="Normal"/>
+        <w:bidi w:val="0"/>
+        <w:jc w:val="start"/>
+        <w:rPr>
+          <w:rFonts w:ascii="Liberation Serif" w:hAnsi="Liberation Serif"/>
+        </w:rPr>
+      </w:pPr>
+      <w:r>
+        <w:rPr>
+          <w:rFonts w:ascii="Liberation Serif" w:hAnsi="Liberation Serif"/>
+        </w:rPr>
+        <w:t xml:space="preserve">    </w:t>
+      </w:r>
+      <w:r>
+        <w:rPr>
+          <w:rFonts w:ascii="Liberation Serif" w:hAnsi="Liberation Serif"/>
+        </w:rPr>
+        <w:t>Reduce Action</w:t>
+      </w:r>
+    </w:p>
+    <w:p>
+      <w:pPr>
+        <w:pStyle w:val="Normal"/>
+        <w:bidi w:val="0"/>
+        <w:jc w:val="start"/>
+        <w:rPr>
+          <w:rFonts w:ascii="Liberation Serif" w:hAnsi="Liberation Serif"/>
+        </w:rPr>
+      </w:pPr>
+      <w:r>
+        <w:rPr>
+          <w:rFonts w:ascii="Liberation Serif" w:hAnsi="Liberation Serif"/>
+        </w:rPr>
+      </w:r>
+    </w:p>
+    <w:p>
+      <w:pPr>
+        <w:pStyle w:val="Normal"/>
+        <w:bidi w:val="0"/>
+        <w:jc w:val="start"/>
+        <w:rPr>
+          <w:rFonts w:ascii="Liberation Serif" w:hAnsi="Liberation Serif"/>
+        </w:rPr>
+      </w:pPr>
+      <w:r>
+        <w:rPr>
+          <w:rFonts w:ascii="Liberation Serif" w:hAnsi="Liberation Serif"/>
+        </w:rPr>
+      </w:r>
+    </w:p>
+    <w:p>
+      <w:pPr>
+        <w:pStyle w:val="Normal"/>
+        <w:bidi w:val="0"/>
+        <w:jc w:val="start"/>
+        <w:rPr>
+          <w:rFonts w:ascii="Liberation Serif" w:hAnsi="Liberation Serif"/>
+        </w:rPr>
+      </w:pPr>
+      <w:r>
+        <w:rPr>
+          <w:rFonts w:ascii="Liberation Serif" w:hAnsi="Liberation Serif"/>
+        </w:rPr>
+        <w:t>------------------------------------------------------------------------------</w:t>
+      </w:r>
+    </w:p>
+    <w:p>
+      <w:pPr>
+        <w:pStyle w:val="Normal"/>
+        <w:bidi w:val="0"/>
+        <w:jc w:val="start"/>
+        <w:rPr>
+          <w:rFonts w:ascii="Liberation Serif" w:hAnsi="Liberation Serif"/>
+        </w:rPr>
+      </w:pPr>
+      <w:r>
+        <w:rPr>
+          <w:rFonts w:ascii="Liberation Serif" w:hAnsi="Liberation Serif"/>
+        </w:rPr>
+        <w:t>15. CACHE</w:t>
+      </w:r>
+    </w:p>
+    <w:p>
+      <w:pPr>
+        <w:pStyle w:val="Normal"/>
+        <w:bidi w:val="0"/>
+        <w:jc w:val="start"/>
+        <w:rPr>
+          <w:rFonts w:ascii="Liberation Serif" w:hAnsi="Liberation Serif"/>
+        </w:rPr>
+      </w:pPr>
+      <w:r>
+        <w:rPr>
+          <w:rFonts w:ascii="Liberation Serif" w:hAnsi="Liberation Serif"/>
+        </w:rPr>
+        <w:t>------------------------------------------------------------------------------</w:t>
+      </w:r>
+    </w:p>
+    <w:p>
+      <w:pPr>
+        <w:pStyle w:val="Normal"/>
+        <w:bidi w:val="0"/>
+        <w:jc w:val="start"/>
+        <w:rPr>
+          <w:rFonts w:ascii="Liberation Serif" w:hAnsi="Liberation Serif"/>
+        </w:rPr>
+      </w:pPr>
+      <w:r>
+        <w:rPr>
+          <w:rFonts w:ascii="Liberation Serif" w:hAnsi="Liberation Serif"/>
+        </w:rPr>
+      </w:r>
+    </w:p>
+    <w:p>
+      <w:pPr>
+        <w:pStyle w:val="Normal"/>
+        <w:bidi w:val="0"/>
+        <w:jc w:val="start"/>
+        <w:rPr>
+          <w:rFonts w:ascii="Liberation Serif" w:hAnsi="Liberation Serif"/>
+        </w:rPr>
+      </w:pPr>
+      <w:r>
+        <w:rPr>
+          <w:rFonts w:ascii="Liberation Serif" w:hAnsi="Liberation Serif"/>
+        </w:rPr>
+        <w:t>df.cache()</w:t>
+      </w:r>
+    </w:p>
+    <w:p>
+      <w:pPr>
+        <w:pStyle w:val="Normal"/>
+        <w:bidi w:val="0"/>
+        <w:jc w:val="start"/>
+        <w:rPr>
+          <w:rFonts w:ascii="Liberation Serif" w:hAnsi="Liberation Serif"/>
+        </w:rPr>
+      </w:pPr>
+      <w:r>
+        <w:rPr>
+          <w:rFonts w:ascii="Liberation Serif" w:hAnsi="Liberation Serif"/>
+        </w:rPr>
+      </w:r>
+    </w:p>
+    <w:p>
+      <w:pPr>
+        <w:pStyle w:val="Normal"/>
+        <w:bidi w:val="0"/>
+        <w:jc w:val="start"/>
+        <w:rPr>
+          <w:rFonts w:ascii="Liberation Serif" w:hAnsi="Liberation Serif"/>
+        </w:rPr>
+      </w:pPr>
+      <w:r>
+        <w:rPr>
+          <w:rFonts w:ascii="Liberation Serif" w:hAnsi="Liberation Serif"/>
+        </w:rPr>
+        <w:t xml:space="preserve">    </w:t>
+      </w:r>
+      <w:r>
+        <w:rPr>
+          <w:rFonts w:ascii="Liberation Serif" w:hAnsi="Liberation Serif"/>
+        </w:rPr>
+        <w:t>Cache DataFrame</w:t>
+      </w:r>
+    </w:p>
+    <w:p>
+      <w:pPr>
+        <w:pStyle w:val="Normal"/>
+        <w:bidi w:val="0"/>
+        <w:jc w:val="start"/>
+        <w:rPr>
+          <w:rFonts w:ascii="Liberation Serif" w:hAnsi="Liberation Serif"/>
+        </w:rPr>
+      </w:pPr>
+      <w:r>
+        <w:rPr>
+          <w:rFonts w:ascii="Liberation Serif" w:hAnsi="Liberation Serif"/>
+        </w:rPr>
+      </w:r>
+    </w:p>
+    <w:p>
+      <w:pPr>
+        <w:pStyle w:val="Normal"/>
+        <w:bidi w:val="0"/>
+        <w:jc w:val="start"/>
+        <w:rPr>
+          <w:rFonts w:ascii="Liberation Serif" w:hAnsi="Liberation Serif"/>
+        </w:rPr>
+      </w:pPr>
+      <w:r>
+        <w:rPr>
+          <w:rFonts w:ascii="Liberation Serif" w:hAnsi="Liberation Serif"/>
+        </w:rPr>
+        <w:t>df.persist()</w:t>
+      </w:r>
+    </w:p>
+    <w:p>
+      <w:pPr>
+        <w:pStyle w:val="Normal"/>
+        <w:bidi w:val="0"/>
+        <w:jc w:val="start"/>
+        <w:rPr>
+          <w:rFonts w:ascii="Liberation Serif" w:hAnsi="Liberation Serif"/>
+        </w:rPr>
+      </w:pPr>
+      <w:r>
+        <w:rPr>
+          <w:rFonts w:ascii="Liberation Serif" w:hAnsi="Liberation Serif"/>
+        </w:rPr>
+      </w:r>
+    </w:p>
+    <w:p>
+      <w:pPr>
+        <w:pStyle w:val="Normal"/>
+        <w:bidi w:val="0"/>
+        <w:jc w:val="start"/>
+        <w:rPr>
+          <w:rFonts w:ascii="Liberation Serif" w:hAnsi="Liberation Serif"/>
+        </w:rPr>
+      </w:pPr>
+      <w:r>
+        <w:rPr>
+          <w:rFonts w:ascii="Liberation Serif" w:hAnsi="Liberation Serif"/>
+        </w:rPr>
+        <w:t xml:space="preserve">    </w:t>
+      </w:r>
+      <w:r>
+        <w:rPr>
+          <w:rFonts w:ascii="Liberation Serif" w:hAnsi="Liberation Serif"/>
+        </w:rPr>
+        <w:t>Persist DataFrame</w:t>
+      </w:r>
+    </w:p>
+    <w:p>
+      <w:pPr>
+        <w:pStyle w:val="Normal"/>
+        <w:bidi w:val="0"/>
+        <w:jc w:val="start"/>
+        <w:rPr>
+          <w:rFonts w:ascii="Liberation Serif" w:hAnsi="Liberation Serif"/>
+        </w:rPr>
+      </w:pPr>
+      <w:r>
+        <w:rPr>
+          <w:rFonts w:ascii="Liberation Serif" w:hAnsi="Liberation Serif"/>
+        </w:rPr>
+      </w:r>
+    </w:p>
+    <w:p>
+      <w:pPr>
+        <w:pStyle w:val="Normal"/>
+        <w:bidi w:val="0"/>
+        <w:jc w:val="start"/>
+        <w:rPr>
+          <w:rFonts w:ascii="Liberation Serif" w:hAnsi="Liberation Serif"/>
+        </w:rPr>
+      </w:pPr>
+      <w:r>
+        <w:rPr>
+          <w:rFonts w:ascii="Liberation Serif" w:hAnsi="Liberation Serif"/>
+        </w:rPr>
+        <w:t>df.unpersist()</w:t>
+      </w:r>
+    </w:p>
+    <w:p>
+      <w:pPr>
+        <w:pStyle w:val="Normal"/>
+        <w:bidi w:val="0"/>
+        <w:jc w:val="start"/>
+        <w:rPr>
+          <w:rFonts w:ascii="Liberation Serif" w:hAnsi="Liberation Serif"/>
+        </w:rPr>
+      </w:pPr>
+      <w:r>
+        <w:rPr>
+          <w:rFonts w:ascii="Liberation Serif" w:hAnsi="Liberation Serif"/>
+        </w:rPr>
+      </w:r>
+    </w:p>
+    <w:p>
+      <w:pPr>
+        <w:pStyle w:val="Normal"/>
+        <w:bidi w:val="0"/>
+        <w:jc w:val="start"/>
+        <w:rPr>
+          <w:rFonts w:ascii="Liberation Serif" w:hAnsi="Liberation Serif"/>
+        </w:rPr>
+      </w:pPr>
+      <w:r>
+        <w:rPr>
+          <w:rFonts w:ascii="Liberation Serif" w:hAnsi="Liberation Serif"/>
+        </w:rPr>
+        <w:t xml:space="preserve">    </w:t>
+      </w:r>
+      <w:r>
+        <w:rPr>
+          <w:rFonts w:ascii="Liberation Serif" w:hAnsi="Liberation Serif"/>
+        </w:rPr>
+        <w:t>Remove Cache</w:t>
+      </w:r>
+    </w:p>
+    <w:p>
+      <w:pPr>
+        <w:pStyle w:val="Normal"/>
+        <w:bidi w:val="0"/>
+        <w:jc w:val="start"/>
+        <w:rPr>
+          <w:rFonts w:ascii="Liberation Serif" w:hAnsi="Liberation Serif"/>
+        </w:rPr>
+      </w:pPr>
+      <w:r>
+        <w:rPr>
+          <w:rFonts w:ascii="Liberation Serif" w:hAnsi="Liberation Serif"/>
+        </w:rPr>
+      </w:r>
+    </w:p>
+    <w:p>
+      <w:pPr>
+        <w:pStyle w:val="Normal"/>
+        <w:bidi w:val="0"/>
+        <w:jc w:val="start"/>
+        <w:rPr>
+          <w:rFonts w:ascii="Liberation Serif" w:hAnsi="Liberation Serif"/>
+        </w:rPr>
+      </w:pPr>
+      <w:r>
+        <w:rPr>
+          <w:rFonts w:ascii="Liberation Serif" w:hAnsi="Liberation Serif"/>
+        </w:rPr>
+      </w:r>
+    </w:p>
+    <w:p>
+      <w:pPr>
+        <w:pStyle w:val="Normal"/>
+        <w:bidi w:val="0"/>
+        <w:jc w:val="start"/>
+        <w:rPr>
+          <w:rFonts w:ascii="Liberation Serif" w:hAnsi="Liberation Serif"/>
+        </w:rPr>
+      </w:pPr>
+      <w:r>
+        <w:rPr>
+          <w:rFonts w:ascii="Liberation Serif" w:hAnsi="Liberation Serif"/>
+        </w:rPr>
+        <w:t>------------------------------------------------------------------------------</w:t>
+      </w:r>
+    </w:p>
+    <w:p>
+      <w:pPr>
+        <w:pStyle w:val="Normal"/>
+        <w:bidi w:val="0"/>
+        <w:jc w:val="start"/>
+        <w:rPr>
+          <w:rFonts w:ascii="Liberation Serif" w:hAnsi="Liberation Serif"/>
+        </w:rPr>
+      </w:pPr>
+      <w:r>
+        <w:rPr>
+          <w:rFonts w:ascii="Liberation Serif" w:hAnsi="Liberation Serif"/>
+        </w:rPr>
+        <w:t>16. PARTITIONS</w:t>
+      </w:r>
+    </w:p>
+    <w:p>
+      <w:pPr>
+        <w:pStyle w:val="Normal"/>
+        <w:bidi w:val="0"/>
+        <w:jc w:val="start"/>
+        <w:rPr>
+          <w:rFonts w:ascii="Liberation Serif" w:hAnsi="Liberation Serif"/>
+        </w:rPr>
+      </w:pPr>
+      <w:r>
+        <w:rPr>
+          <w:rFonts w:ascii="Liberation Serif" w:hAnsi="Liberation Serif"/>
+        </w:rPr>
+        <w:t>------------------------------------------------------------------------------</w:t>
+      </w:r>
+    </w:p>
+    <w:p>
+      <w:pPr>
+        <w:pStyle w:val="Normal"/>
+        <w:bidi w:val="0"/>
+        <w:jc w:val="start"/>
+        <w:rPr>
+          <w:rFonts w:ascii="Liberation Serif" w:hAnsi="Liberation Serif"/>
+        </w:rPr>
+      </w:pPr>
+      <w:r>
+        <w:rPr>
+          <w:rFonts w:ascii="Liberation Serif" w:hAnsi="Liberation Serif"/>
+        </w:rPr>
+      </w:r>
+    </w:p>
+    <w:p>
+      <w:pPr>
+        <w:pStyle w:val="Normal"/>
+        <w:bidi w:val="0"/>
+        <w:jc w:val="start"/>
+        <w:rPr>
+          <w:rFonts w:ascii="Liberation Serif" w:hAnsi="Liberation Serif"/>
+        </w:rPr>
+      </w:pPr>
+      <w:r>
+        <w:rPr>
+          <w:rFonts w:ascii="Liberation Serif" w:hAnsi="Liberation Serif"/>
+        </w:rPr>
+        <w:t>df.rdd.getNumPartitions()</w:t>
+      </w:r>
+    </w:p>
+    <w:p>
+      <w:pPr>
+        <w:pStyle w:val="Normal"/>
+        <w:bidi w:val="0"/>
+        <w:jc w:val="start"/>
+        <w:rPr>
+          <w:rFonts w:ascii="Liberation Serif" w:hAnsi="Liberation Serif"/>
+        </w:rPr>
+      </w:pPr>
+      <w:r>
+        <w:rPr>
+          <w:rFonts w:ascii="Liberation Serif" w:hAnsi="Liberation Serif"/>
+        </w:rPr>
+      </w:r>
+    </w:p>
+    <w:p>
+      <w:pPr>
+        <w:pStyle w:val="Normal"/>
+        <w:bidi w:val="0"/>
+        <w:jc w:val="start"/>
+        <w:rPr>
+          <w:rFonts w:ascii="Liberation Serif" w:hAnsi="Liberation Serif"/>
+        </w:rPr>
+      </w:pPr>
+      <w:r>
+        <w:rPr>
+          <w:rFonts w:ascii="Liberation Serif" w:hAnsi="Liberation Serif"/>
+        </w:rPr>
+        <w:t xml:space="preserve">    </w:t>
+      </w:r>
+      <w:r>
+        <w:rPr>
+          <w:rFonts w:ascii="Liberation Serif" w:hAnsi="Liberation Serif"/>
+        </w:rPr>
+        <w:t>Number of Partitions</w:t>
+      </w:r>
+    </w:p>
+    <w:p>
+      <w:pPr>
+        <w:pStyle w:val="Normal"/>
+        <w:bidi w:val="0"/>
+        <w:jc w:val="start"/>
+        <w:rPr>
+          <w:rFonts w:ascii="Liberation Serif" w:hAnsi="Liberation Serif"/>
+        </w:rPr>
+      </w:pPr>
+      <w:r>
+        <w:rPr>
+          <w:rFonts w:ascii="Liberation Serif" w:hAnsi="Liberation Serif"/>
+        </w:rPr>
+      </w:r>
+    </w:p>
+    <w:p>
+      <w:pPr>
+        <w:pStyle w:val="Normal"/>
+        <w:bidi w:val="0"/>
+        <w:jc w:val="start"/>
+        <w:rPr>
+          <w:rFonts w:ascii="Liberation Serif" w:hAnsi="Liberation Serif"/>
+        </w:rPr>
+      </w:pPr>
+      <w:r>
+        <w:rPr>
+          <w:rFonts w:ascii="Liberation Serif" w:hAnsi="Liberation Serif"/>
+        </w:rPr>
+        <w:t>df.repartition(4)</w:t>
+      </w:r>
+    </w:p>
+    <w:p>
+      <w:pPr>
+        <w:pStyle w:val="Normal"/>
+        <w:bidi w:val="0"/>
+        <w:jc w:val="start"/>
+        <w:rPr>
+          <w:rFonts w:ascii="Liberation Serif" w:hAnsi="Liberation Serif"/>
+        </w:rPr>
+      </w:pPr>
+      <w:r>
+        <w:rPr>
+          <w:rFonts w:ascii="Liberation Serif" w:hAnsi="Liberation Serif"/>
+        </w:rPr>
+      </w:r>
+    </w:p>
+    <w:p>
+      <w:pPr>
+        <w:pStyle w:val="Normal"/>
+        <w:bidi w:val="0"/>
+        <w:jc w:val="start"/>
+        <w:rPr>
+          <w:rFonts w:ascii="Liberation Serif" w:hAnsi="Liberation Serif"/>
+        </w:rPr>
+      </w:pPr>
+      <w:r>
+        <w:rPr>
+          <w:rFonts w:ascii="Liberation Serif" w:hAnsi="Liberation Serif"/>
+        </w:rPr>
+        <w:t xml:space="preserve">    </w:t>
+      </w:r>
+      <w:r>
+        <w:rPr>
+          <w:rFonts w:ascii="Liberation Serif" w:hAnsi="Liberation Serif"/>
+        </w:rPr>
+        <w:t>Increase/Redistribute Partitions</w:t>
+      </w:r>
+    </w:p>
+    <w:p>
+      <w:pPr>
+        <w:pStyle w:val="Normal"/>
+        <w:bidi w:val="0"/>
+        <w:jc w:val="start"/>
+        <w:rPr>
+          <w:rFonts w:ascii="Liberation Serif" w:hAnsi="Liberation Serif"/>
+        </w:rPr>
+      </w:pPr>
+      <w:r>
+        <w:rPr>
+          <w:rFonts w:ascii="Liberation Serif" w:hAnsi="Liberation Serif"/>
+        </w:rPr>
+      </w:r>
+    </w:p>
+    <w:p>
+      <w:pPr>
+        <w:pStyle w:val="Normal"/>
+        <w:bidi w:val="0"/>
+        <w:jc w:val="start"/>
+        <w:rPr>
+          <w:rFonts w:ascii="Liberation Serif" w:hAnsi="Liberation Serif"/>
+        </w:rPr>
+      </w:pPr>
+      <w:r>
+        <w:rPr>
+          <w:rFonts w:ascii="Liberation Serif" w:hAnsi="Liberation Serif"/>
+        </w:rPr>
+        <w:t>df.coalesce(2)</w:t>
+      </w:r>
+    </w:p>
+    <w:p>
+      <w:pPr>
+        <w:pStyle w:val="Normal"/>
+        <w:bidi w:val="0"/>
+        <w:jc w:val="start"/>
+        <w:rPr>
+          <w:rFonts w:ascii="Liberation Serif" w:hAnsi="Liberation Serif"/>
+        </w:rPr>
+      </w:pPr>
+      <w:r>
+        <w:rPr>
+          <w:rFonts w:ascii="Liberation Serif" w:hAnsi="Liberation Serif"/>
+        </w:rPr>
+      </w:r>
+    </w:p>
+    <w:p>
+      <w:pPr>
+        <w:pStyle w:val="Normal"/>
+        <w:bidi w:val="0"/>
+        <w:jc w:val="start"/>
+        <w:rPr>
+          <w:rFonts w:ascii="Liberation Serif" w:hAnsi="Liberation Serif"/>
+        </w:rPr>
+      </w:pPr>
+      <w:r>
+        <w:rPr>
+          <w:rFonts w:ascii="Liberation Serif" w:hAnsi="Liberation Serif"/>
+        </w:rPr>
+        <w:t xml:space="preserve">    </w:t>
+      </w:r>
+      <w:r>
+        <w:rPr>
+          <w:rFonts w:ascii="Liberation Serif" w:hAnsi="Liberation Serif"/>
+        </w:rPr>
+        <w:t>Reduce Partitions</w:t>
+      </w:r>
+    </w:p>
+    <w:p>
+      <w:pPr>
+        <w:pStyle w:val="Normal"/>
+        <w:bidi w:val="0"/>
+        <w:jc w:val="start"/>
+        <w:rPr>
+          <w:rFonts w:ascii="Liberation Serif" w:hAnsi="Liberation Serif"/>
+        </w:rPr>
+      </w:pPr>
+      <w:r>
+        <w:rPr>
+          <w:rFonts w:ascii="Liberation Serif" w:hAnsi="Liberation Serif"/>
+        </w:rPr>
+      </w:r>
+    </w:p>
+    <w:p>
+      <w:pPr>
+        <w:pStyle w:val="Normal"/>
+        <w:bidi w:val="0"/>
+        <w:jc w:val="start"/>
+        <w:rPr>
+          <w:rFonts w:ascii="Liberation Serif" w:hAnsi="Liberation Serif"/>
+        </w:rPr>
+      </w:pPr>
+      <w:r>
+        <w:rPr>
+          <w:rFonts w:ascii="Liberation Serif" w:hAnsi="Liberation Serif"/>
+        </w:rPr>
+      </w:r>
+    </w:p>
+    <w:p>
+      <w:pPr>
+        <w:pStyle w:val="Normal"/>
+        <w:bidi w:val="0"/>
+        <w:jc w:val="start"/>
+        <w:rPr>
+          <w:rFonts w:ascii="Liberation Serif" w:hAnsi="Liberation Serif"/>
+        </w:rPr>
+      </w:pPr>
+      <w:r>
+        <w:rPr>
+          <w:rFonts w:ascii="Liberation Serif" w:hAnsi="Liberation Serif"/>
+        </w:rPr>
+        <w:t>------------------------------------------------------------------------------</w:t>
+      </w:r>
+    </w:p>
+    <w:p>
+      <w:pPr>
+        <w:pStyle w:val="Normal"/>
+        <w:bidi w:val="0"/>
+        <w:jc w:val="start"/>
+        <w:rPr>
+          <w:rFonts w:ascii="Liberation Serif" w:hAnsi="Liberation Serif"/>
+        </w:rPr>
+      </w:pPr>
+      <w:r>
+        <w:rPr>
+          <w:rFonts w:ascii="Liberation Serif" w:hAnsi="Liberation Serif"/>
+        </w:rPr>
+        <w:t>17. EXECUTION PLAN</w:t>
+      </w:r>
+    </w:p>
+    <w:p>
+      <w:pPr>
+        <w:pStyle w:val="Normal"/>
+        <w:bidi w:val="0"/>
+        <w:jc w:val="start"/>
+        <w:rPr>
+          <w:rFonts w:ascii="Liberation Serif" w:hAnsi="Liberation Serif"/>
+        </w:rPr>
+      </w:pPr>
+      <w:r>
+        <w:rPr>
+          <w:rFonts w:ascii="Liberation Serif" w:hAnsi="Liberation Serif"/>
+        </w:rPr>
+        <w:t>------------------------------------------------------------------------------</w:t>
+      </w:r>
+    </w:p>
+    <w:p>
+      <w:pPr>
+        <w:pStyle w:val="Normal"/>
+        <w:bidi w:val="0"/>
+        <w:jc w:val="start"/>
+        <w:rPr>
+          <w:rFonts w:ascii="Liberation Serif" w:hAnsi="Liberation Serif"/>
+        </w:rPr>
+      </w:pPr>
+      <w:r>
+        <w:rPr>
+          <w:rFonts w:ascii="Liberation Serif" w:hAnsi="Liberation Serif"/>
+        </w:rPr>
+      </w:r>
+    </w:p>
+    <w:p>
+      <w:pPr>
+        <w:pStyle w:val="Normal"/>
+        <w:bidi w:val="0"/>
+        <w:jc w:val="start"/>
+        <w:rPr>
+          <w:rFonts w:ascii="Liberation Serif" w:hAnsi="Liberation Serif"/>
+        </w:rPr>
+      </w:pPr>
+      <w:r>
+        <w:rPr>
+          <w:rFonts w:ascii="Liberation Serif" w:hAnsi="Liberation Serif"/>
+        </w:rPr>
+        <w:t>df.explain()</w:t>
+      </w:r>
+    </w:p>
+    <w:p>
+      <w:pPr>
+        <w:pStyle w:val="Normal"/>
+        <w:bidi w:val="0"/>
+        <w:jc w:val="start"/>
+        <w:rPr>
+          <w:rFonts w:ascii="Liberation Serif" w:hAnsi="Liberation Serif"/>
+        </w:rPr>
+      </w:pPr>
+      <w:r>
+        <w:rPr>
+          <w:rFonts w:ascii="Liberation Serif" w:hAnsi="Liberation Serif"/>
+        </w:rPr>
+      </w:r>
+    </w:p>
+    <w:p>
+      <w:pPr>
+        <w:pStyle w:val="Normal"/>
+        <w:bidi w:val="0"/>
+        <w:jc w:val="start"/>
+        <w:rPr>
+          <w:rFonts w:ascii="Liberation Serif" w:hAnsi="Liberation Serif"/>
+        </w:rPr>
+      </w:pPr>
+      <w:r>
+        <w:rPr>
+          <w:rFonts w:ascii="Liberation Serif" w:hAnsi="Liberation Serif"/>
+        </w:rPr>
+        <w:t xml:space="preserve">    </w:t>
+      </w:r>
+      <w:r>
+        <w:rPr>
+          <w:rFonts w:ascii="Liberation Serif" w:hAnsi="Liberation Serif"/>
+        </w:rPr>
+        <w:t>Show Physical &amp; Logical Execution Plan</w:t>
+      </w:r>
+    </w:p>
+    <w:p>
+      <w:pPr>
+        <w:pStyle w:val="Normal"/>
+        <w:bidi w:val="0"/>
+        <w:jc w:val="start"/>
+        <w:rPr>
+          <w:rFonts w:ascii="Liberation Serif" w:hAnsi="Liberation Serif"/>
+        </w:rPr>
+      </w:pPr>
+      <w:r>
+        <w:rPr>
+          <w:rFonts w:ascii="Liberation Serif" w:hAnsi="Liberation Serif"/>
+        </w:rPr>
+      </w:r>
+    </w:p>
+    <w:p>
+      <w:pPr>
+        <w:pStyle w:val="Normal"/>
+        <w:bidi w:val="0"/>
+        <w:jc w:val="start"/>
+        <w:rPr>
+          <w:rFonts w:ascii="Liberation Serif" w:hAnsi="Liberation Serif"/>
+        </w:rPr>
+      </w:pPr>
+      <w:r>
+        <w:rPr>
+          <w:rFonts w:ascii="Liberation Serif" w:hAnsi="Liberation Serif"/>
+        </w:rPr>
+      </w:r>
+    </w:p>
+    <w:p>
+      <w:pPr>
+        <w:pStyle w:val="Normal"/>
+        <w:bidi w:val="0"/>
+        <w:jc w:val="start"/>
+        <w:rPr>
+          <w:rFonts w:ascii="Liberation Serif" w:hAnsi="Liberation Serif"/>
+        </w:rPr>
+      </w:pPr>
+      <w:r>
+        <w:rPr>
+          <w:rFonts w:ascii="Liberation Serif" w:hAnsi="Liberation Serif"/>
+        </w:rPr>
+        <w:t>------------------------------------------------------------------------------</w:t>
+      </w:r>
+    </w:p>
+    <w:p>
+      <w:pPr>
+        <w:pStyle w:val="Normal"/>
+        <w:bidi w:val="0"/>
+        <w:jc w:val="start"/>
+        <w:rPr>
+          <w:rFonts w:ascii="Liberation Serif" w:hAnsi="Liberation Serif"/>
+        </w:rPr>
+      </w:pPr>
+      <w:r>
+        <w:rPr>
+          <w:rFonts w:ascii="Liberation Serif" w:hAnsi="Liberation Serif"/>
+        </w:rPr>
+        <w:t>18. LINUX COMMANDS</w:t>
+      </w:r>
+    </w:p>
+    <w:p>
+      <w:pPr>
+        <w:pStyle w:val="Normal"/>
+        <w:bidi w:val="0"/>
+        <w:jc w:val="start"/>
+        <w:rPr>
+          <w:rFonts w:ascii="Liberation Serif" w:hAnsi="Liberation Serif"/>
+        </w:rPr>
+      </w:pPr>
+      <w:r>
+        <w:rPr>
+          <w:rFonts w:ascii="Liberation Serif" w:hAnsi="Liberation Serif"/>
+        </w:rPr>
+        <w:t>------------------------------------------------------------------------------</w:t>
+      </w:r>
+    </w:p>
+    <w:p>
+      <w:pPr>
+        <w:pStyle w:val="Normal"/>
+        <w:bidi w:val="0"/>
+        <w:jc w:val="start"/>
+        <w:rPr>
+          <w:rFonts w:ascii="Liberation Serif" w:hAnsi="Liberation Serif"/>
+        </w:rPr>
+      </w:pPr>
+      <w:r>
+        <w:rPr>
+          <w:rFonts w:ascii="Liberation Serif" w:hAnsi="Liberation Serif"/>
+        </w:rPr>
+      </w:r>
+    </w:p>
+    <w:p>
+      <w:pPr>
+        <w:pStyle w:val="Normal"/>
+        <w:bidi w:val="0"/>
+        <w:jc w:val="start"/>
+        <w:rPr>
+          <w:rFonts w:ascii="Liberation Serif" w:hAnsi="Liberation Serif"/>
+        </w:rPr>
+      </w:pPr>
+      <w:r>
+        <w:rPr>
+          <w:rFonts w:ascii="Liberation Serif" w:hAnsi="Liberation Serif"/>
+        </w:rPr>
+        <w:t>cd $SPARK_HOME</w:t>
+      </w:r>
+    </w:p>
+    <w:p>
+      <w:pPr>
+        <w:pStyle w:val="Normal"/>
+        <w:bidi w:val="0"/>
+        <w:jc w:val="start"/>
+        <w:rPr>
+          <w:rFonts w:ascii="Liberation Serif" w:hAnsi="Liberation Serif"/>
+        </w:rPr>
+      </w:pPr>
+      <w:r>
+        <w:rPr>
+          <w:rFonts w:ascii="Liberation Serif" w:hAnsi="Liberation Serif"/>
+        </w:rPr>
+      </w:r>
+    </w:p>
+    <w:p>
+      <w:pPr>
+        <w:pStyle w:val="Normal"/>
+        <w:bidi w:val="0"/>
+        <w:jc w:val="start"/>
+        <w:rPr>
+          <w:rFonts w:ascii="Liberation Serif" w:hAnsi="Liberation Serif"/>
+        </w:rPr>
+      </w:pPr>
+      <w:r>
+        <w:rPr>
+          <w:rFonts w:ascii="Liberation Serif" w:hAnsi="Liberation Serif"/>
+        </w:rPr>
+        <w:t xml:space="preserve">    </w:t>
+      </w:r>
+      <w:r>
+        <w:rPr>
+          <w:rFonts w:ascii="Liberation Serif" w:hAnsi="Liberation Serif"/>
+        </w:rPr>
+        <w:t>Go to Spark Directory</w:t>
+      </w:r>
+    </w:p>
+    <w:p>
+      <w:pPr>
+        <w:pStyle w:val="Normal"/>
+        <w:bidi w:val="0"/>
+        <w:jc w:val="start"/>
+        <w:rPr>
+          <w:rFonts w:ascii="Liberation Serif" w:hAnsi="Liberation Serif"/>
+        </w:rPr>
+      </w:pPr>
+      <w:r>
+        <w:rPr>
+          <w:rFonts w:ascii="Liberation Serif" w:hAnsi="Liberation Serif"/>
+        </w:rPr>
+      </w:r>
+    </w:p>
+    <w:p>
+      <w:pPr>
+        <w:pStyle w:val="Normal"/>
+        <w:bidi w:val="0"/>
+        <w:jc w:val="start"/>
+        <w:rPr>
+          <w:rFonts w:ascii="Liberation Serif" w:hAnsi="Liberation Serif"/>
+        </w:rPr>
+      </w:pPr>
+      <w:r>
+        <w:rPr>
+          <w:rFonts w:ascii="Liberation Serif" w:hAnsi="Liberation Serif"/>
+        </w:rPr>
+        <w:t>ls</w:t>
+      </w:r>
+    </w:p>
+    <w:p>
+      <w:pPr>
+        <w:pStyle w:val="Normal"/>
+        <w:bidi w:val="0"/>
+        <w:jc w:val="start"/>
+        <w:rPr>
+          <w:rFonts w:ascii="Liberation Serif" w:hAnsi="Liberation Serif"/>
+        </w:rPr>
+      </w:pPr>
+      <w:r>
+        <w:rPr>
+          <w:rFonts w:ascii="Liberation Serif" w:hAnsi="Liberation Serif"/>
+        </w:rPr>
+      </w:r>
+    </w:p>
+    <w:p>
+      <w:pPr>
+        <w:pStyle w:val="Normal"/>
+        <w:bidi w:val="0"/>
+        <w:jc w:val="start"/>
+        <w:rPr>
+          <w:rFonts w:ascii="Liberation Serif" w:hAnsi="Liberation Serif"/>
+        </w:rPr>
+      </w:pPr>
+      <w:r>
+        <w:rPr>
+          <w:rFonts w:ascii="Liberation Serif" w:hAnsi="Liberation Serif"/>
+        </w:rPr>
+        <w:t xml:space="preserve">    </w:t>
+      </w:r>
+      <w:r>
+        <w:rPr>
+          <w:rFonts w:ascii="Liberation Serif" w:hAnsi="Liberation Serif"/>
+        </w:rPr>
+        <w:t>List Files</w:t>
+      </w:r>
+    </w:p>
+    <w:p>
+      <w:pPr>
+        <w:pStyle w:val="Normal"/>
+        <w:bidi w:val="0"/>
+        <w:jc w:val="start"/>
+        <w:rPr>
+          <w:rFonts w:ascii="Liberation Serif" w:hAnsi="Liberation Serif"/>
+        </w:rPr>
+      </w:pPr>
+      <w:r>
+        <w:rPr>
+          <w:rFonts w:ascii="Liberation Serif" w:hAnsi="Liberation Serif"/>
+        </w:rPr>
+      </w:r>
+    </w:p>
+    <w:p>
+      <w:pPr>
+        <w:pStyle w:val="Normal"/>
+        <w:bidi w:val="0"/>
+        <w:jc w:val="start"/>
+        <w:rPr>
+          <w:rFonts w:ascii="Liberation Serif" w:hAnsi="Liberation Serif"/>
+        </w:rPr>
+      </w:pPr>
+      <w:r>
+        <w:rPr>
+          <w:rFonts w:ascii="Liberation Serif" w:hAnsi="Liberation Serif"/>
+        </w:rPr>
+        <w:t>ls bin</w:t>
+      </w:r>
+    </w:p>
+    <w:p>
+      <w:pPr>
+        <w:pStyle w:val="Normal"/>
+        <w:bidi w:val="0"/>
+        <w:jc w:val="start"/>
+        <w:rPr>
+          <w:rFonts w:ascii="Liberation Serif" w:hAnsi="Liberation Serif"/>
+        </w:rPr>
+      </w:pPr>
+      <w:r>
+        <w:rPr>
+          <w:rFonts w:ascii="Liberation Serif" w:hAnsi="Liberation Serif"/>
+        </w:rPr>
+      </w:r>
+    </w:p>
+    <w:p>
+      <w:pPr>
+        <w:pStyle w:val="Normal"/>
+        <w:bidi w:val="0"/>
+        <w:jc w:val="start"/>
+        <w:rPr>
+          <w:rFonts w:ascii="Liberation Serif" w:hAnsi="Liberation Serif"/>
+        </w:rPr>
+      </w:pPr>
+      <w:r>
+        <w:rPr>
+          <w:rFonts w:ascii="Liberation Serif" w:hAnsi="Liberation Serif"/>
+        </w:rPr>
+        <w:t xml:space="preserve">    </w:t>
+      </w:r>
+      <w:r>
+        <w:rPr>
+          <w:rFonts w:ascii="Liberation Serif" w:hAnsi="Liberation Serif"/>
+        </w:rPr>
+        <w:t>Spark Executables</w:t>
+      </w:r>
+    </w:p>
+    <w:p>
+      <w:pPr>
+        <w:pStyle w:val="Normal"/>
+        <w:bidi w:val="0"/>
+        <w:jc w:val="start"/>
+        <w:rPr>
+          <w:rFonts w:ascii="Liberation Serif" w:hAnsi="Liberation Serif"/>
+        </w:rPr>
+      </w:pPr>
+      <w:r>
+        <w:rPr>
+          <w:rFonts w:ascii="Liberation Serif" w:hAnsi="Liberation Serif"/>
+        </w:rPr>
+      </w:r>
+    </w:p>
+    <w:p>
+      <w:pPr>
+        <w:pStyle w:val="Normal"/>
+        <w:bidi w:val="0"/>
+        <w:jc w:val="start"/>
+        <w:rPr>
+          <w:rFonts w:ascii="Liberation Serif" w:hAnsi="Liberation Serif"/>
+        </w:rPr>
+      </w:pPr>
+      <w:r>
+        <w:rPr>
+          <w:rFonts w:ascii="Liberation Serif" w:hAnsi="Liberation Serif"/>
+        </w:rPr>
+        <w:t>ls sbin</w:t>
+      </w:r>
+    </w:p>
+    <w:p>
+      <w:pPr>
+        <w:pStyle w:val="Normal"/>
+        <w:bidi w:val="0"/>
+        <w:jc w:val="start"/>
+        <w:rPr>
+          <w:rFonts w:ascii="Liberation Serif" w:hAnsi="Liberation Serif"/>
+        </w:rPr>
+      </w:pPr>
+      <w:r>
+        <w:rPr>
+          <w:rFonts w:ascii="Liberation Serif" w:hAnsi="Liberation Serif"/>
+        </w:rPr>
+      </w:r>
+    </w:p>
+    <w:p>
+      <w:pPr>
+        <w:pStyle w:val="Normal"/>
+        <w:bidi w:val="0"/>
+        <w:jc w:val="start"/>
+        <w:rPr>
+          <w:rFonts w:ascii="Liberation Serif" w:hAnsi="Liberation Serif"/>
+        </w:rPr>
+      </w:pPr>
+      <w:r>
+        <w:rPr>
+          <w:rFonts w:ascii="Liberation Serif" w:hAnsi="Liberation Serif"/>
+        </w:rPr>
+        <w:t xml:space="preserve">    </w:t>
+      </w:r>
+      <w:r>
+        <w:rPr>
+          <w:rFonts w:ascii="Liberation Serif" w:hAnsi="Liberation Serif"/>
+        </w:rPr>
+        <w:t>Spark Admin Scripts</w:t>
+      </w:r>
+    </w:p>
+    <w:p>
+      <w:pPr>
+        <w:pStyle w:val="Normal"/>
+        <w:bidi w:val="0"/>
+        <w:jc w:val="start"/>
+        <w:rPr>
+          <w:rFonts w:ascii="Liberation Serif" w:hAnsi="Liberation Serif"/>
+        </w:rPr>
+      </w:pPr>
+      <w:r>
+        <w:rPr>
+          <w:rFonts w:ascii="Liberation Serif" w:hAnsi="Liberation Serif"/>
+        </w:rPr>
+      </w:r>
+    </w:p>
+    <w:p>
+      <w:pPr>
+        <w:pStyle w:val="Normal"/>
+        <w:bidi w:val="0"/>
+        <w:jc w:val="start"/>
+        <w:rPr>
+          <w:rFonts w:ascii="Liberation Serif" w:hAnsi="Liberation Serif"/>
+        </w:rPr>
+      </w:pPr>
+      <w:r>
+        <w:rPr>
+          <w:rFonts w:ascii="Liberation Serif" w:hAnsi="Liberation Serif"/>
+        </w:rPr>
+        <w:t>pwd</w:t>
+      </w:r>
+    </w:p>
+    <w:p>
+      <w:pPr>
+        <w:pStyle w:val="Normal"/>
+        <w:bidi w:val="0"/>
+        <w:jc w:val="start"/>
+        <w:rPr>
+          <w:rFonts w:ascii="Liberation Serif" w:hAnsi="Liberation Serif"/>
+        </w:rPr>
+      </w:pPr>
+      <w:r>
+        <w:rPr>
+          <w:rFonts w:ascii="Liberation Serif" w:hAnsi="Liberation Serif"/>
+        </w:rPr>
+      </w:r>
+    </w:p>
+    <w:p>
+      <w:pPr>
+        <w:pStyle w:val="Normal"/>
+        <w:bidi w:val="0"/>
+        <w:jc w:val="start"/>
+        <w:rPr>
+          <w:rFonts w:ascii="Liberation Serif" w:hAnsi="Liberation Serif"/>
+        </w:rPr>
+      </w:pPr>
+      <w:r>
+        <w:rPr>
+          <w:rFonts w:ascii="Liberation Serif" w:hAnsi="Liberation Serif"/>
+        </w:rPr>
+        <w:t xml:space="preserve">    </w:t>
+      </w:r>
+      <w:r>
+        <w:rPr>
+          <w:rFonts w:ascii="Liberation Serif" w:hAnsi="Liberation Serif"/>
+        </w:rPr>
+        <w:t>Current Directory</w:t>
+      </w:r>
+    </w:p>
+    <w:p>
+      <w:pPr>
+        <w:pStyle w:val="Normal"/>
+        <w:bidi w:val="0"/>
+        <w:jc w:val="start"/>
+        <w:rPr>
+          <w:rFonts w:ascii="Liberation Serif" w:hAnsi="Liberation Serif"/>
+        </w:rPr>
+      </w:pPr>
+      <w:r>
+        <w:rPr>
+          <w:rFonts w:ascii="Liberation Serif" w:hAnsi="Liberation Serif"/>
+        </w:rPr>
+      </w:r>
+    </w:p>
+    <w:p>
+      <w:pPr>
+        <w:pStyle w:val="Normal"/>
+        <w:bidi w:val="0"/>
+        <w:jc w:val="start"/>
+        <w:rPr>
+          <w:rFonts w:ascii="Liberation Serif" w:hAnsi="Liberation Serif"/>
+        </w:rPr>
+      </w:pPr>
+      <w:r>
+        <w:rPr>
+          <w:rFonts w:ascii="Liberation Serif" w:hAnsi="Liberation Serif"/>
+        </w:rPr>
+      </w:r>
+    </w:p>
+    <w:p>
+      <w:pPr>
+        <w:pStyle w:val="Normal"/>
+        <w:bidi w:val="0"/>
+        <w:jc w:val="start"/>
+        <w:rPr>
+          <w:rFonts w:ascii="Liberation Serif" w:hAnsi="Liberation Serif"/>
+        </w:rPr>
+      </w:pPr>
+      <w:r>
+        <w:rPr>
+          <w:rFonts w:ascii="Liberation Serif" w:hAnsi="Liberation Serif"/>
+        </w:rPr>
+        <w:t>------------------------------------------------------------------------------</w:t>
+      </w:r>
+    </w:p>
+    <w:p>
+      <w:pPr>
+        <w:pStyle w:val="Normal"/>
+        <w:bidi w:val="0"/>
+        <w:jc w:val="start"/>
+        <w:rPr>
+          <w:rFonts w:ascii="Liberation Serif" w:hAnsi="Liberation Serif"/>
+        </w:rPr>
+      </w:pPr>
+      <w:r>
+        <w:rPr>
+          <w:rFonts w:ascii="Liberation Serif" w:hAnsi="Liberation Serif"/>
+        </w:rPr>
+        <w:t>19. STOP EVERYTHING</w:t>
+      </w:r>
+    </w:p>
+    <w:p>
+      <w:pPr>
+        <w:pStyle w:val="Normal"/>
+        <w:bidi w:val="0"/>
+        <w:jc w:val="start"/>
+        <w:rPr>
+          <w:rFonts w:ascii="Liberation Serif" w:hAnsi="Liberation Serif"/>
+        </w:rPr>
+      </w:pPr>
+      <w:r>
+        <w:rPr>
+          <w:rFonts w:ascii="Liberation Serif" w:hAnsi="Liberation Serif"/>
+        </w:rPr>
+        <w:t>------------------------------------------------------------------------------</w:t>
+      </w:r>
+    </w:p>
+    <w:p>
+      <w:pPr>
+        <w:pStyle w:val="Normal"/>
+        <w:bidi w:val="0"/>
+        <w:jc w:val="start"/>
+        <w:rPr>
+          <w:rFonts w:ascii="Liberation Serif" w:hAnsi="Liberation Serif"/>
+        </w:rPr>
+      </w:pPr>
+      <w:r>
+        <w:rPr>
+          <w:rFonts w:ascii="Liberation Serif" w:hAnsi="Liberation Serif"/>
+        </w:rPr>
+      </w:r>
+    </w:p>
+    <w:p>
+      <w:pPr>
+        <w:pStyle w:val="Normal"/>
+        <w:bidi w:val="0"/>
+        <w:jc w:val="start"/>
+        <w:rPr>
+          <w:rFonts w:ascii="Liberation Serif" w:hAnsi="Liberation Serif"/>
+        </w:rPr>
+      </w:pPr>
+      <w:r>
+        <w:rPr>
+          <w:rFonts w:ascii="Liberation Serif" w:hAnsi="Liberation Serif"/>
+        </w:rPr>
+        <w:t>spark.stop()</w:t>
+      </w:r>
+    </w:p>
+    <w:p>
+      <w:pPr>
+        <w:pStyle w:val="Normal"/>
+        <w:bidi w:val="0"/>
+        <w:jc w:val="start"/>
+        <w:rPr>
+          <w:rFonts w:ascii="Liberation Serif" w:hAnsi="Liberation Serif"/>
+        </w:rPr>
+      </w:pPr>
+      <w:r>
+        <w:rPr>
+          <w:rFonts w:ascii="Liberation Serif" w:hAnsi="Liberation Serif"/>
+        </w:rPr>
+        <w:t xml:space="preserve">    </w:t>
+      </w:r>
+      <w:r>
+        <w:rPr>
+          <w:rFonts w:ascii="Liberation Serif" w:hAnsi="Liberation Serif"/>
+        </w:rPr>
+        <w:t>Stop Spark Session</w:t>
+      </w:r>
+    </w:p>
+    <w:p>
+      <w:pPr>
+        <w:pStyle w:val="Normal"/>
+        <w:bidi w:val="0"/>
+        <w:jc w:val="start"/>
+        <w:rPr>
+          <w:rFonts w:ascii="Liberation Serif" w:hAnsi="Liberation Serif"/>
+        </w:rPr>
+      </w:pPr>
+      <w:r>
+        <w:rPr>
+          <w:rFonts w:ascii="Liberation Serif" w:hAnsi="Liberation Serif"/>
+        </w:rPr>
+      </w:r>
+    </w:p>
+    <w:p>
+      <w:pPr>
+        <w:pStyle w:val="Normal"/>
+        <w:bidi w:val="0"/>
+        <w:jc w:val="start"/>
+        <w:rPr>
+          <w:rFonts w:ascii="Liberation Serif" w:hAnsi="Liberation Serif"/>
+        </w:rPr>
+      </w:pPr>
+      <w:r>
+        <w:rPr>
+          <w:rFonts w:ascii="Liberation Serif" w:hAnsi="Liberation Serif"/>
+        </w:rPr>
+        <w:t>stop-history-server.sh</w:t>
+      </w:r>
+    </w:p>
+    <w:p>
+      <w:pPr>
+        <w:pStyle w:val="Normal"/>
+        <w:bidi w:val="0"/>
+        <w:jc w:val="start"/>
+        <w:rPr>
+          <w:rFonts w:ascii="Liberation Serif" w:hAnsi="Liberation Serif"/>
+        </w:rPr>
+      </w:pPr>
+      <w:r>
+        <w:rPr>
+          <w:rFonts w:ascii="Liberation Serif" w:hAnsi="Liberation Serif"/>
+        </w:rPr>
+        <w:t xml:space="preserve">    </w:t>
+      </w:r>
+      <w:r>
+        <w:rPr>
+          <w:rFonts w:ascii="Liberation Serif" w:hAnsi="Liberation Serif"/>
+        </w:rPr>
+        <w:t>Stop History Server</w:t>
+      </w:r>
+    </w:p>
+    <w:p>
+      <w:pPr>
+        <w:pStyle w:val="Normal"/>
+        <w:bidi w:val="0"/>
+        <w:jc w:val="start"/>
+        <w:rPr>
+          <w:rFonts w:ascii="Liberation Serif" w:hAnsi="Liberation Serif"/>
+        </w:rPr>
+      </w:pPr>
+      <w:r>
+        <w:rPr>
+          <w:rFonts w:ascii="Liberation Serif" w:hAnsi="Liberation Serif"/>
+        </w:rPr>
+      </w:r>
+    </w:p>
+    <w:p>
+      <w:pPr>
+        <w:pStyle w:val="Normal"/>
+        <w:bidi w:val="0"/>
+        <w:jc w:val="start"/>
+        <w:rPr>
+          <w:rFonts w:ascii="Liberation Serif" w:hAnsi="Liberation Serif"/>
+        </w:rPr>
+      </w:pPr>
+      <w:r>
+        <w:rPr>
+          <w:rFonts w:ascii="Liberation Serif" w:hAnsi="Liberation Serif"/>
+        </w:rPr>
+        <w:t>stop-worker.sh</w:t>
+      </w:r>
+    </w:p>
+    <w:p>
+      <w:pPr>
+        <w:pStyle w:val="Normal"/>
+        <w:bidi w:val="0"/>
+        <w:jc w:val="start"/>
+        <w:rPr>
+          <w:rFonts w:ascii="Liberation Serif" w:hAnsi="Liberation Serif"/>
+        </w:rPr>
+      </w:pPr>
+      <w:r>
+        <w:rPr>
+          <w:rFonts w:ascii="Liberation Serif" w:hAnsi="Liberation Serif"/>
+        </w:rPr>
+        <w:t xml:space="preserve">    </w:t>
+      </w:r>
+      <w:r>
+        <w:rPr>
+          <w:rFonts w:ascii="Liberation Serif" w:hAnsi="Liberation Serif"/>
+        </w:rPr>
+        <w:t>Stop Worker</w:t>
+      </w:r>
+    </w:p>
+    <w:p>
+      <w:pPr>
+        <w:pStyle w:val="Normal"/>
+        <w:bidi w:val="0"/>
+        <w:jc w:val="start"/>
+        <w:rPr>
+          <w:rFonts w:ascii="Liberation Serif" w:hAnsi="Liberation Serif"/>
+        </w:rPr>
+      </w:pPr>
+      <w:r>
+        <w:rPr>
+          <w:rFonts w:ascii="Liberation Serif" w:hAnsi="Liberation Serif"/>
+        </w:rPr>
+      </w:r>
+    </w:p>
+    <w:p>
+      <w:pPr>
+        <w:pStyle w:val="Normal"/>
+        <w:bidi w:val="0"/>
+        <w:jc w:val="start"/>
+        <w:rPr>
+          <w:rFonts w:ascii="Liberation Serif" w:hAnsi="Liberation Serif"/>
+        </w:rPr>
+      </w:pPr>
+      <w:r>
+        <w:rPr>
+          <w:rFonts w:ascii="Liberation Serif" w:hAnsi="Liberation Serif"/>
+        </w:rPr>
+        <w:t>stop-master.sh</w:t>
+      </w:r>
+    </w:p>
+    <w:p>
+      <w:pPr>
+        <w:pStyle w:val="Normal"/>
+        <w:bidi w:val="0"/>
+        <w:jc w:val="start"/>
+        <w:rPr>
+          <w:rFonts w:ascii="Liberation Serif" w:hAnsi="Liberation Serif"/>
+        </w:rPr>
+      </w:pPr>
+      <w:r>
+        <w:rPr>
+          <w:rFonts w:ascii="Liberation Serif" w:hAnsi="Liberation Serif"/>
+        </w:rPr>
+        <w:t xml:space="preserve">    </w:t>
+      </w:r>
+      <w:r>
+        <w:rPr>
+          <w:rFonts w:ascii="Liberation Serif" w:hAnsi="Liberation Serif"/>
+        </w:rPr>
+        <w:t>Stop Master</w:t>
+      </w:r>
+    </w:p>
+    <w:p>
+      <w:pPr>
+        <w:pStyle w:val="Normal"/>
+        <w:bidi w:val="0"/>
+        <w:jc w:val="start"/>
+        <w:rPr>
+          <w:rFonts w:ascii="Liberation Serif" w:hAnsi="Liberation Serif"/>
+        </w:rPr>
+      </w:pPr>
+      <w:r>
+        <w:rPr>
+          <w:rFonts w:ascii="Liberation Serif" w:hAnsi="Liberation Serif"/>
+        </w:rPr>
+      </w:r>
+    </w:p>
+    <w:p>
+      <w:pPr>
+        <w:pStyle w:val="Normal"/>
+        <w:bidi w:val="0"/>
+        <w:jc w:val="start"/>
+        <w:rPr>
+          <w:rFonts w:ascii="Liberation Serif" w:hAnsi="Liberation Serif"/>
+        </w:rPr>
+      </w:pPr>
+      <w:r>
+        <w:rPr>
+          <w:rFonts w:ascii="Liberation Serif" w:hAnsi="Liberation Serif"/>
+        </w:rPr>
+        <w:t>Ctrl+C</w:t>
+      </w:r>
+    </w:p>
+    <w:p>
+      <w:pPr>
+        <w:pStyle w:val="Normal"/>
+        <w:bidi w:val="0"/>
+        <w:jc w:val="start"/>
+        <w:rPr>
+          <w:rFonts w:ascii="Liberation Serif" w:hAnsi="Liberation Serif"/>
+        </w:rPr>
+      </w:pPr>
+      <w:r>
+        <w:rPr>
+          <w:rFonts w:ascii="Liberation Serif" w:hAnsi="Liberation Serif"/>
+        </w:rPr>
+        <w:t xml:space="preserve">    </w:t>
+      </w:r>
+      <w:r>
+        <w:rPr>
+          <w:rFonts w:ascii="Liberation Serif" w:hAnsi="Liberation Serif"/>
+        </w:rPr>
+        <w:t>Stop Jupyter</w:t>
+      </w:r>
+    </w:p>
+    <w:p>
+      <w:pPr>
+        <w:pStyle w:val="Normal"/>
+        <w:bidi w:val="0"/>
+        <w:jc w:val="start"/>
+        <w:rPr>
+          <w:rFonts w:ascii="Liberation Serif" w:hAnsi="Liberation Serif"/>
+        </w:rPr>
+      </w:pPr>
+      <w:r>
+        <w:rPr>
+          <w:rFonts w:ascii="Liberation Serif" w:hAnsi="Liberation Serif"/>
+        </w:rPr>
+      </w:r>
+    </w:p>
+    <w:p>
+      <w:pPr>
+        <w:pStyle w:val="Normal"/>
+        <w:bidi w:val="0"/>
+        <w:jc w:val="start"/>
+        <w:rPr>
+          <w:rFonts w:ascii="Liberation Serif" w:hAnsi="Liberation Serif"/>
+        </w:rPr>
+      </w:pPr>
+      <w:r>
+        <w:rPr>
+          <w:rFonts w:ascii="Liberation Serif" w:hAnsi="Liberation Serif"/>
+        </w:rPr>
+      </w:r>
+    </w:p>
+    <w:p>
+      <w:pPr>
+        <w:pStyle w:val="Normal"/>
+        <w:bidi w:val="0"/>
+        <w:jc w:val="start"/>
+        <w:rPr>
+          <w:rFonts w:ascii="Liberation Serif" w:hAnsi="Liberation Serif"/>
+        </w:rPr>
+      </w:pPr>
+      <w:r>
+        <w:rPr>
+          <w:rFonts w:ascii="Liberation Serif" w:hAnsi="Liberation Serif"/>
+        </w:rPr>
+        <w:t>------------------------------------------------------------------------------</w:t>
+      </w:r>
+    </w:p>
+    <w:p>
+      <w:pPr>
+        <w:pStyle w:val="Normal"/>
+        <w:bidi w:val="0"/>
+        <w:jc w:val="start"/>
+        <w:rPr>
+          <w:rFonts w:ascii="Liberation Serif" w:hAnsi="Liberation Serif"/>
+        </w:rPr>
+      </w:pPr>
+      <w:r>
+        <w:rPr>
+          <w:rFonts w:ascii="Liberation Serif" w:hAnsi="Liberation Serif"/>
+        </w:rPr>
+        <w:t>20. SPARK WEB URLS</w:t>
+      </w:r>
+    </w:p>
+    <w:p>
+      <w:pPr>
+        <w:pStyle w:val="Normal"/>
+        <w:bidi w:val="0"/>
+        <w:jc w:val="start"/>
+        <w:rPr>
+          <w:rFonts w:ascii="Liberation Serif" w:hAnsi="Liberation Serif"/>
+        </w:rPr>
+      </w:pPr>
+      <w:r>
+        <w:rPr>
+          <w:rFonts w:ascii="Liberation Serif" w:hAnsi="Liberation Serif"/>
+        </w:rPr>
+        <w:t>------------------------------------------------------------------------------</w:t>
+      </w:r>
+    </w:p>
+    <w:p>
+      <w:pPr>
+        <w:pStyle w:val="Normal"/>
+        <w:bidi w:val="0"/>
+        <w:jc w:val="start"/>
+        <w:rPr>
+          <w:rFonts w:ascii="Liberation Serif" w:hAnsi="Liberation Serif"/>
+        </w:rPr>
+      </w:pPr>
+      <w:r>
+        <w:rPr>
+          <w:rFonts w:ascii="Liberation Serif" w:hAnsi="Liberation Serif"/>
+        </w:rPr>
+      </w:r>
+    </w:p>
+    <w:p>
+      <w:pPr>
+        <w:pStyle w:val="Normal"/>
+        <w:bidi w:val="0"/>
+        <w:jc w:val="start"/>
+        <w:rPr>
+          <w:rFonts w:ascii="Liberation Serif" w:hAnsi="Liberation Serif"/>
+        </w:rPr>
+      </w:pPr>
+      <w:r>
+        <w:rPr>
+          <w:rFonts w:ascii="Liberation Serif" w:hAnsi="Liberation Serif"/>
+        </w:rPr>
+        <w:t>http://localhost:4040</w:t>
+      </w:r>
+    </w:p>
+    <w:p>
+      <w:pPr>
+        <w:pStyle w:val="Normal"/>
+        <w:bidi w:val="0"/>
+        <w:jc w:val="start"/>
+        <w:rPr>
+          <w:rFonts w:ascii="Liberation Serif" w:hAnsi="Liberation Serif"/>
+        </w:rPr>
+      </w:pPr>
+      <w:r>
+        <w:rPr>
+          <w:rFonts w:ascii="Liberation Serif" w:hAnsi="Liberation Serif"/>
+        </w:rPr>
+        <w:t xml:space="preserve">    </w:t>
+      </w:r>
+      <w:r>
+        <w:rPr>
+          <w:rFonts w:ascii="Liberation Serif" w:hAnsi="Liberation Serif"/>
+        </w:rPr>
+        <w:t>Spark Application UI</w:t>
+      </w:r>
+    </w:p>
+    <w:p>
+      <w:pPr>
+        <w:pStyle w:val="Normal"/>
+        <w:bidi w:val="0"/>
+        <w:jc w:val="start"/>
+        <w:rPr>
+          <w:rFonts w:ascii="Liberation Serif" w:hAnsi="Liberation Serif"/>
+        </w:rPr>
+      </w:pPr>
+      <w:r>
+        <w:rPr>
+          <w:rFonts w:ascii="Liberation Serif" w:hAnsi="Liberation Serif"/>
+        </w:rPr>
+        <w:t xml:space="preserve">    </w:t>
+      </w:r>
+      <w:r>
+        <w:rPr>
+          <w:rFonts w:ascii="Liberation Serif" w:hAnsi="Liberation Serif"/>
+        </w:rPr>
+        <w:t>Jobs, Stages, Tasks, SQL, Executors, Storage</w:t>
+      </w:r>
+    </w:p>
+    <w:p>
+      <w:pPr>
+        <w:pStyle w:val="Normal"/>
+        <w:bidi w:val="0"/>
+        <w:jc w:val="start"/>
+        <w:rPr>
+          <w:rFonts w:ascii="Liberation Serif" w:hAnsi="Liberation Serif"/>
+        </w:rPr>
+      </w:pPr>
+      <w:r>
+        <w:rPr>
+          <w:rFonts w:ascii="Liberation Serif" w:hAnsi="Liberation Serif"/>
+        </w:rPr>
+      </w:r>
+    </w:p>
+    <w:p>
+      <w:pPr>
+        <w:pStyle w:val="Normal"/>
+        <w:bidi w:val="0"/>
+        <w:jc w:val="start"/>
+        <w:rPr>
+          <w:rFonts w:ascii="Liberation Serif" w:hAnsi="Liberation Serif"/>
+        </w:rPr>
+      </w:pPr>
+      <w:r>
+        <w:rPr>
+          <w:rFonts w:ascii="Liberation Serif" w:hAnsi="Liberation Serif"/>
+        </w:rPr>
+        <w:t>http://localhost:8080</w:t>
+      </w:r>
+    </w:p>
+    <w:p>
+      <w:pPr>
+        <w:pStyle w:val="Normal"/>
+        <w:bidi w:val="0"/>
+        <w:jc w:val="start"/>
+        <w:rPr>
+          <w:rFonts w:ascii="Liberation Serif" w:hAnsi="Liberation Serif"/>
+        </w:rPr>
+      </w:pPr>
+      <w:r>
+        <w:rPr>
+          <w:rFonts w:ascii="Liberation Serif" w:hAnsi="Liberation Serif"/>
+        </w:rPr>
+        <w:t xml:space="preserve">    </w:t>
+      </w:r>
+      <w:r>
+        <w:rPr>
+          <w:rFonts w:ascii="Liberation Serif" w:hAnsi="Liberation Serif"/>
+        </w:rPr>
+        <w:t>Spark Master UI</w:t>
+      </w:r>
+    </w:p>
+    <w:p>
+      <w:pPr>
+        <w:pStyle w:val="Normal"/>
+        <w:bidi w:val="0"/>
+        <w:jc w:val="start"/>
+        <w:rPr>
+          <w:rFonts w:ascii="Liberation Serif" w:hAnsi="Liberation Serif"/>
+        </w:rPr>
+      </w:pPr>
+      <w:r>
+        <w:rPr>
+          <w:rFonts w:ascii="Liberation Serif" w:hAnsi="Liberation Serif"/>
+        </w:rPr>
+        <w:t xml:space="preserve">    </w:t>
+      </w:r>
+      <w:r>
+        <w:rPr>
+          <w:rFonts w:ascii="Liberation Serif" w:hAnsi="Liberation Serif"/>
+        </w:rPr>
+        <w:t>Workers, Memory, CPU, Applications</w:t>
+      </w:r>
+    </w:p>
+    <w:p>
+      <w:pPr>
+        <w:pStyle w:val="Normal"/>
+        <w:bidi w:val="0"/>
+        <w:jc w:val="start"/>
+        <w:rPr>
+          <w:rFonts w:ascii="Liberation Serif" w:hAnsi="Liberation Serif"/>
+        </w:rPr>
+      </w:pPr>
+      <w:r>
+        <w:rPr>
+          <w:rFonts w:ascii="Liberation Serif" w:hAnsi="Liberation Serif"/>
+        </w:rPr>
+      </w:r>
+    </w:p>
+    <w:p>
+      <w:pPr>
+        <w:pStyle w:val="Normal"/>
+        <w:bidi w:val="0"/>
+        <w:jc w:val="start"/>
+        <w:rPr>
+          <w:rFonts w:ascii="Liberation Serif" w:hAnsi="Liberation Serif"/>
+        </w:rPr>
+      </w:pPr>
+      <w:r>
+        <w:rPr>
+          <w:rFonts w:ascii="Liberation Serif" w:hAnsi="Liberation Serif"/>
+        </w:rPr>
+        <w:t>http://localhost:18080</w:t>
+      </w:r>
+    </w:p>
+    <w:p>
+      <w:pPr>
+        <w:pStyle w:val="Normal"/>
+        <w:bidi w:val="0"/>
+        <w:jc w:val="start"/>
+        <w:rPr>
+          <w:rFonts w:ascii="Liberation Serif" w:hAnsi="Liberation Serif"/>
+        </w:rPr>
+      </w:pPr>
+      <w:r>
+        <w:rPr>
+          <w:rFonts w:ascii="Liberation Serif" w:hAnsi="Liberation Serif"/>
+        </w:rPr>
+        <w:t xml:space="preserve">    </w:t>
+      </w:r>
+      <w:r>
+        <w:rPr>
+          <w:rFonts w:ascii="Liberation Serif" w:hAnsi="Liberation Serif"/>
+        </w:rPr>
+        <w:t>Spark History Server</w:t>
+      </w:r>
+    </w:p>
+    <w:p>
+      <w:pPr>
+        <w:pStyle w:val="Normal"/>
+        <w:bidi w:val="0"/>
+        <w:jc w:val="start"/>
+        <w:rPr>
+          <w:rFonts w:ascii="Liberation Serif" w:hAnsi="Liberation Serif"/>
+        </w:rPr>
+      </w:pPr>
+      <w:r>
+        <w:rPr>
+          <w:rFonts w:ascii="Liberation Serif" w:hAnsi="Liberation Serif"/>
+        </w:rPr>
+        <w:t xml:space="preserve">    </w:t>
+      </w:r>
+      <w:r>
+        <w:rPr>
+          <w:rFonts w:ascii="Liberation Serif" w:hAnsi="Liberation Serif"/>
+        </w:rPr>
+        <w:t>Completed Applications</w:t>
+      </w:r>
+    </w:p>
+    <w:p>
+      <w:pPr>
+        <w:pStyle w:val="Normal"/>
+        <w:bidi w:val="0"/>
+        <w:jc w:val="start"/>
+        <w:rPr>
+          <w:rFonts w:ascii="Liberation Serif" w:hAnsi="Liberation Serif"/>
+        </w:rPr>
+      </w:pPr>
+      <w:r>
+        <w:rPr>
+          <w:rFonts w:ascii="Liberation Serif" w:hAnsi="Liberation Serif"/>
+        </w:rPr>
+      </w:r>
+    </w:p>
+    <w:p>
+      <w:pPr>
+        <w:pStyle w:val="Normal"/>
+        <w:bidi w:val="0"/>
+        <w:jc w:val="start"/>
+        <w:rPr>
+          <w:rFonts w:ascii="Liberation Serif" w:hAnsi="Liberation Serif"/>
+        </w:rPr>
+      </w:pPr>
+      <w:r>
+        <w:rPr>
+          <w:rFonts w:ascii="Liberation Serif" w:hAnsi="Liberation Serif"/>
+        </w:rPr>
+      </w:r>
+    </w:p>
+    <w:p>
+      <w:pPr>
+        <w:pStyle w:val="Normal"/>
+        <w:bidi w:val="0"/>
+        <w:jc w:val="start"/>
+        <w:rPr>
+          <w:rFonts w:ascii="Liberation Serif" w:hAnsi="Liberation Serif"/>
+        </w:rPr>
+      </w:pPr>
+      <w:r>
+        <w:rPr>
+          <w:rFonts w:ascii="Liberation Serif" w:hAnsi="Liberation Serif"/>
+        </w:rPr>
+        <w:t>------------------------------------------------------------------------------</w:t>
+      </w:r>
+    </w:p>
+    <w:p>
+      <w:pPr>
+        <w:pStyle w:val="Normal"/>
+        <w:bidi w:val="0"/>
+        <w:jc w:val="start"/>
+        <w:rPr>
+          <w:rFonts w:ascii="Liberation Serif" w:hAnsi="Liberation Serif"/>
+        </w:rPr>
+      </w:pPr>
+      <w:r>
+        <w:rPr>
+          <w:rFonts w:ascii="Liberation Serif" w:hAnsi="Liberation Serif"/>
+        </w:rPr>
+        <w:t>21. COMPLETE WORKFLOW</w:t>
+      </w:r>
+    </w:p>
+    <w:p>
+      <w:pPr>
+        <w:pStyle w:val="Normal"/>
+        <w:bidi w:val="0"/>
+        <w:jc w:val="start"/>
+        <w:rPr>
+          <w:rFonts w:ascii="Liberation Serif" w:hAnsi="Liberation Serif"/>
+        </w:rPr>
+      </w:pPr>
+      <w:r>
+        <w:rPr>
+          <w:rFonts w:ascii="Liberation Serif" w:hAnsi="Liberation Serif"/>
+        </w:rPr>
+        <w:t>------------------------------------------------------------------------------</w:t>
+      </w:r>
+    </w:p>
+    <w:p>
+      <w:pPr>
+        <w:pStyle w:val="Normal"/>
+        <w:bidi w:val="0"/>
+        <w:jc w:val="start"/>
+        <w:rPr>
+          <w:rFonts w:ascii="Liberation Serif" w:hAnsi="Liberation Serif"/>
+        </w:rPr>
+      </w:pPr>
+      <w:r>
+        <w:rPr>
+          <w:rFonts w:ascii="Liberation Serif" w:hAnsi="Liberation Serif"/>
+        </w:rPr>
+      </w:r>
+    </w:p>
+    <w:p>
+      <w:pPr>
+        <w:pStyle w:val="Normal"/>
+        <w:bidi w:val="0"/>
+        <w:jc w:val="start"/>
+        <w:rPr>
+          <w:rFonts w:ascii="Liberation Serif" w:hAnsi="Liberation Serif"/>
+        </w:rPr>
+      </w:pPr>
+      <w:r>
+        <w:rPr>
+          <w:rFonts w:ascii="Liberation Serif" w:hAnsi="Liberation Serif"/>
+        </w:rPr>
+        <w:t>1. java -version</w:t>
+      </w:r>
+    </w:p>
+    <w:p>
+      <w:pPr>
+        <w:pStyle w:val="Normal"/>
+        <w:bidi w:val="0"/>
+        <w:jc w:val="start"/>
+        <w:rPr>
+          <w:rFonts w:ascii="Liberation Serif" w:hAnsi="Liberation Serif"/>
+        </w:rPr>
+      </w:pPr>
+      <w:r>
+        <w:rPr>
+          <w:rFonts w:ascii="Liberation Serif" w:hAnsi="Liberation Serif"/>
+        </w:rPr>
+      </w:r>
+    </w:p>
+    <w:p>
+      <w:pPr>
+        <w:pStyle w:val="Normal"/>
+        <w:bidi w:val="0"/>
+        <w:jc w:val="start"/>
+        <w:rPr>
+          <w:rFonts w:ascii="Liberation Serif" w:hAnsi="Liberation Serif"/>
+        </w:rPr>
+      </w:pPr>
+      <w:r>
+        <w:rPr>
+          <w:rFonts w:ascii="Liberation Serif" w:hAnsi="Liberation Serif"/>
+        </w:rPr>
+        <w:t>2. pyspark</w:t>
+      </w:r>
+    </w:p>
+    <w:p>
+      <w:pPr>
+        <w:pStyle w:val="Normal"/>
+        <w:bidi w:val="0"/>
+        <w:jc w:val="start"/>
+        <w:rPr>
+          <w:rFonts w:ascii="Liberation Serif" w:hAnsi="Liberation Serif"/>
+        </w:rPr>
+      </w:pPr>
+      <w:r>
+        <w:rPr>
+          <w:rFonts w:ascii="Liberation Serif" w:hAnsi="Liberation Serif"/>
+        </w:rPr>
+        <w:t xml:space="preserve">   </w:t>
+      </w:r>
+      <w:r>
+        <w:rPr>
+          <w:rFonts w:ascii="Liberation Serif" w:hAnsi="Liberation Serif"/>
+        </w:rPr>
+        <w:t>OR</w:t>
+      </w:r>
+    </w:p>
+    <w:p>
+      <w:pPr>
+        <w:pStyle w:val="Normal"/>
+        <w:bidi w:val="0"/>
+        <w:jc w:val="start"/>
+        <w:rPr>
+          <w:rFonts w:ascii="Liberation Serif" w:hAnsi="Liberation Serif"/>
+        </w:rPr>
+      </w:pPr>
+      <w:r>
+        <w:rPr>
+          <w:rFonts w:ascii="Liberation Serif" w:hAnsi="Liberation Serif"/>
+        </w:rPr>
+        <w:t xml:space="preserve">   </w:t>
+      </w:r>
+      <w:r>
+        <w:rPr>
+          <w:rFonts w:ascii="Liberation Serif" w:hAnsi="Liberation Serif"/>
+        </w:rPr>
+        <w:t>jupyter lab</w:t>
+      </w:r>
+    </w:p>
+    <w:p>
+      <w:pPr>
+        <w:pStyle w:val="Normal"/>
+        <w:bidi w:val="0"/>
+        <w:jc w:val="start"/>
+        <w:rPr>
+          <w:rFonts w:ascii="Liberation Serif" w:hAnsi="Liberation Serif"/>
+        </w:rPr>
+      </w:pPr>
+      <w:r>
+        <w:rPr>
+          <w:rFonts w:ascii="Liberation Serif" w:hAnsi="Liberation Serif"/>
+        </w:rPr>
+      </w:r>
+    </w:p>
+    <w:p>
+      <w:pPr>
+        <w:pStyle w:val="Normal"/>
+        <w:bidi w:val="0"/>
+        <w:jc w:val="start"/>
+        <w:rPr>
+          <w:rFonts w:ascii="Liberation Serif" w:hAnsi="Liberation Serif"/>
+        </w:rPr>
+      </w:pPr>
+      <w:r>
+        <w:rPr>
+          <w:rFonts w:ascii="Liberation Serif" w:hAnsi="Liberation Serif"/>
+        </w:rPr>
+        <w:t>3. Create SparkSession</w:t>
+      </w:r>
+    </w:p>
+    <w:p>
+      <w:pPr>
+        <w:pStyle w:val="Normal"/>
+        <w:bidi w:val="0"/>
+        <w:jc w:val="start"/>
+        <w:rPr>
+          <w:rFonts w:ascii="Liberation Serif" w:hAnsi="Liberation Serif"/>
+        </w:rPr>
+      </w:pPr>
+      <w:r>
+        <w:rPr>
+          <w:rFonts w:ascii="Liberation Serif" w:hAnsi="Liberation Serif"/>
+        </w:rPr>
+      </w:r>
+    </w:p>
+    <w:p>
+      <w:pPr>
+        <w:pStyle w:val="Normal"/>
+        <w:bidi w:val="0"/>
+        <w:jc w:val="start"/>
+        <w:rPr>
+          <w:rFonts w:ascii="Liberation Serif" w:hAnsi="Liberation Serif"/>
+        </w:rPr>
+      </w:pPr>
+      <w:r>
+        <w:rPr>
+          <w:rFonts w:ascii="Liberation Serif" w:hAnsi="Liberation Serif"/>
+        </w:rPr>
+        <w:t>4. Read Data</w:t>
+      </w:r>
+    </w:p>
+    <w:p>
+      <w:pPr>
+        <w:pStyle w:val="Normal"/>
+        <w:bidi w:val="0"/>
+        <w:jc w:val="start"/>
+        <w:rPr>
+          <w:rFonts w:ascii="Liberation Serif" w:hAnsi="Liberation Serif"/>
+        </w:rPr>
+      </w:pPr>
+      <w:r>
+        <w:rPr>
+          <w:rFonts w:ascii="Liberation Serif" w:hAnsi="Liberation Serif"/>
+        </w:rPr>
+      </w:r>
+    </w:p>
+    <w:p>
+      <w:pPr>
+        <w:pStyle w:val="Normal"/>
+        <w:bidi w:val="0"/>
+        <w:jc w:val="start"/>
+        <w:rPr>
+          <w:rFonts w:ascii="Liberation Serif" w:hAnsi="Liberation Serif"/>
+        </w:rPr>
+      </w:pPr>
+      <w:r>
+        <w:rPr>
+          <w:rFonts w:ascii="Liberation Serif" w:hAnsi="Liberation Serif"/>
+        </w:rPr>
+        <w:t>5. Transform Data</w:t>
+      </w:r>
+    </w:p>
+    <w:p>
+      <w:pPr>
+        <w:pStyle w:val="Normal"/>
+        <w:bidi w:val="0"/>
+        <w:jc w:val="start"/>
+        <w:rPr>
+          <w:rFonts w:ascii="Liberation Serif" w:hAnsi="Liberation Serif"/>
+        </w:rPr>
+      </w:pPr>
+      <w:r>
+        <w:rPr>
+          <w:rFonts w:ascii="Liberation Serif" w:hAnsi="Liberation Serif"/>
+        </w:rPr>
+      </w:r>
+    </w:p>
+    <w:p>
+      <w:pPr>
+        <w:pStyle w:val="Normal"/>
+        <w:bidi w:val="0"/>
+        <w:jc w:val="start"/>
+        <w:rPr>
+          <w:rFonts w:ascii="Liberation Serif" w:hAnsi="Liberation Serif"/>
+        </w:rPr>
+      </w:pPr>
+      <w:r>
+        <w:rPr>
+          <w:rFonts w:ascii="Liberation Serif" w:hAnsi="Liberation Serif"/>
+        </w:rPr>
+        <w:t>6. Perform Action</w:t>
+      </w:r>
+    </w:p>
+    <w:p>
+      <w:pPr>
+        <w:pStyle w:val="Normal"/>
+        <w:bidi w:val="0"/>
+        <w:jc w:val="start"/>
+        <w:rPr>
+          <w:rFonts w:ascii="Liberation Serif" w:hAnsi="Liberation Serif"/>
+        </w:rPr>
+      </w:pPr>
+      <w:r>
+        <w:rPr>
+          <w:rFonts w:ascii="Liberation Serif" w:hAnsi="Liberation Serif"/>
+        </w:rPr>
+      </w:r>
+    </w:p>
+    <w:p>
+      <w:pPr>
+        <w:pStyle w:val="Normal"/>
+        <w:bidi w:val="0"/>
+        <w:jc w:val="start"/>
+        <w:rPr>
+          <w:rFonts w:ascii="Liberation Serif" w:hAnsi="Liberation Serif"/>
+        </w:rPr>
+      </w:pPr>
+      <w:r>
+        <w:rPr>
+          <w:rFonts w:ascii="Liberation Serif" w:hAnsi="Liberation Serif"/>
+        </w:rPr>
+        <w:t>7. Open</w:t>
+      </w:r>
+    </w:p>
+    <w:p>
+      <w:pPr>
+        <w:pStyle w:val="Normal"/>
+        <w:bidi w:val="0"/>
+        <w:jc w:val="start"/>
+        <w:rPr>
+          <w:rFonts w:ascii="Liberation Serif" w:hAnsi="Liberation Serif"/>
+        </w:rPr>
+      </w:pPr>
+      <w:r>
+        <w:rPr>
+          <w:rFonts w:ascii="Liberation Serif" w:hAnsi="Liberation Serif"/>
+        </w:rPr>
+        <w:t xml:space="preserve">   </w:t>
+      </w:r>
+      <w:r>
+        <w:rPr>
+          <w:rFonts w:ascii="Liberation Serif" w:hAnsi="Liberation Serif"/>
+        </w:rPr>
+        <w:t>http://localhost:4040</w:t>
+      </w:r>
+    </w:p>
+    <w:p>
+      <w:pPr>
+        <w:pStyle w:val="Normal"/>
+        <w:bidi w:val="0"/>
+        <w:jc w:val="start"/>
+        <w:rPr>
+          <w:rFonts w:ascii="Liberation Serif" w:hAnsi="Liberation Serif"/>
+        </w:rPr>
+      </w:pPr>
+      <w:r>
+        <w:rPr>
+          <w:rFonts w:ascii="Liberation Serif" w:hAnsi="Liberation Serif"/>
+        </w:rPr>
+      </w:r>
+    </w:p>
+    <w:p>
+      <w:pPr>
+        <w:pStyle w:val="Normal"/>
+        <w:bidi w:val="0"/>
+        <w:jc w:val="start"/>
+        <w:rPr>
+          <w:rFonts w:ascii="Liberation Serif" w:hAnsi="Liberation Serif"/>
+        </w:rPr>
+      </w:pPr>
+      <w:r>
+        <w:rPr>
+          <w:rFonts w:ascii="Liberation Serif" w:hAnsi="Liberation Serif"/>
+        </w:rPr>
+        <w:t>8. Inspect</w:t>
+      </w:r>
+    </w:p>
+    <w:p>
+      <w:pPr>
+        <w:pStyle w:val="Normal"/>
+        <w:bidi w:val="0"/>
+        <w:jc w:val="start"/>
+        <w:rPr>
+          <w:rFonts w:ascii="Liberation Serif" w:hAnsi="Liberation Serif"/>
+        </w:rPr>
+      </w:pPr>
+      <w:r>
+        <w:rPr>
+          <w:rFonts w:ascii="Liberation Serif" w:hAnsi="Liberation Serif"/>
+        </w:rPr>
+        <w:t xml:space="preserve">   </w:t>
+      </w:r>
+      <w:r>
+        <w:rPr>
+          <w:rFonts w:ascii="Liberation Serif" w:hAnsi="Liberation Serif"/>
+        </w:rPr>
+        <w:t>Jobs</w:t>
+      </w:r>
+    </w:p>
+    <w:p>
+      <w:pPr>
+        <w:pStyle w:val="Normal"/>
+        <w:bidi w:val="0"/>
+        <w:jc w:val="start"/>
+        <w:rPr>
+          <w:rFonts w:ascii="Liberation Serif" w:hAnsi="Liberation Serif"/>
+        </w:rPr>
+      </w:pPr>
+      <w:r>
+        <w:rPr>
+          <w:rFonts w:ascii="Liberation Serif" w:hAnsi="Liberation Serif"/>
+        </w:rPr>
+        <w:t xml:space="preserve">   </w:t>
+      </w:r>
+      <w:r>
+        <w:rPr>
+          <w:rFonts w:ascii="Liberation Serif" w:hAnsi="Liberation Serif"/>
+        </w:rPr>
+        <w:t>Stages</w:t>
+      </w:r>
+    </w:p>
+    <w:p>
+      <w:pPr>
+        <w:pStyle w:val="Normal"/>
+        <w:bidi w:val="0"/>
+        <w:jc w:val="start"/>
+        <w:rPr>
+          <w:rFonts w:ascii="Liberation Serif" w:hAnsi="Liberation Serif"/>
+        </w:rPr>
+      </w:pPr>
+      <w:r>
+        <w:rPr>
+          <w:rFonts w:ascii="Liberation Serif" w:hAnsi="Liberation Serif"/>
+        </w:rPr>
+        <w:t xml:space="preserve">   </w:t>
+      </w:r>
+      <w:r>
+        <w:rPr>
+          <w:rFonts w:ascii="Liberation Serif" w:hAnsi="Liberation Serif"/>
+        </w:rPr>
+        <w:t>Tasks</w:t>
+      </w:r>
+    </w:p>
+    <w:p>
+      <w:pPr>
+        <w:pStyle w:val="Normal"/>
+        <w:bidi w:val="0"/>
+        <w:jc w:val="start"/>
+        <w:rPr>
+          <w:rFonts w:ascii="Liberation Serif" w:hAnsi="Liberation Serif"/>
+        </w:rPr>
+      </w:pPr>
+      <w:r>
+        <w:rPr>
+          <w:rFonts w:ascii="Liberation Serif" w:hAnsi="Liberation Serif"/>
+        </w:rPr>
+        <w:t xml:space="preserve">   </w:t>
+      </w:r>
+      <w:r>
+        <w:rPr>
+          <w:rFonts w:ascii="Liberation Serif" w:hAnsi="Liberation Serif"/>
+        </w:rPr>
+        <w:t>SQL</w:t>
+      </w:r>
+    </w:p>
+    <w:p>
+      <w:pPr>
+        <w:pStyle w:val="Normal"/>
+        <w:bidi w:val="0"/>
+        <w:jc w:val="start"/>
+        <w:rPr>
+          <w:rFonts w:ascii="Liberation Serif" w:hAnsi="Liberation Serif"/>
+        </w:rPr>
+      </w:pPr>
+      <w:r>
+        <w:rPr>
+          <w:rFonts w:ascii="Liberation Serif" w:hAnsi="Liberation Serif"/>
+        </w:rPr>
+        <w:t xml:space="preserve">   </w:t>
+      </w:r>
+      <w:r>
+        <w:rPr>
+          <w:rFonts w:ascii="Liberation Serif" w:hAnsi="Liberation Serif"/>
+        </w:rPr>
+        <w:t>Executors</w:t>
+      </w:r>
+    </w:p>
+    <w:p>
+      <w:pPr>
+        <w:pStyle w:val="Normal"/>
+        <w:bidi w:val="0"/>
+        <w:jc w:val="start"/>
+        <w:rPr>
+          <w:rFonts w:ascii="Liberation Serif" w:hAnsi="Liberation Serif"/>
+        </w:rPr>
+      </w:pPr>
+      <w:r>
+        <w:rPr>
+          <w:rFonts w:ascii="Liberation Serif" w:hAnsi="Liberation Serif"/>
+        </w:rPr>
+        <w:t xml:space="preserve">   </w:t>
+      </w:r>
+      <w:r>
+        <w:rPr>
+          <w:rFonts w:ascii="Liberation Serif" w:hAnsi="Liberation Serif"/>
+        </w:rPr>
+        <w:t>DAG</w:t>
+      </w:r>
+    </w:p>
+    <w:p>
+      <w:pPr>
+        <w:pStyle w:val="Normal"/>
+        <w:bidi w:val="0"/>
+        <w:jc w:val="start"/>
+        <w:rPr>
+          <w:rFonts w:ascii="Liberation Serif" w:hAnsi="Liberation Serif"/>
+        </w:rPr>
+      </w:pPr>
+      <w:r>
+        <w:rPr>
+          <w:rFonts w:ascii="Liberation Serif" w:hAnsi="Liberation Serif"/>
+        </w:rPr>
+      </w:r>
+    </w:p>
+    <w:p>
+      <w:pPr>
+        <w:pStyle w:val="Normal"/>
+        <w:bidi w:val="0"/>
+        <w:jc w:val="start"/>
+        <w:rPr>
+          <w:rFonts w:ascii="Liberation Serif" w:hAnsi="Liberation Serif"/>
+        </w:rPr>
+      </w:pPr>
+      <w:r>
+        <w:rPr>
+          <w:rFonts w:ascii="Liberation Serif" w:hAnsi="Liberation Serif"/>
+        </w:rPr>
+        <w:t>9. spark.stop()</w:t>
+      </w:r>
+    </w:p>
+    <w:p>
+      <w:pPr>
+        <w:pStyle w:val="Normal"/>
+        <w:bidi w:val="0"/>
+        <w:jc w:val="start"/>
+        <w:rPr>
+          <w:rFonts w:ascii="Liberation Serif" w:hAnsi="Liberation Serif"/>
+        </w:rPr>
+      </w:pPr>
+      <w:r>
+        <w:rPr>
+          <w:rFonts w:ascii="Liberation Serif" w:hAnsi="Liberation Serif"/>
+        </w:rPr>
+      </w:r>
+    </w:p>
+    <w:p>
+      <w:pPr>
+        <w:pStyle w:val="Normal"/>
+        <w:bidi w:val="0"/>
+        <w:jc w:val="start"/>
+        <w:rPr>
+          <w:rFonts w:ascii="Liberation Serif" w:hAnsi="Liberation Serif"/>
+        </w:rPr>
+      </w:pPr>
+      <w:r>
+        <w:rPr>
+          <w:rFonts w:ascii="Liberation Serif" w:hAnsi="Liberation Serif"/>
+        </w:rPr>
+        <w:t>10. Ctrl+C</w:t>
+      </w:r>
+    </w:p>
+    <w:p>
+      <w:pPr>
+        <w:pStyle w:val="Normal"/>
+        <w:bidi w:val="0"/>
+        <w:jc w:val="start"/>
+        <w:rPr>
+          <w:rFonts w:ascii="Liberation Serif" w:hAnsi="Liberation Serif"/>
+        </w:rPr>
+      </w:pPr>
+      <w:r>
+        <w:rPr>
+          <w:rFonts w:ascii="Liberation Serif" w:hAnsi="Liberation Serif"/>
+        </w:rPr>
+      </w:r>
+    </w:p>
+    <w:p>
+      <w:pPr>
+        <w:pStyle w:val="Normal"/>
+        <w:bidi w:val="0"/>
+        <w:jc w:val="start"/>
+        <w:rPr>
+          <w:rFonts w:ascii="Liberation Serif" w:hAnsi="Liberation Serif"/>
+        </w:rPr>
+      </w:pPr>
+      <w:r>
+        <w:rPr>
+          <w:rFonts w:ascii="Liberation Serif" w:hAnsi="Liberation Serif"/>
+        </w:rPr>
+        <w:t>================================================================================</w:t>
+      </w:r>
+    </w:p>
+    <w:p>
+      <w:pPr>
+        <w:pStyle w:val="Normal"/>
+        <w:bidi w:val="0"/>
+        <w:jc w:val="start"/>
+        <w:rPr>
+          <w:rFonts w:ascii="Liberation Serif" w:hAnsi="Liberation Serif"/>
+        </w:rPr>
+      </w:pPr>
+      <w:r>
+        <w:rPr>
+          <w:rFonts w:ascii="Liberation Serif" w:hAnsi="Liberation Serif"/>
+        </w:rPr>
+      </w:r>
+    </w:p>
+    <w:p>
+      <w:pPr>
+        <w:pStyle w:val="Normal"/>
+        <w:bidi w:val="0"/>
+        <w:jc w:val="start"/>
+        <w:rPr>
+          <w:rFonts w:ascii="Liberation Serif" w:hAnsi="Liberation Serif"/>
+        </w:rPr>
+      </w:pPr>
+      <w:r>
+        <w:rPr>
+          <w:rFonts w:ascii="Liberation Serif" w:hAnsi="Liberation Serif"/>
+        </w:rPr>
+      </w:r>
+    </w:p>
     <w:sectPr>
       <w:type w:val="nextPage"/>
       <w:pgSz w:w="11906" w:h="16838"/>
